--- a/QC_report/module-c-report-v2.3.docx
+++ b/QC_report/module-c-report-v2.3.docx
@@ -109,47 +109,300 @@
         <w:spacing w:after="100"/>
       </w:pPr>
       <w:r>
-        <w:t xml:space="preserve">The app has three sections, </w:t>
-      </w:r>
-      <w:r>
-        <w:rPr>
-          <w:b/>
-          <w:bCs/>
-        </w:rPr>
-        <w:t xml:space="preserve">Vocabulary</w:t>
-      </w:r>
-      <w:r>
-        <w:t xml:space="preserve">, </w:t>
-      </w:r>
-      <w:r>
-        <w:rPr>
-          <w:b/>
-          <w:bCs/>
-        </w:rPr>
-        <w:t xml:space="preserve">Reading</w:t>
-      </w:r>
-      <w:r>
-        <w:t xml:space="preserve"> and </w:t>
-      </w:r>
-      <w:r>
-        <w:rPr>
-          <w:b/>
-          <w:bCs/>
-        </w:rPr>
-        <w:t xml:space="preserve">Writing</w:t>
-      </w:r>
-      <w:r>
-        <w:t xml:space="preserve">, plus two </w:t>
-      </w:r>
-      <w:r>
-        <w:rPr>
-          <w:b/>
-          <w:bCs/>
-        </w:rPr>
-        <w:t xml:space="preserve">practice exams</w:t>
-      </w:r>
-      <w:r>
-        <w:t xml:space="preserve">. Lessons are called by short English names; section 7 shows each one's name in the app.</w:t>
+        <w:t xml:space="preserve">The app has three sections, plus two practice exams:</w:t>
+      </w:r>
+    </w:p>
+    <w:tbl>
+      <w:tblPr>
+        <w:bidiVisual w:val="0"/>
+        <w:tblW w:type="dxa" w:w="9360"/>
+        <w:tblBorders>
+          <w:top w:val="single" w:color="auto" w:sz="4"/>
+          <w:left w:val="single" w:color="auto" w:sz="4"/>
+          <w:bottom w:val="single" w:color="auto" w:sz="4"/>
+          <w:right w:val="single" w:color="auto" w:sz="4"/>
+          <w:insideH w:val="single" w:color="auto" w:sz="4"/>
+          <w:insideV w:val="single" w:color="auto" w:sz="4"/>
+        </w:tblBorders>
+      </w:tblPr>
+      <w:tblGrid>
+        <w:gridCol w:w="3228"/>
+        <w:gridCol w:w="6132"/>
+      </w:tblGrid>
+      <w:tr>
+        <w:trPr>
+          <w:tblHeader/>
+        </w:trPr>
+        <w:tc>
+          <w:tcPr>
+            <w:tcW w:type="dxa" w:w="3228"/>
+            <w:tcBorders>
+              <w:top w:val="single" w:color="BBBBBB" w:sz="4"/>
+              <w:left w:val="single" w:color="BBBBBB" w:sz="4"/>
+              <w:bottom w:val="single" w:color="BBBBBB" w:sz="4"/>
+              <w:right w:val="single" w:color="BBBBBB" w:sz="4"/>
+            </w:tcBorders>
+            <w:shd w:fill="E8EEF6" w:color="auto" w:val="clear"/>
+            <w:tcMar>
+              <w:top w:type="dxa" w:w="60"/>
+              <w:left w:type="dxa" w:w="90"/>
+              <w:bottom w:type="dxa" w:w="60"/>
+              <w:right w:type="dxa" w:w="90"/>
+            </w:tcMar>
+          </w:tcPr>
+          <w:p>
+            <w:pPr>
+              <w:bidi w:val="false"/>
+            </w:pPr>
+            <w:r>
+              <w:rPr>
+                <w:b/>
+                <w:bCs/>
+                <w:sz w:val="18"/>
+                <w:szCs w:val="18"/>
+              </w:rPr>
+              <w:t xml:space="preserve">Section</w:t>
+            </w:r>
+          </w:p>
+        </w:tc>
+        <w:tc>
+          <w:tcPr>
+            <w:tcW w:type="dxa" w:w="6132"/>
+            <w:tcBorders>
+              <w:top w:val="single" w:color="BBBBBB" w:sz="4"/>
+              <w:left w:val="single" w:color="BBBBBB" w:sz="4"/>
+              <w:bottom w:val="single" w:color="BBBBBB" w:sz="4"/>
+              <w:right w:val="single" w:color="BBBBBB" w:sz="4"/>
+            </w:tcBorders>
+            <w:shd w:fill="E8EEF6" w:color="auto" w:val="clear"/>
+            <w:tcMar>
+              <w:top w:type="dxa" w:w="60"/>
+              <w:left w:type="dxa" w:w="90"/>
+              <w:bottom w:type="dxa" w:w="60"/>
+              <w:right w:type="dxa" w:w="90"/>
+            </w:tcMar>
+          </w:tcPr>
+          <w:p>
+            <w:pPr>
+              <w:bidi w:val="false"/>
+            </w:pPr>
+            <w:r>
+              <w:rPr>
+                <w:b/>
+                <w:bCs/>
+                <w:sz w:val="18"/>
+                <w:szCs w:val="18"/>
+              </w:rPr>
+              <w:t xml:space="preserve">Name in the app</w:t>
+            </w:r>
+          </w:p>
+        </w:tc>
+      </w:tr>
+      <w:tr>
+        <w:trPr>
+          <w:tblHeader w:val="off"/>
+        </w:trPr>
+        <w:tc>
+          <w:tcPr>
+            <w:tcW w:type="dxa" w:w="3228"/>
+            <w:tcBorders>
+              <w:top w:val="single" w:color="BBBBBB" w:sz="4"/>
+              <w:left w:val="single" w:color="BBBBBB" w:sz="4"/>
+              <w:bottom w:val="single" w:color="BBBBBB" w:sz="4"/>
+              <w:right w:val="single" w:color="BBBBBB" w:sz="4"/>
+            </w:tcBorders>
+            <w:tcMar>
+              <w:top w:type="dxa" w:w="60"/>
+              <w:left w:type="dxa" w:w="90"/>
+              <w:bottom w:type="dxa" w:w="60"/>
+              <w:right w:type="dxa" w:w="90"/>
+            </w:tcMar>
+          </w:tcPr>
+          <w:p>
+            <w:pPr>
+              <w:bidi w:val="false"/>
+            </w:pPr>
+            <w:r>
+              <w:rPr>
+                <w:sz w:val="18"/>
+                <w:szCs w:val="18"/>
+              </w:rPr>
+              <w:t xml:space="preserve">Vocabulary</w:t>
+            </w:r>
+          </w:p>
+        </w:tc>
+        <w:tc>
+          <w:tcPr>
+            <w:tcW w:type="dxa" w:w="6132"/>
+            <w:tcBorders>
+              <w:top w:val="single" w:color="BBBBBB" w:sz="4"/>
+              <w:left w:val="single" w:color="BBBBBB" w:sz="4"/>
+              <w:bottom w:val="single" w:color="BBBBBB" w:sz="4"/>
+              <w:right w:val="single" w:color="BBBBBB" w:sz="4"/>
+            </w:tcBorders>
+            <w:tcMar>
+              <w:top w:type="dxa" w:w="60"/>
+              <w:left w:type="dxa" w:w="90"/>
+              <w:bottom w:type="dxa" w:w="60"/>
+              <w:right w:type="dxa" w:w="90"/>
+            </w:tcMar>
+          </w:tcPr>
+          <w:p>
+            <w:pPr>
+              <w:bidi/>
+            </w:pPr>
+            <w:r>
+              <w:rPr>
+                <w:sz w:val="18"/>
+                <w:szCs w:val="18"/>
+                <w:rtl/>
+              </w:rPr>
+              <w:t xml:space="preserve">חלק א׳ - אוצר מילים</w:t>
+            </w:r>
+          </w:p>
+        </w:tc>
+      </w:tr>
+      <w:tr>
+        <w:trPr>
+          <w:tblHeader w:val="off"/>
+        </w:trPr>
+        <w:tc>
+          <w:tcPr>
+            <w:tcW w:type="dxa" w:w="3228"/>
+            <w:tcBorders>
+              <w:top w:val="single" w:color="BBBBBB" w:sz="4"/>
+              <w:left w:val="single" w:color="BBBBBB" w:sz="4"/>
+              <w:bottom w:val="single" w:color="BBBBBB" w:sz="4"/>
+              <w:right w:val="single" w:color="BBBBBB" w:sz="4"/>
+            </w:tcBorders>
+            <w:tcMar>
+              <w:top w:type="dxa" w:w="60"/>
+              <w:left w:type="dxa" w:w="90"/>
+              <w:bottom w:type="dxa" w:w="60"/>
+              <w:right w:type="dxa" w:w="90"/>
+            </w:tcMar>
+          </w:tcPr>
+          <w:p>
+            <w:pPr>
+              <w:bidi w:val="false"/>
+            </w:pPr>
+            <w:r>
+              <w:rPr>
+                <w:sz w:val="18"/>
+                <w:szCs w:val="18"/>
+              </w:rPr>
+              <w:t xml:space="preserve">Reading</w:t>
+            </w:r>
+          </w:p>
+        </w:tc>
+        <w:tc>
+          <w:tcPr>
+            <w:tcW w:type="dxa" w:w="6132"/>
+            <w:tcBorders>
+              <w:top w:val="single" w:color="BBBBBB" w:sz="4"/>
+              <w:left w:val="single" w:color="BBBBBB" w:sz="4"/>
+              <w:bottom w:val="single" w:color="BBBBBB" w:sz="4"/>
+              <w:right w:val="single" w:color="BBBBBB" w:sz="4"/>
+            </w:tcBorders>
+            <w:tcMar>
+              <w:top w:type="dxa" w:w="60"/>
+              <w:left w:type="dxa" w:w="90"/>
+              <w:bottom w:type="dxa" w:w="60"/>
+              <w:right w:type="dxa" w:w="90"/>
+            </w:tcMar>
+          </w:tcPr>
+          <w:p>
+            <w:pPr>
+              <w:bidi/>
+            </w:pPr>
+            <w:r>
+              <w:rPr>
+                <w:sz w:val="18"/>
+                <w:szCs w:val="18"/>
+                <w:rtl/>
+              </w:rPr>
+              <w:t xml:space="preserve">חלק ב׳ - הבנת הנקרא</w:t>
+            </w:r>
+          </w:p>
+        </w:tc>
+      </w:tr>
+      <w:tr>
+        <w:trPr>
+          <w:tblHeader w:val="off"/>
+        </w:trPr>
+        <w:tc>
+          <w:tcPr>
+            <w:tcW w:type="dxa" w:w="3228"/>
+            <w:tcBorders>
+              <w:top w:val="single" w:color="BBBBBB" w:sz="4"/>
+              <w:left w:val="single" w:color="BBBBBB" w:sz="4"/>
+              <w:bottom w:val="single" w:color="BBBBBB" w:sz="4"/>
+              <w:right w:val="single" w:color="BBBBBB" w:sz="4"/>
+            </w:tcBorders>
+            <w:tcMar>
+              <w:top w:type="dxa" w:w="60"/>
+              <w:left w:type="dxa" w:w="90"/>
+              <w:bottom w:type="dxa" w:w="60"/>
+              <w:right w:type="dxa" w:w="90"/>
+            </w:tcMar>
+          </w:tcPr>
+          <w:p>
+            <w:pPr>
+              <w:bidi w:val="false"/>
+            </w:pPr>
+            <w:r>
+              <w:rPr>
+                <w:sz w:val="18"/>
+                <w:szCs w:val="18"/>
+              </w:rPr>
+              <w:t xml:space="preserve">Writing</w:t>
+            </w:r>
+          </w:p>
+        </w:tc>
+        <w:tc>
+          <w:tcPr>
+            <w:tcW w:type="dxa" w:w="6132"/>
+            <w:tcBorders>
+              <w:top w:val="single" w:color="BBBBBB" w:sz="4"/>
+              <w:left w:val="single" w:color="BBBBBB" w:sz="4"/>
+              <w:bottom w:val="single" w:color="BBBBBB" w:sz="4"/>
+              <w:right w:val="single" w:color="BBBBBB" w:sz="4"/>
+            </w:tcBorders>
+            <w:tcMar>
+              <w:top w:type="dxa" w:w="60"/>
+              <w:left w:type="dxa" w:w="90"/>
+              <w:bottom w:type="dxa" w:w="60"/>
+              <w:right w:type="dxa" w:w="90"/>
+            </w:tcMar>
+          </w:tcPr>
+          <w:p>
+            <w:pPr>
+              <w:bidi/>
+            </w:pPr>
+            <w:r>
+              <w:rPr>
+                <w:sz w:val="18"/>
+                <w:szCs w:val="18"/>
+                <w:rtl/>
+              </w:rPr>
+              <w:t xml:space="preserve">חלק ג׳ - כתיבה</w:t>
+            </w:r>
+          </w:p>
+        </w:tc>
+      </w:tr>
+    </w:tbl>
+    <w:p>
+      <w:pPr>
+        <w:spacing w:after="80"/>
+      </w:pPr>
+    </w:p>
+    <w:p>
+      <w:pPr>
+        <w:bidi w:val="false"/>
+        <w:spacing w:after="100"/>
+      </w:pPr>
+      <w:r>
+        <w:t xml:space="preserve">Lesson and exam names are written exactly as they appear in the app, each on its own line.</w:t>
       </w:r>
     </w:p>
     <w:p>
@@ -263,19 +516,6 @@
           <w:sz w:val="22"/>
           <w:szCs w:val="22"/>
         </w:rPr>
-        <w:t xml:space="preserve">7. Where to find things</w:t>
-      </w:r>
-    </w:p>
-    <w:p>
-      <w:pPr>
-        <w:spacing w:after="60"/>
-        <w:ind w:left="240"/>
-      </w:pPr>
-      <w:r>
-        <w:rPr>
-          <w:sz w:val="22"/>
-          <w:szCs w:val="22"/>
-        </w:rPr>
         <w:t xml:space="preserve">Part 2: History (the past)</w:t>
       </w:r>
     </w:p>
@@ -368,6 +608,9 @@
           <w:bCs/>
         </w:rPr>
         <w:t xml:space="preserve">where it is in the app today · an example · what to do with it.</w:t>
+      </w:r>
+      <w:r>
+        <w:t xml:space="preserve"> Lesson names are shown exactly as they appear in the app, each on its own line.</w:t>
       </w:r>
     </w:p>
     <w:p>
@@ -401,47 +644,90 @@
         <w:t xml:space="preserve">Where:</w:t>
       </w:r>
       <w:r>
-        <w:t xml:space="preserve"> Reading → the first four lessons: </w:t>
-      </w:r>
-      <w:r>
-        <w:rPr>
-          <w:b/>
-          <w:bCs/>
-        </w:rPr>
-        <w:t xml:space="preserve">Search, don't read</w:t>
-      </w:r>
-      <w:r>
-        <w:t xml:space="preserve">, </w:t>
-      </w:r>
-      <w:r>
-        <w:rPr>
-          <w:b/>
-          <w:bCs/>
-        </w:rPr>
-        <w:t xml:space="preserve">The road map</w:t>
-      </w:r>
-      <w:r>
-        <w:t xml:space="preserve">, </w:t>
-      </w:r>
-      <w:r>
-        <w:rPr>
-          <w:b/>
-          <w:bCs/>
-        </w:rPr>
-        <w:t xml:space="preserve">The traffic light</w:t>
-      </w:r>
-      <w:r>
-        <w:t xml:space="preserve">, </w:t>
-      </w:r>
-      <w:r>
-        <w:rPr>
-          <w:b/>
-          <w:bCs/>
-        </w:rPr>
-        <w:t xml:space="preserve">P1: finding the answer</w:t>
-      </w:r>
-      <w:r>
-        <w:t xml:space="preserve">.</w:t>
+        <w:t xml:space="preserve"> Reading, the first four lessons:</w:t>
+      </w:r>
+    </w:p>
+    <w:p>
+      <w:pPr>
+        <w:pStyle w:val="ListParagraph"/>
+        <w:numPr>
+          <w:ilvl w:val="1"/>
+          <w:numId w:val="2"/>
+        </w:numPr>
+        <w:bidi w:val="false"/>
+        <w:spacing w:after="60"/>
+      </w:pPr>
+      <w:r>
+        <w:rPr>
+          <w:b/>
+          <w:bCs/>
+          <w:rtl/>
+        </w:rPr>
+        <w:t xml:space="preserve">אני מחפש, לא קורא</w:t>
+      </w:r>
+    </w:p>
+    <w:p>
+      <w:pPr>
+        <w:pStyle w:val="ListParagraph"/>
+        <w:numPr>
+          <w:ilvl w:val="1"/>
+          <w:numId w:val="2"/>
+        </w:numPr>
+        <w:bidi w:val="false"/>
+        <w:spacing w:after="60"/>
+      </w:pPr>
+      <w:r>
+        <w:rPr>
+          <w:b/>
+          <w:bCs/>
+          <w:rtl/>
+        </w:rPr>
+        <w:t xml:space="preserve">מפת הדרכים</w:t>
+      </w:r>
+    </w:p>
+    <w:p>
+      <w:pPr>
+        <w:pStyle w:val="ListParagraph"/>
+        <w:numPr>
+          <w:ilvl w:val="1"/>
+          <w:numId w:val="2"/>
+        </w:numPr>
+        <w:bidi w:val="false"/>
+        <w:spacing w:after="60"/>
+      </w:pPr>
+      <w:r>
+        <w:rPr>
+          <w:b/>
+          <w:bCs/>
+          <w:rtl/>
+        </w:rPr>
+        <w:t xml:space="preserve">שיטת הרמזור</w:t>
+      </w:r>
+    </w:p>
+    <w:p>
+      <w:pPr>
+        <w:pStyle w:val="ListParagraph"/>
+        <w:numPr>
+          <w:ilvl w:val="1"/>
+          <w:numId w:val="2"/>
+        </w:numPr>
+        <w:bidi w:val="false"/>
+        <w:spacing w:after="60"/>
+      </w:pPr>
+      <w:r>
+        <w:rPr>
+          <w:b/>
+          <w:bCs/>
+        </w:rPr>
+        <w:t xml:space="preserve">P1 - </w:t>
+      </w:r>
+      <w:r>
+        <w:rPr>
+          <w:b/>
+          <w:bCs/>
+          <w:rtl/>
+        </w:rPr>
+        <w:t xml:space="preserve">ניווט בטקסט</w:t>
       </w:r>
     </w:p>
     <w:p>
@@ -517,17 +803,26 @@
         <w:t xml:space="preserve">Where:</w:t>
       </w:r>
       <w:r>
-        <w:t xml:space="preserve"> Reading → </w:t>
-      </w:r>
-      <w:r>
-        <w:rPr>
-          <w:b/>
-          <w:bCs/>
-        </w:rPr>
-        <w:t xml:space="preserve">The traffic light</w:t>
-      </w:r>
-      <w:r>
-        <w:t xml:space="preserve">, and it comes back in the later reading lessons before each question.</w:t>
+        <w:t xml:space="preserve"> Reading, this lesson, and it comes back in the later reading lessons before each question:</w:t>
+      </w:r>
+    </w:p>
+    <w:p>
+      <w:pPr>
+        <w:pStyle w:val="ListParagraph"/>
+        <w:numPr>
+          <w:ilvl w:val="1"/>
+          <w:numId w:val="2"/>
+        </w:numPr>
+        <w:bidi w:val="false"/>
+        <w:spacing w:after="60"/>
+      </w:pPr>
+      <w:r>
+        <w:rPr>
+          <w:b/>
+          <w:bCs/>
+          <w:rtl/>
+        </w:rPr>
+        <w:t xml:space="preserve">שיטת הרמזור</w:t>
       </w:r>
     </w:p>
     <w:p>
@@ -623,27 +918,45 @@
         <w:t xml:space="preserve">Where:</w:t>
       </w:r>
       <w:r>
-        <w:t xml:space="preserve"> Vocabulary → </w:t>
-      </w:r>
-      <w:r>
-        <w:rPr>
-          <w:b/>
-          <w:bCs/>
-        </w:rPr>
-        <w:t xml:space="preserve">Question words 1</w:t>
-      </w:r>
-      <w:r>
-        <w:t xml:space="preserve"> and </w:t>
-      </w:r>
-      <w:r>
-        <w:rPr>
-          <w:b/>
-          <w:bCs/>
-        </w:rPr>
-        <w:t xml:space="preserve">Question words 2</w:t>
-      </w:r>
-      <w:r>
-        <w:t xml:space="preserve">.</w:t>
+        <w:t xml:space="preserve"> Vocabulary, these two lessons:</w:t>
+      </w:r>
+    </w:p>
+    <w:p>
+      <w:pPr>
+        <w:pStyle w:val="ListParagraph"/>
+        <w:numPr>
+          <w:ilvl w:val="1"/>
+          <w:numId w:val="2"/>
+        </w:numPr>
+        <w:bidi w:val="false"/>
+        <w:spacing w:after="60"/>
+      </w:pPr>
+      <w:r>
+        <w:rPr>
+          <w:b/>
+          <w:bCs/>
+          <w:rtl/>
+        </w:rPr>
+        <w:t xml:space="preserve">מילות שאלה: איפה ומה</w:t>
+      </w:r>
+    </w:p>
+    <w:p>
+      <w:pPr>
+        <w:pStyle w:val="ListParagraph"/>
+        <w:numPr>
+          <w:ilvl w:val="1"/>
+          <w:numId w:val="2"/>
+        </w:numPr>
+        <w:bidi w:val="false"/>
+        <w:spacing w:after="60"/>
+      </w:pPr>
+      <w:r>
+        <w:rPr>
+          <w:b/>
+          <w:bCs/>
+          <w:rtl/>
+        </w:rPr>
+        <w:t xml:space="preserve">מילות שאלה: איך עונים</w:t>
       </w:r>
     </w:p>
     <w:p>
@@ -719,17 +1032,26 @@
         <w:t xml:space="preserve">Where:</w:t>
       </w:r>
       <w:r>
-        <w:t xml:space="preserve"> Vocabulary → the six content-word lessons (the best one is </w:t>
-      </w:r>
-      <w:r>
-        <w:rPr>
-          <w:b/>
-          <w:bCs/>
-        </w:rPr>
-        <w:t xml:space="preserve">Content words: social responsibility</w:t>
-      </w:r>
-      <w:r>
-        <w:t xml:space="preserve">).</w:t>
+        <w:t xml:space="preserve"> Vocabulary, the six content-word lessons. The best one is:</w:t>
+      </w:r>
+    </w:p>
+    <w:p>
+      <w:pPr>
+        <w:pStyle w:val="ListParagraph"/>
+        <w:numPr>
+          <w:ilvl w:val="1"/>
+          <w:numId w:val="2"/>
+        </w:numPr>
+        <w:bidi w:val="false"/>
+        <w:spacing w:after="60"/>
+      </w:pPr>
+      <w:r>
+        <w:rPr>
+          <w:b/>
+          <w:bCs/>
+          <w:rtl/>
+        </w:rPr>
+        <w:t xml:space="preserve">מילות תוכן: אחריות חברתית</w:t>
       </w:r>
     </w:p>
     <w:p>
@@ -815,17 +1137,26 @@
         <w:t xml:space="preserve">Where:</w:t>
       </w:r>
       <w:r>
-        <w:t xml:space="preserve"> Vocabulary → the review round at the end of every lesson, and </w:t>
-      </w:r>
-      <w:r>
-        <w:rPr>
-          <w:b/>
-          <w:bCs/>
-        </w:rPr>
-        <w:t xml:space="preserve">Vocabulary final test</w:t>
-      </w:r>
-      <w:r>
-        <w:t xml:space="preserve">.</w:t>
+        <w:t xml:space="preserve"> Vocabulary, the review round at the end of every lesson, and the final test:</w:t>
+      </w:r>
+    </w:p>
+    <w:p>
+      <w:pPr>
+        <w:pStyle w:val="ListParagraph"/>
+        <w:numPr>
+          <w:ilvl w:val="1"/>
+          <w:numId w:val="2"/>
+        </w:numPr>
+        <w:bidi w:val="false"/>
+        <w:spacing w:after="60"/>
+      </w:pPr>
+      <w:r>
+        <w:rPr>
+          <w:b/>
+          <w:bCs/>
+          <w:rtl/>
+        </w:rPr>
+        <w:t xml:space="preserve">מבחן סיכום - אוצר מילים</w:t>
       </w:r>
     </w:p>
     <w:p>
@@ -846,7 +1177,24 @@
         <w:t xml:space="preserve">Example:</w:t>
       </w:r>
       <w:r>
-        <w:t xml:space="preserve"> the app says "residents", the student types it, and its Hebrew meaning is shown as a hint. Copying the word from the screen is still there for weaker students.</w:t>
+        <w:t xml:space="preserve"> the app says "residents", the student types it, and its Hebrew meaning is shown as a hint:</w:t>
+      </w:r>
+    </w:p>
+    <w:p>
+      <w:pPr>
+        <w:pStyle w:val="ListParagraph"/>
+        <w:numPr>
+          <w:ilvl w:val="1"/>
+          <w:numId w:val="2"/>
+        </w:numPr>
+        <w:bidi w:val="false"/>
+        <w:spacing w:after="60"/>
+      </w:pPr>
+      <w:r>
+        <w:rPr>
+          <w:rtl/>
+        </w:rPr>
+        <w:t xml:space="preserve">תושבים</w:t>
       </w:r>
     </w:p>
     <w:p>
@@ -867,7 +1215,7 @@
         <w:t xml:space="preserve">What to do:</w:t>
       </w:r>
       <w:r>
-        <w:t xml:space="preserve"> check on an iPhone and an Android phone that the voice plays and is clear.</w:t>
+        <w:t xml:space="preserve"> check on an iPhone and an Android phone that the voice plays and is clear. Copying the word from the screen stays, for weaker students.</w:t>
       </w:r>
     </w:p>
     <w:p>
@@ -901,47 +1249,111 @@
         <w:t xml:space="preserve">Where:</w:t>
       </w:r>
       <w:r>
-        <w:t xml:space="preserve"> Reading → </w:t>
-      </w:r>
-      <w:r>
-        <w:rPr>
-          <w:b/>
-          <w:bCs/>
-        </w:rPr>
-        <w:t xml:space="preserve">NOT (marking)</w:t>
-      </w:r>
-      <w:r>
-        <w:t xml:space="preserve"> + </w:t>
-      </w:r>
-      <w:r>
-        <w:rPr>
-          <w:b/>
-          <w:bCs/>
-        </w:rPr>
-        <w:t xml:space="preserve">NOT (questions)</w:t>
-      </w:r>
-      <w:r>
-        <w:t xml:space="preserve">, and </w:t>
-      </w:r>
-      <w:r>
-        <w:rPr>
-          <w:b/>
-          <w:bCs/>
-        </w:rPr>
-        <w:t xml:space="preserve">However / but (marking)</w:t>
-      </w:r>
-      <w:r>
-        <w:t xml:space="preserve"> + </w:t>
-      </w:r>
-      <w:r>
-        <w:rPr>
-          <w:b/>
-          <w:bCs/>
-        </w:rPr>
-        <w:t xml:space="preserve">However / but (questions)</w:t>
-      </w:r>
-      <w:r>
-        <w:t xml:space="preserve">.</w:t>
+        <w:t xml:space="preserve"> Reading, these four lessons:</w:t>
+      </w:r>
+    </w:p>
+    <w:p>
+      <w:pPr>
+        <w:pStyle w:val="ListParagraph"/>
+        <w:numPr>
+          <w:ilvl w:val="1"/>
+          <w:numId w:val="2"/>
+        </w:numPr>
+        <w:bidi w:val="false"/>
+        <w:spacing w:after="60"/>
+      </w:pPr>
+      <w:r>
+        <w:rPr>
+          <w:b/>
+          <w:bCs/>
+        </w:rPr>
+        <w:t xml:space="preserve">NOT - </w:t>
+      </w:r>
+      <w:r>
+        <w:rPr>
+          <w:b/>
+          <w:bCs/>
+          <w:rtl/>
+        </w:rPr>
+        <w:t xml:space="preserve">המילה הכי מסוכנת</w:t>
+      </w:r>
+    </w:p>
+    <w:p>
+      <w:pPr>
+        <w:pStyle w:val="ListParagraph"/>
+        <w:numPr>
+          <w:ilvl w:val="1"/>
+          <w:numId w:val="2"/>
+        </w:numPr>
+        <w:bidi w:val="false"/>
+        <w:spacing w:after="60"/>
+      </w:pPr>
+      <w:r>
+        <w:rPr>
+          <w:b/>
+          <w:bCs/>
+        </w:rPr>
+        <w:t xml:space="preserve">NOT - </w:t>
+      </w:r>
+      <w:r>
+        <w:rPr>
+          <w:b/>
+          <w:bCs/>
+          <w:rtl/>
+        </w:rPr>
+        <w:t xml:space="preserve">תרגול שאלות</w:t>
+      </w:r>
+    </w:p>
+    <w:p>
+      <w:pPr>
+        <w:pStyle w:val="ListParagraph"/>
+        <w:numPr>
+          <w:ilvl w:val="1"/>
+          <w:numId w:val="2"/>
+        </w:numPr>
+        <w:bidi w:val="false"/>
+        <w:spacing w:after="60"/>
+      </w:pPr>
+      <w:r>
+        <w:rPr>
+          <w:b/>
+          <w:bCs/>
+        </w:rPr>
+        <w:t xml:space="preserve">however / but - </w:t>
+      </w:r>
+      <w:r>
+        <w:rPr>
+          <w:b/>
+          <w:bCs/>
+          <w:rtl/>
+        </w:rPr>
+        <w:t xml:space="preserve">סימון בטקסט</w:t>
+      </w:r>
+    </w:p>
+    <w:p>
+      <w:pPr>
+        <w:pStyle w:val="ListParagraph"/>
+        <w:numPr>
+          <w:ilvl w:val="1"/>
+          <w:numId w:val="2"/>
+        </w:numPr>
+        <w:bidi w:val="false"/>
+        <w:spacing w:after="60"/>
+      </w:pPr>
+      <w:r>
+        <w:rPr>
+          <w:b/>
+          <w:bCs/>
+        </w:rPr>
+        <w:t xml:space="preserve">however / but - </w:t>
+      </w:r>
+      <w:r>
+        <w:rPr>
+          <w:b/>
+          <w:bCs/>
+          <w:rtl/>
+        </w:rPr>
+        <w:t xml:space="preserve">כמו במבחן</w:t>
       </w:r>
     </w:p>
     <w:p>
@@ -1017,27 +1429,59 @@
         <w:t xml:space="preserve">Where:</w:t>
       </w:r>
       <w:r>
-        <w:t xml:space="preserve"> Writing → the seven skill lessons, from </w:t>
-      </w:r>
-      <w:r>
-        <w:rPr>
-          <w:b/>
-          <w:bCs/>
-        </w:rPr>
-        <w:t xml:space="preserve">Yes or no</w:t>
-      </w:r>
-      <w:r>
-        <w:t xml:space="preserve"> to </w:t>
-      </w:r>
-      <w:r>
-        <w:rPr>
-          <w:b/>
-          <w:bCs/>
-        </w:rPr>
-        <w:t xml:space="preserve">70-90 words</w:t>
-      </w:r>
-      <w:r>
-        <w:t xml:space="preserve">.</w:t>
+        <w:t xml:space="preserve"> Writing, the seven skill lessons, from the first to the last:</w:t>
+      </w:r>
+    </w:p>
+    <w:p>
+      <w:pPr>
+        <w:pStyle w:val="ListParagraph"/>
+        <w:numPr>
+          <w:ilvl w:val="1"/>
+          <w:numId w:val="2"/>
+        </w:numPr>
+        <w:bidi w:val="false"/>
+        <w:spacing w:after="60"/>
+      </w:pPr>
+      <w:r>
+        <w:rPr>
+          <w:b/>
+          <w:bCs/>
+        </w:rPr>
+        <w:t xml:space="preserve">YES or NO - </w:t>
+      </w:r>
+      <w:r>
+        <w:rPr>
+          <w:b/>
+          <w:bCs/>
+          <w:rtl/>
+        </w:rPr>
+        <w:t xml:space="preserve">לומר עמדה</w:t>
+      </w:r>
+    </w:p>
+    <w:p>
+      <w:pPr>
+        <w:pStyle w:val="ListParagraph"/>
+        <w:numPr>
+          <w:ilvl w:val="1"/>
+          <w:numId w:val="2"/>
+        </w:numPr>
+        <w:bidi w:val="false"/>
+        <w:spacing w:after="60"/>
+      </w:pPr>
+      <w:r>
+        <w:rPr>
+          <w:b/>
+          <w:bCs/>
+        </w:rPr>
+        <w:t xml:space="preserve">70-90 </w:t>
+      </w:r>
+      <w:r>
+        <w:rPr>
+          <w:b/>
+          <w:bCs/>
+          <w:rtl/>
+        </w:rPr>
+        <w:t xml:space="preserve">מילים - לספור</w:t>
       </w:r>
     </w:p>
     <w:p>
@@ -1133,27 +1577,45 @@
         <w:t xml:space="preserve">Where:</w:t>
       </w:r>
       <w:r>
-        <w:t xml:space="preserve"> the two practice exams, the </w:t>
-      </w:r>
-      <w:r>
-        <w:rPr>
-          <w:b/>
-          <w:bCs/>
-        </w:rPr>
-        <w:t xml:space="preserve">Smart Glasses exam</w:t>
-      </w:r>
-      <w:r>
-        <w:t xml:space="preserve"> and the </w:t>
-      </w:r>
-      <w:r>
-        <w:rPr>
-          <w:b/>
-          <w:bCs/>
-        </w:rPr>
-        <w:t xml:space="preserve">Animal Friendships exam</w:t>
-      </w:r>
-      <w:r>
-        <w:t xml:space="preserve">.</w:t>
+        <w:t xml:space="preserve"> the two practice exams:</w:t>
+      </w:r>
+    </w:p>
+    <w:p>
+      <w:pPr>
+        <w:pStyle w:val="ListParagraph"/>
+        <w:numPr>
+          <w:ilvl w:val="1"/>
+          <w:numId w:val="2"/>
+        </w:numPr>
+        <w:bidi w:val="false"/>
+        <w:spacing w:after="60"/>
+      </w:pPr>
+      <w:r>
+        <w:rPr>
+          <w:b/>
+          <w:bCs/>
+          <w:rtl/>
+        </w:rPr>
+        <w:t xml:space="preserve">משקפיים חכמות שעוזרות לעיוורים לראות</w:t>
+      </w:r>
+    </w:p>
+    <w:p>
+      <w:pPr>
+        <w:pStyle w:val="ListParagraph"/>
+        <w:numPr>
+          <w:ilvl w:val="1"/>
+          <w:numId w:val="2"/>
+        </w:numPr>
+        <w:bidi w:val="false"/>
+        <w:spacing w:after="60"/>
+      </w:pPr>
+      <w:r>
+        <w:rPr>
+          <w:b/>
+          <w:bCs/>
+          <w:rtl/>
+        </w:rPr>
+        <w:t xml:space="preserve">ידידות יוצאות דופן בין בעלי חיים</w:t>
       </w:r>
     </w:p>
     <w:p>
@@ -1253,27 +1715,45 @@
         <w:t xml:space="preserve">Where:</w:t>
       </w:r>
       <w:r>
-        <w:t xml:space="preserve"> both practice exams, the </w:t>
-      </w:r>
-      <w:r>
-        <w:rPr>
-          <w:b/>
-          <w:bCs/>
-        </w:rPr>
-        <w:t xml:space="preserve">Smart Glasses exam</w:t>
-      </w:r>
-      <w:r>
-        <w:t xml:space="preserve"> and the </w:t>
-      </w:r>
-      <w:r>
-        <w:rPr>
-          <w:b/>
-          <w:bCs/>
-        </w:rPr>
-        <w:t xml:space="preserve">Animal Friendships exam</w:t>
-      </w:r>
-      <w:r>
-        <w:t xml:space="preserve">: the results screen, and the exam's opening page.</w:t>
+        <w:t xml:space="preserve"> the results screen and the opening page of both practice exams:</w:t>
+      </w:r>
+    </w:p>
+    <w:p>
+      <w:pPr>
+        <w:pStyle w:val="ListParagraph"/>
+        <w:numPr>
+          <w:ilvl w:val="1"/>
+          <w:numId w:val="2"/>
+        </w:numPr>
+        <w:bidi w:val="false"/>
+        <w:spacing w:after="60"/>
+      </w:pPr>
+      <w:r>
+        <w:rPr>
+          <w:b/>
+          <w:bCs/>
+          <w:rtl/>
+        </w:rPr>
+        <w:t xml:space="preserve">משקפיים חכמות שעוזרות לעיוורים לראות</w:t>
+      </w:r>
+    </w:p>
+    <w:p>
+      <w:pPr>
+        <w:pStyle w:val="ListParagraph"/>
+        <w:numPr>
+          <w:ilvl w:val="1"/>
+          <w:numId w:val="2"/>
+        </w:numPr>
+        <w:bidi w:val="false"/>
+        <w:spacing w:after="60"/>
+      </w:pPr>
+      <w:r>
+        <w:rPr>
+          <w:b/>
+          <w:bCs/>
+          <w:rtl/>
+        </w:rPr>
+        <w:t xml:space="preserve">ידידות יוצאות דופן בין בעלי חיים</w:t>
       </w:r>
     </w:p>
     <w:p>
@@ -1356,7 +1836,30 @@
           <w:i/>
           <w:iCs/>
         </w:rPr>
-        <w:t xml:space="preserve">Where and example:</w:t>
+        <w:t xml:space="preserve">Two right answers.</w:t>
+      </w:r>
+      <w:r>
+        <w:t xml:space="preserve"> The text says "Some shop owners say they lose customers to the market, but others say the crowds help their business." The question asks "What do some shop owners say?", and both answers fit. </w:t>
+      </w:r>
+      <w:r>
+        <w:rPr>
+          <w:i/>
+          <w:iCs/>
+        </w:rPr>
+        <w:t xml:space="preserve">Fix:</w:t>
+      </w:r>
+      <w:r>
+        <w:t xml:space="preserve"> ask "What do the </w:t>
+      </w:r>
+      <w:r>
+        <w:rPr>
+          <w:b/>
+          <w:bCs/>
+        </w:rPr>
+        <w:t xml:space="preserve">unhappy</w:t>
+      </w:r>
+      <w:r>
+        <w:t xml:space="preserve"> shop owners say?". It's in round 3 of this Reading lesson:</w:t>
       </w:r>
     </w:p>
     <w:p>
@@ -1370,17 +1873,50 @@
         <w:spacing w:after="60"/>
       </w:pPr>
       <w:r>
-        <w:t xml:space="preserve">Reading → </w:t>
-      </w:r>
-      <w:r>
-        <w:rPr>
-          <w:b/>
-          <w:bCs/>
-        </w:rPr>
-        <w:t xml:space="preserve">However / but (questions)</w:t>
-      </w:r>
-      <w:r>
-        <w:t xml:space="preserve"> → round 3: the text says "Some shop owners say they lose customers to the market, but others say the crowds help their business." The question asks "What do some shop owners say?", and both answers fit.</w:t>
+        <w:rPr>
+          <w:b/>
+          <w:bCs/>
+        </w:rPr>
+        <w:t xml:space="preserve">however / but - </w:t>
+      </w:r>
+      <w:r>
+        <w:rPr>
+          <w:b/>
+          <w:bCs/>
+          <w:rtl/>
+        </w:rPr>
+        <w:t xml:space="preserve">כמו במבחן</w:t>
+      </w:r>
+    </w:p>
+    <w:p>
+      <w:pPr>
+        <w:pStyle w:val="ListParagraph"/>
+        <w:numPr>
+          <w:ilvl w:val="0"/>
+          <w:numId w:val="2"/>
+        </w:numPr>
+        <w:bidi w:val="false"/>
+        <w:spacing w:after="60"/>
+      </w:pPr>
+      <w:r>
+        <w:rPr>
+          <w:i/>
+          <w:iCs/>
+        </w:rPr>
+        <w:t xml:space="preserve">A question that gives away the next one.</w:t>
+      </w:r>
+      <w:r>
+        <w:t xml:space="preserve"> Question 2's right answer is "They can read words from books and signs out loud", and question 3 then asks to complete "The glasses can also read words from ___ out loud." </w:t>
+      </w:r>
+      <w:r>
+        <w:rPr>
+          <w:i/>
+          <w:iCs/>
+        </w:rPr>
+        <w:t xml:space="preserve">Fix:</w:t>
+      </w:r>
+      <w:r>
+        <w:t xml:space="preserve"> reword question 2's choices. It's in questions 2-3 of this practice exam:</w:t>
       </w:r>
     </w:p>
     <w:p>
@@ -1394,17 +1930,74 @@
         <w:spacing w:after="60"/>
       </w:pPr>
       <w:r>
-        <w:t xml:space="preserve">The </w:t>
-      </w:r>
-      <w:r>
-        <w:rPr>
-          <w:b/>
-          <w:bCs/>
-        </w:rPr>
-        <w:t xml:space="preserve">Smart Glasses exam</w:t>
-      </w:r>
-      <w:r>
-        <w:t xml:space="preserve"> → questions 2-3: question 2's right answer is "They can read words from books and signs out loud", and question 3 then asks to complete "The glasses can also read words from ___ out loud."</w:t>
+        <w:rPr>
+          <w:b/>
+          <w:bCs/>
+          <w:rtl/>
+        </w:rPr>
+        <w:t xml:space="preserve">משקפיים חכמות שעוזרות לעיוורים לראות</w:t>
+      </w:r>
+    </w:p>
+    <w:p>
+      <w:pPr>
+        <w:pStyle w:val="ListParagraph"/>
+        <w:numPr>
+          <w:ilvl w:val="0"/>
+          <w:numId w:val="2"/>
+        </w:numPr>
+        <w:bidi w:val="false"/>
+        <w:spacing w:after="60"/>
+      </w:pPr>
+      <w:r>
+        <w:rPr>
+          <w:i/>
+          <w:iCs/>
+        </w:rPr>
+        <w:t xml:space="preserve">A right answer marked wrong.</w:t>
+      </w:r>
+      <w:r>
+        <w:t xml:space="preserve"> In the same exam, question 3 expects "books, signs, and screens"; a student who writes "books, signs, screens" is marked wrong. </w:t>
+      </w:r>
+      <w:r>
+        <w:rPr>
+          <w:i/>
+          <w:iCs/>
+        </w:rPr>
+        <w:t xml:space="preserve">Fix:</w:t>
+      </w:r>
+      <w:r>
+        <w:t xml:space="preserve"> accept small differences.</w:t>
+      </w:r>
+    </w:p>
+    <w:p>
+      <w:pPr>
+        <w:pStyle w:val="ListParagraph"/>
+        <w:numPr>
+          <w:ilvl w:val="0"/>
+          <w:numId w:val="2"/>
+        </w:numPr>
+        <w:bidi w:val="false"/>
+        <w:spacing w:after="60"/>
+      </w:pPr>
+      <w:r>
+        <w:rPr>
+          <w:i/>
+          <w:iCs/>
+        </w:rPr>
+        <w:t xml:space="preserve">Two small writing questions.</w:t>
+      </w:r>
+      <w:r>
+        <w:t xml:space="preserve"> The first calls "think" a word of agreement, but it shows an opinion. In the second, one answer can be argued either way. </w:t>
+      </w:r>
+      <w:r>
+        <w:rPr>
+          <w:i/>
+          <w:iCs/>
+        </w:rPr>
+        <w:t xml:space="preserve">Fix:</w:t>
+      </w:r>
+      <w:r>
+        <w:t xml:space="preserve"> say "opinion" instead of "agreement", and rewrite the debatable question. They're in round 1 of these two Writing lessons:</w:t>
       </w:r>
     </w:p>
     <w:p>
@@ -1418,7 +2011,19 @@
         <w:spacing w:after="60"/>
       </w:pPr>
       <w:r>
-        <w:t xml:space="preserve">The same exam → question 3: the fill-in expects "books, signs, and screens"; a student who writes "books, signs, screens" is marked wrong.</w:t>
+        <w:rPr>
+          <w:b/>
+          <w:bCs/>
+        </w:rPr>
+        <w:t xml:space="preserve">YES or NO - </w:t>
+      </w:r>
+      <w:r>
+        <w:rPr>
+          <w:b/>
+          <w:bCs/>
+          <w:rtl/>
+        </w:rPr>
+        <w:t xml:space="preserve">לומר עמדה</w:t>
       </w:r>
     </w:p>
     <w:p>
@@ -1432,17 +2037,53 @@
         <w:spacing w:after="60"/>
       </w:pPr>
       <w:r>
-        <w:t xml:space="preserve">Writing → </w:t>
-      </w:r>
-      <w:r>
-        <w:rPr>
-          <w:b/>
-          <w:bCs/>
-        </w:rPr>
-        <w:t xml:space="preserve">Yes or no</w:t>
-      </w:r>
-      <w:r>
-        <w:t xml:space="preserve"> → round 1: calls "think" a word of agreement, but it shows an opinion.</w:t>
+        <w:rPr>
+          <w:b/>
+          <w:bCs/>
+        </w:rPr>
+        <w:t xml:space="preserve">In addition - </w:t>
+      </w:r>
+      <w:r>
+        <w:rPr>
+          <w:b/>
+          <w:bCs/>
+          <w:rtl/>
+        </w:rPr>
+        <w:t xml:space="preserve">סיבה שנייה</w:t>
+      </w:r>
+    </w:p>
+    <w:p>
+      <w:pPr>
+        <w:bidi w:val="false"/>
+        <w:spacing w:after="100"/>
+      </w:pPr>
+      <w:r>
+        <w:rPr>
+          <w:b/>
+          <w:bCs/>
+        </w:rPr>
+        <w:t xml:space="preserve">3. Some tips are still taught as rules that are always true.</w:t>
+      </w:r>
+    </w:p>
+    <w:p>
+      <w:pPr>
+        <w:pStyle w:val="ListParagraph"/>
+        <w:numPr>
+          <w:ilvl w:val="0"/>
+          <w:numId w:val="2"/>
+        </w:numPr>
+        <w:bidi w:val="false"/>
+        <w:spacing w:after="60"/>
+      </w:pPr>
+      <w:r>
+        <w:rPr>
+          <w:i/>
+          <w:iCs/>
+        </w:rPr>
+        <w:t xml:space="preserve">Where:</w:t>
+      </w:r>
+      <w:r>
+        <w:t xml:space="preserve"> Reading, these four lessons. In the first it's round 2; in the last it's the summary line:</w:t>
       </w:r>
     </w:p>
     <w:p>
@@ -1456,17 +2097,83 @@
         <w:spacing w:after="60"/>
       </w:pPr>
       <w:r>
-        <w:t xml:space="preserve">Writing → </w:t>
-      </w:r>
-      <w:r>
-        <w:rPr>
-          <w:b/>
-          <w:bCs/>
-        </w:rPr>
-        <w:t xml:space="preserve">In addition</w:t>
-      </w:r>
-      <w:r>
-        <w:t xml:space="preserve"> → round 1: one answer can be argued either way.</w:t>
+        <w:rPr>
+          <w:b/>
+          <w:bCs/>
+        </w:rPr>
+        <w:t xml:space="preserve">however / but - </w:t>
+      </w:r>
+      <w:r>
+        <w:rPr>
+          <w:b/>
+          <w:bCs/>
+          <w:rtl/>
+        </w:rPr>
+        <w:t xml:space="preserve">כמו במבחן</w:t>
+      </w:r>
+    </w:p>
+    <w:p>
+      <w:pPr>
+        <w:pStyle w:val="ListParagraph"/>
+        <w:numPr>
+          <w:ilvl w:val="1"/>
+          <w:numId w:val="2"/>
+        </w:numPr>
+        <w:bidi w:val="false"/>
+        <w:spacing w:after="60"/>
+      </w:pPr>
+      <w:r>
+        <w:rPr>
+          <w:b/>
+          <w:bCs/>
+        </w:rPr>
+        <w:t xml:space="preserve">most / only - </w:t>
+      </w:r>
+      <w:r>
+        <w:rPr>
+          <w:b/>
+          <w:bCs/>
+          <w:rtl/>
+        </w:rPr>
+        <w:t xml:space="preserve">תרגול שאלות</w:t>
+      </w:r>
+    </w:p>
+    <w:p>
+      <w:pPr>
+        <w:pStyle w:val="ListParagraph"/>
+        <w:numPr>
+          <w:ilvl w:val="1"/>
+          <w:numId w:val="2"/>
+        </w:numPr>
+        <w:bidi w:val="false"/>
+        <w:spacing w:after="60"/>
+      </w:pPr>
+      <w:r>
+        <w:rPr>
+          <w:b/>
+          <w:bCs/>
+          <w:rtl/>
+        </w:rPr>
+        <w:t xml:space="preserve">שאלות 1 - סיכום</w:t>
+      </w:r>
+    </w:p>
+    <w:p>
+      <w:pPr>
+        <w:pStyle w:val="ListParagraph"/>
+        <w:numPr>
+          <w:ilvl w:val="1"/>
+          <w:numId w:val="2"/>
+        </w:numPr>
+        <w:bidi w:val="false"/>
+        <w:spacing w:after="60"/>
+      </w:pPr>
+      <w:r>
+        <w:rPr>
+          <w:b/>
+          <w:bCs/>
+          <w:rtl/>
+        </w:rPr>
+        <w:t xml:space="preserve">אני מחפש, לא קורא</w:t>
       </w:r>
     </w:p>
     <w:p>
@@ -1484,33 +2191,40 @@
           <w:i/>
           <w:iCs/>
         </w:rPr>
-        <w:t xml:space="preserve">What to do:</w:t>
-      </w:r>
-      <w:r>
-        <w:t xml:space="preserve"> ask "What do the </w:t>
-      </w:r>
-      <w:r>
-        <w:rPr>
-          <w:b/>
-          <w:bCs/>
-        </w:rPr>
-        <w:t xml:space="preserve">unhappy</w:t>
-      </w:r>
-      <w:r>
-        <w:t xml:space="preserve"> shop owners say?"; reword question 2's choices; accept small differences in the fill-in; say "opinion" instead of "agreement"; rewrite the debatable question.</w:t>
-      </w:r>
-    </w:p>
-    <w:p>
-      <w:pPr>
-        <w:bidi w:val="false"/>
-        <w:spacing w:after="100"/>
-      </w:pPr>
-      <w:r>
-        <w:rPr>
-          <w:b/>
-          <w:bCs/>
-        </w:rPr>
-        <w:t xml:space="preserve">3. Some tips are still taught as rules that are always true.</w:t>
+        <w:t xml:space="preserve">Example:</w:t>
+      </w:r>
+      <w:r>
+        <w:t xml:space="preserve"> a summary screen says "however / but = a turn; what comes after it = the point". But for "What problem do many adults have?" the answer comes </w:t>
+      </w:r>
+      <w:r>
+        <w:rPr>
+          <w:i/>
+          <w:iCs/>
+        </w:rPr>
+        <w:t xml:space="preserve">before</w:t>
+      </w:r>
+      <w:r>
+        <w:t xml:space="preserve"> however. Another lesson says "</w:t>
+      </w:r>
+      <w:r>
+        <w:rPr>
+          <w:i/>
+          <w:iCs/>
+        </w:rPr>
+        <w:t xml:space="preserve">most</w:t>
+      </w:r>
+      <w:r>
+        <w:t xml:space="preserve"> always means one answer", but "</w:t>
+      </w:r>
+      <w:r>
+        <w:rPr>
+          <w:i/>
+          <w:iCs/>
+        </w:rPr>
+        <w:t xml:space="preserve">most</w:t>
+      </w:r>
+      <w:r>
+        <w:t xml:space="preserve"> trees" means the majority.</w:t>
       </w:r>
     </w:p>
     <w:p>
@@ -1528,50 +2242,23 @@
           <w:i/>
           <w:iCs/>
         </w:rPr>
-        <w:t xml:space="preserve">Where:</w:t>
-      </w:r>
-      <w:r>
-        <w:t xml:space="preserve"> Reading → </w:t>
-      </w:r>
-      <w:r>
-        <w:rPr>
-          <w:b/>
-          <w:bCs/>
-        </w:rPr>
-        <w:t xml:space="preserve">However / but (questions)</w:t>
-      </w:r>
-      <w:r>
-        <w:t xml:space="preserve"> (round 2), </w:t>
-      </w:r>
-      <w:r>
-        <w:rPr>
-          <w:b/>
-          <w:bCs/>
-        </w:rPr>
-        <w:t xml:space="preserve">Most / only (questions)</w:t>
-      </w:r>
-      <w:r>
-        <w:t xml:space="preserve">, </w:t>
-      </w:r>
-      <w:r>
-        <w:rPr>
-          <w:b/>
-          <w:bCs/>
-        </w:rPr>
-        <w:t xml:space="preserve">Questions review</w:t>
-      </w:r>
-      <w:r>
-        <w:t xml:space="preserve">, and the summary in </w:t>
-      </w:r>
-      <w:r>
-        <w:rPr>
-          <w:b/>
-          <w:bCs/>
-        </w:rPr>
-        <w:t xml:space="preserve">Search, don't read</w:t>
-      </w:r>
-      <w:r>
-        <w:t xml:space="preserve">.</w:t>
+        <w:t xml:space="preserve">What to do:</w:t>
+      </w:r>
+      <w:r>
+        <w:t xml:space="preserve"> say it as a hint: "usually the point comes after however, but always answer what the question asks".</w:t>
+      </w:r>
+    </w:p>
+    <w:p>
+      <w:pPr>
+        <w:bidi w:val="false"/>
+        <w:spacing w:after="100"/>
+      </w:pPr>
+      <w:r>
+        <w:rPr>
+          <w:b/>
+          <w:bCs/>
+        </w:rPr>
+        <w:t xml:space="preserve">4. The writing check doesn't look at what the student wrote.</w:t>
       </w:r>
     </w:p>
     <w:p>
@@ -1589,40 +2276,10 @@
           <w:i/>
           <w:iCs/>
         </w:rPr>
-        <w:t xml:space="preserve">Example:</w:t>
-      </w:r>
-      <w:r>
-        <w:t xml:space="preserve"> a summary screen says "however / but = a turn; what comes after it = the point". But for "What problem do many adults have?" the answer comes </w:t>
-      </w:r>
-      <w:r>
-        <w:rPr>
-          <w:i/>
-          <w:iCs/>
-        </w:rPr>
-        <w:t xml:space="preserve">before</w:t>
-      </w:r>
-      <w:r>
-        <w:t xml:space="preserve"> however. Another lesson says "</w:t>
-      </w:r>
-      <w:r>
-        <w:rPr>
-          <w:i/>
-          <w:iCs/>
-        </w:rPr>
-        <w:t xml:space="preserve">most</w:t>
-      </w:r>
-      <w:r>
-        <w:t xml:space="preserve"> always means one answer", but "</w:t>
-      </w:r>
-      <w:r>
-        <w:rPr>
-          <w:i/>
-          <w:iCs/>
-        </w:rPr>
-        <w:t xml:space="preserve">most</w:t>
-      </w:r>
-      <w:r>
-        <w:t xml:space="preserve"> trees" means the majority.</w:t>
+        <w:t xml:space="preserve">Where:</w:t>
+      </w:r>
+      <w:r>
+        <w:t xml:space="preserve"> every writing screen in the Writing lessons.</w:t>
       </w:r>
     </w:p>
     <w:p>
@@ -1640,23 +2297,30 @@
           <w:i/>
           <w:iCs/>
         </w:rPr>
-        <w:t xml:space="preserve">What to do:</w:t>
-      </w:r>
-      <w:r>
-        <w:t xml:space="preserve"> say it as a hint: "usually the point comes after however, but always answer what the question asks".</w:t>
-      </w:r>
-    </w:p>
-    <w:p>
-      <w:pPr>
-        <w:bidi w:val="false"/>
-        <w:spacing w:after="100"/>
-      </w:pPr>
-      <w:r>
-        <w:rPr>
-          <w:b/>
-          <w:bCs/>
-        </w:rPr>
-        <w:t xml:space="preserve">4. The writing check doesn't look at what the student wrote.</w:t>
+        <w:t xml:space="preserve">Example:</w:t>
+      </w:r>
+      <w:r>
+        <w:t xml:space="preserve"> "In my opinion it is good because it is good. In addition it is good. In conclusion it is good." passes, because it has the linking words. Topic words from the word list never count, because the app looks for the whole entry, English and Hebrew together, as one word. For example, this entry never counts when a student writes "travel":</w:t>
+      </w:r>
+    </w:p>
+    <w:p>
+      <w:pPr>
+        <w:pStyle w:val="ListParagraph"/>
+        <w:numPr>
+          <w:ilvl w:val="1"/>
+          <w:numId w:val="2"/>
+        </w:numPr>
+        <w:bidi w:val="false"/>
+        <w:spacing w:after="60"/>
+      </w:pPr>
+      <w:r>
+        <w:t xml:space="preserve">travel / </w:t>
+      </w:r>
+      <w:r>
+        <w:rPr>
+          <w:rtl/>
+        </w:rPr>
+        <w:t xml:space="preserve">לטייל</w:t>
       </w:r>
     </w:p>
     <w:p>
@@ -1674,10 +2338,23 @@
           <w:i/>
           <w:iCs/>
         </w:rPr>
-        <w:t xml:space="preserve">Where:</w:t>
-      </w:r>
-      <w:r>
-        <w:t xml:space="preserve"> every writing screen in the Writing lessons.</w:t>
+        <w:t xml:space="preserve">What to do:</w:t>
+      </w:r>
+      <w:r>
+        <w:t xml:space="preserve"> count the English word alone; add a word counter; show an example of a good paragraph with a short checklist, clearly marked "check yourself, not graded".</w:t>
+      </w:r>
+    </w:p>
+    <w:p>
+      <w:pPr>
+        <w:bidi w:val="false"/>
+        <w:spacing w:after="100"/>
+      </w:pPr>
+      <w:r>
+        <w:rPr>
+          <w:b/>
+          <w:bCs/>
+        </w:rPr>
+        <w:t xml:space="preserve">5. Students never practise writing a full paragraph.</w:t>
       </w:r>
     </w:p>
     <w:p>
@@ -1695,10 +2372,114 @@
           <w:i/>
           <w:iCs/>
         </w:rPr>
-        <w:t xml:space="preserve">Example:</w:t>
-      </w:r>
-      <w:r>
-        <w:t xml:space="preserve"> "In my opinion it is good because it is good. In addition it is good. In conclusion it is good." passes, because it has the linking words. Topic words from the word list (like "travel") never count, because the word list stores "travel" together with its Hebrew translation, and the app looks for both as one word.</w:t>
+        <w:t xml:space="preserve">Where:</w:t>
+      </w:r>
+      <w:r>
+        <w:t xml:space="preserve"> Writing, the four topic lessons, and the writing practice in the seven skill lessons:</w:t>
+      </w:r>
+    </w:p>
+    <w:p>
+      <w:pPr>
+        <w:pStyle w:val="ListParagraph"/>
+        <w:numPr>
+          <w:ilvl w:val="1"/>
+          <w:numId w:val="2"/>
+        </w:numPr>
+        <w:bidi w:val="false"/>
+        <w:spacing w:after="60"/>
+      </w:pPr>
+      <w:r>
+        <w:rPr>
+          <w:b/>
+          <w:bCs/>
+        </w:rPr>
+        <w:t xml:space="preserve">Do you think? - </w:t>
+      </w:r>
+      <w:r>
+        <w:rPr>
+          <w:b/>
+          <w:bCs/>
+          <w:rtl/>
+        </w:rPr>
+        <w:t xml:space="preserve">התנדבות</w:t>
+      </w:r>
+    </w:p>
+    <w:p>
+      <w:pPr>
+        <w:pStyle w:val="ListParagraph"/>
+        <w:numPr>
+          <w:ilvl w:val="1"/>
+          <w:numId w:val="2"/>
+        </w:numPr>
+        <w:bidi w:val="false"/>
+        <w:spacing w:after="60"/>
+      </w:pPr>
+      <w:r>
+        <w:rPr>
+          <w:b/>
+          <w:bCs/>
+        </w:rPr>
+        <w:t xml:space="preserve">What do you think? - </w:t>
+      </w:r>
+      <w:r>
+        <w:rPr>
+          <w:b/>
+          <w:bCs/>
+          <w:rtl/>
+        </w:rPr>
+        <w:t xml:space="preserve">חופשה</w:t>
+      </w:r>
+    </w:p>
+    <w:p>
+      <w:pPr>
+        <w:pStyle w:val="ListParagraph"/>
+        <w:numPr>
+          <w:ilvl w:val="1"/>
+          <w:numId w:val="2"/>
+        </w:numPr>
+        <w:bidi w:val="false"/>
+        <w:spacing w:after="60"/>
+      </w:pPr>
+      <w:r>
+        <w:rPr>
+          <w:b/>
+          <w:bCs/>
+        </w:rPr>
+        <w:t xml:space="preserve">What changes? - </w:t>
+      </w:r>
+      <w:r>
+        <w:rPr>
+          <w:b/>
+          <w:bCs/>
+          <w:rtl/>
+        </w:rPr>
+        <w:t xml:space="preserve">בית ספר</w:t>
+      </w:r>
+    </w:p>
+    <w:p>
+      <w:pPr>
+        <w:pStyle w:val="ListParagraph"/>
+        <w:numPr>
+          <w:ilvl w:val="1"/>
+          <w:numId w:val="2"/>
+        </w:numPr>
+        <w:bidi w:val="false"/>
+        <w:spacing w:after="60"/>
+      </w:pPr>
+      <w:r>
+        <w:rPr>
+          <w:b/>
+          <w:bCs/>
+        </w:rPr>
+        <w:t xml:space="preserve">At what age? - </w:t>
+      </w:r>
+      <w:r>
+        <w:rPr>
+          <w:b/>
+          <w:bCs/>
+          <w:rtl/>
+        </w:rPr>
+        <w:t xml:space="preserve">פלאפונים</w:t>
       </w:r>
     </w:p>
     <w:p>
@@ -1716,23 +2497,10 @@
           <w:i/>
           <w:iCs/>
         </w:rPr>
-        <w:t xml:space="preserve">What to do:</w:t>
-      </w:r>
-      <w:r>
-        <w:t xml:space="preserve"> count the English word alone; add a word counter; show an example of a good paragraph with a short checklist, clearly marked "check yourself, not graded".</w:t>
-      </w:r>
-    </w:p>
-    <w:p>
-      <w:pPr>
-        <w:bidi w:val="false"/>
-        <w:spacing w:after="100"/>
-      </w:pPr>
-      <w:r>
-        <w:rPr>
-          <w:b/>
-          <w:bCs/>
-        </w:rPr>
-        <w:t xml:space="preserve">5. Students never practise writing a full paragraph.</w:t>
+        <w:t xml:space="preserve">Example:</w:t>
+      </w:r>
+      <w:r>
+        <w:t xml:space="preserve"> a topic lesson asks for "70-90 words", but gives five separate one-line boxes and no word count. Students never see a model answer. The writing practice in the skill lessons can be skipped.</w:t>
       </w:r>
     </w:p>
     <w:p>
@@ -1750,50 +2518,23 @@
           <w:i/>
           <w:iCs/>
         </w:rPr>
-        <w:t xml:space="preserve">Where:</w:t>
-      </w:r>
-      <w:r>
-        <w:t xml:space="preserve"> Writing → the four topic lessons (</w:t>
-      </w:r>
-      <w:r>
-        <w:rPr>
-          <w:b/>
-          <w:bCs/>
-        </w:rPr>
-        <w:t xml:space="preserve">Volunteering</w:t>
-      </w:r>
-      <w:r>
-        <w:t xml:space="preserve">, </w:t>
-      </w:r>
-      <w:r>
-        <w:rPr>
-          <w:b/>
-          <w:bCs/>
-        </w:rPr>
-        <w:t xml:space="preserve">Vacation</w:t>
-      </w:r>
-      <w:r>
-        <w:t xml:space="preserve">, </w:t>
-      </w:r>
-      <w:r>
-        <w:rPr>
-          <w:b/>
-          <w:bCs/>
-        </w:rPr>
-        <w:t xml:space="preserve">School</w:t>
-      </w:r>
-      <w:r>
-        <w:t xml:space="preserve">, </w:t>
-      </w:r>
-      <w:r>
-        <w:rPr>
-          <w:b/>
-          <w:bCs/>
-        </w:rPr>
-        <w:t xml:space="preserve">Cellphones</w:t>
-      </w:r>
-      <w:r>
-        <w:t xml:space="preserve">) and the seven skill lessons.</w:t>
+        <w:t xml:space="preserve">What to do:</w:t>
+      </w:r>
+      <w:r>
+        <w:t xml:space="preserve"> one paragraph box with a word counter (the practice exams already have one), an example paragraph, and one required full paragraph per topic lesson (needs your OK).</w:t>
+      </w:r>
+    </w:p>
+    <w:p>
+      <w:pPr>
+        <w:bidi w:val="false"/>
+        <w:spacing w:after="100"/>
+      </w:pPr>
+      <w:r>
+        <w:rPr>
+          <w:b/>
+          <w:bCs/>
+        </w:rPr>
+        <w:t xml:space="preserve">6. Some writing screens have lines stuck together.</w:t>
       </w:r>
     </w:p>
     <w:p>
@@ -1811,10 +2552,88 @@
           <w:i/>
           <w:iCs/>
         </w:rPr>
-        <w:t xml:space="preserve">Example:</w:t>
-      </w:r>
-      <w:r>
-        <w:t xml:space="preserve"> a topic lesson asks for "70-90 words", but gives five separate one-line boxes and no word count. Students never see a model answer. The writing practice in the skill lessons can be skipped.</w:t>
+        <w:t xml:space="preserve">Where:</w:t>
+      </w:r>
+      <w:r>
+        <w:t xml:space="preserve"> Writing, the opening screens of:</w:t>
+      </w:r>
+    </w:p>
+    <w:p>
+      <w:pPr>
+        <w:pStyle w:val="ListParagraph"/>
+        <w:numPr>
+          <w:ilvl w:val="1"/>
+          <w:numId w:val="2"/>
+        </w:numPr>
+        <w:bidi w:val="false"/>
+        <w:spacing w:after="60"/>
+      </w:pPr>
+      <w:r>
+        <w:rPr>
+          <w:b/>
+          <w:bCs/>
+        </w:rPr>
+        <w:t xml:space="preserve">YES or NO - </w:t>
+      </w:r>
+      <w:r>
+        <w:rPr>
+          <w:b/>
+          <w:bCs/>
+          <w:rtl/>
+        </w:rPr>
+        <w:t xml:space="preserve">לומר עמדה</w:t>
+      </w:r>
+    </w:p>
+    <w:p>
+      <w:pPr>
+        <w:pStyle w:val="ListParagraph"/>
+        <w:numPr>
+          <w:ilvl w:val="1"/>
+          <w:numId w:val="2"/>
+        </w:numPr>
+        <w:bidi w:val="false"/>
+        <w:spacing w:after="60"/>
+      </w:pPr>
+      <w:r>
+        <w:rPr>
+          <w:b/>
+          <w:bCs/>
+        </w:rPr>
+        <w:t xml:space="preserve">What do you think? - </w:t>
+      </w:r>
+      <w:r>
+        <w:rPr>
+          <w:b/>
+          <w:bCs/>
+          <w:rtl/>
+        </w:rPr>
+        <w:t xml:space="preserve">חופשה</w:t>
+      </w:r>
+    </w:p>
+    <w:p>
+      <w:pPr>
+        <w:pStyle w:val="ListParagraph"/>
+        <w:numPr>
+          <w:ilvl w:val="1"/>
+          <w:numId w:val="2"/>
+        </w:numPr>
+        <w:bidi w:val="false"/>
+        <w:spacing w:after="60"/>
+      </w:pPr>
+      <w:r>
+        <w:rPr>
+          <w:b/>
+          <w:bCs/>
+        </w:rPr>
+        <w:t xml:space="preserve">At what age? - </w:t>
+      </w:r>
+      <w:r>
+        <w:rPr>
+          <w:b/>
+          <w:bCs/>
+          <w:rtl/>
+        </w:rPr>
+        <w:t xml:space="preserve">פלאפונים</w:t>
       </w:r>
     </w:p>
     <w:p>
@@ -1832,23 +2651,41 @@
           <w:i/>
           <w:iCs/>
         </w:rPr>
-        <w:t xml:space="preserve">What to do:</w:t>
-      </w:r>
-      <w:r>
-        <w:t xml:space="preserve"> one paragraph box with a word counter (the practice exams already have one), an example paragraph, and one required full paragraph per topic lesson (needs your OK).</w:t>
-      </w:r>
-    </w:p>
-    <w:p>
-      <w:pPr>
-        <w:bidi w:val="false"/>
-        <w:spacing w:after="100"/>
-      </w:pPr>
-      <w:r>
-        <w:rPr>
-          <w:b/>
-          <w:bCs/>
-        </w:rPr>
-        <w:t xml:space="preserve">6. Some writing screens have lines stuck together.</w:t>
+        <w:t xml:space="preserve">Example:</w:t>
+      </w:r>
+      <w:r>
+        <w:t xml:space="preserve"> these run together with no space or line break:</w:t>
+      </w:r>
+    </w:p>
+    <w:p>
+      <w:pPr>
+        <w:pStyle w:val="ListParagraph"/>
+        <w:numPr>
+          <w:ilvl w:val="1"/>
+          <w:numId w:val="2"/>
+        </w:numPr>
+        <w:bidi w:val="false"/>
+        <w:spacing w:after="60"/>
+      </w:pPr>
+      <w:r>
+        <w:rPr>
+          <w:rtl/>
+        </w:rPr>
+        <w:t xml:space="preserve">לא כתיב.לא דקדוק</w:t>
+      </w:r>
+    </w:p>
+    <w:p>
+      <w:pPr>
+        <w:pStyle w:val="ListParagraph"/>
+        <w:numPr>
+          <w:ilvl w:val="1"/>
+          <w:numId w:val="2"/>
+        </w:numPr>
+        <w:bidi w:val="false"/>
+        <w:spacing w:after="60"/>
+      </w:pPr>
+      <w:r>
+        <w:t xml:space="preserve">It helps...It improves...It teaches</w:t>
       </w:r>
     </w:p>
     <w:p>
@@ -1866,40 +2703,23 @@
           <w:i/>
           <w:iCs/>
         </w:rPr>
-        <w:t xml:space="preserve">Where:</w:t>
-      </w:r>
-      <w:r>
-        <w:t xml:space="preserve"> Writing → opening screens of </w:t>
-      </w:r>
-      <w:r>
-        <w:rPr>
-          <w:b/>
-          <w:bCs/>
-        </w:rPr>
-        <w:t xml:space="preserve">Yes or no</w:t>
-      </w:r>
-      <w:r>
-        <w:t xml:space="preserve">, </w:t>
-      </w:r>
-      <w:r>
-        <w:rPr>
-          <w:b/>
-          <w:bCs/>
-        </w:rPr>
-        <w:t xml:space="preserve">Vacation</w:t>
-      </w:r>
-      <w:r>
-        <w:t xml:space="preserve">, </w:t>
-      </w:r>
-      <w:r>
-        <w:rPr>
-          <w:b/>
-          <w:bCs/>
-        </w:rPr>
-        <w:t xml:space="preserve">Cellphones</w:t>
-      </w:r>
-      <w:r>
-        <w:t xml:space="preserve">.</w:t>
+        <w:t xml:space="preserve">What to do:</w:t>
+      </w:r>
+      <w:r>
+        <w:t xml:space="preserve"> tidy them, the way it was done for Vocabulary and Reading.</w:t>
+      </w:r>
+    </w:p>
+    <w:p>
+      <w:pPr>
+        <w:bidi w:val="false"/>
+        <w:spacing w:after="100"/>
+      </w:pPr>
+      <w:r>
+        <w:rPr>
+          <w:b/>
+          <w:bCs/>
+        </w:rPr>
+        <w:t xml:space="preserve">7. Half of the reading lessons haven't been updated yet.</w:t>
       </w:r>
     </w:p>
     <w:p>
@@ -1917,10 +2737,240 @@
           <w:i/>
           <w:iCs/>
         </w:rPr>
-        <w:t xml:space="preserve">Example:</w:t>
-      </w:r>
-      <w:r>
-        <w:t xml:space="preserve"> Hebrew sentences are joined with no space after the full stop, and "It helps...It improves...It teaches" runs together on one line.</w:t>
+        <w:t xml:space="preserve">Where:</w:t>
+      </w:r>
+      <w:r>
+        <w:t xml:space="preserve"> Reading, these lessons:</w:t>
+      </w:r>
+    </w:p>
+    <w:p>
+      <w:pPr>
+        <w:pStyle w:val="ListParagraph"/>
+        <w:numPr>
+          <w:ilvl w:val="1"/>
+          <w:numId w:val="2"/>
+        </w:numPr>
+        <w:bidi w:val="false"/>
+        <w:spacing w:after="60"/>
+      </w:pPr>
+      <w:r>
+        <w:rPr>
+          <w:b/>
+          <w:bCs/>
+          <w:rtl/>
+        </w:rPr>
+        <w:t xml:space="preserve">מגנט לעין - מספרים ושמות</w:t>
+      </w:r>
+    </w:p>
+    <w:p>
+      <w:pPr>
+        <w:pStyle w:val="ListParagraph"/>
+        <w:numPr>
+          <w:ilvl w:val="1"/>
+          <w:numId w:val="2"/>
+        </w:numPr>
+        <w:bidi w:val="false"/>
+        <w:spacing w:after="60"/>
+      </w:pPr>
+      <w:r>
+        <w:rPr>
+          <w:b/>
+          <w:bCs/>
+          <w:rtl/>
+        </w:rPr>
+        <w:t xml:space="preserve">מספרים ושמות - תרגול שאלות</w:t>
+      </w:r>
+    </w:p>
+    <w:p>
+      <w:pPr>
+        <w:pStyle w:val="ListParagraph"/>
+        <w:numPr>
+          <w:ilvl w:val="1"/>
+          <w:numId w:val="2"/>
+        </w:numPr>
+        <w:bidi w:val="false"/>
+        <w:spacing w:after="60"/>
+      </w:pPr>
+      <w:r>
+        <w:rPr>
+          <w:b/>
+          <w:bCs/>
+        </w:rPr>
+        <w:t xml:space="preserve">most / only - </w:t>
+      </w:r>
+      <w:r>
+        <w:rPr>
+          <w:b/>
+          <w:bCs/>
+          <w:rtl/>
+        </w:rPr>
+        <w:t xml:space="preserve">תשובה אחת</w:t>
+      </w:r>
+    </w:p>
+    <w:p>
+      <w:pPr>
+        <w:pStyle w:val="ListParagraph"/>
+        <w:numPr>
+          <w:ilvl w:val="1"/>
+          <w:numId w:val="2"/>
+        </w:numPr>
+        <w:bidi w:val="false"/>
+        <w:spacing w:after="60"/>
+      </w:pPr>
+      <w:r>
+        <w:rPr>
+          <w:b/>
+          <w:bCs/>
+        </w:rPr>
+        <w:t xml:space="preserve">most / only - </w:t>
+      </w:r>
+      <w:r>
+        <w:rPr>
+          <w:b/>
+          <w:bCs/>
+          <w:rtl/>
+        </w:rPr>
+        <w:t xml:space="preserve">תרגול שאלות</w:t>
+      </w:r>
+    </w:p>
+    <w:p>
+      <w:pPr>
+        <w:pStyle w:val="ListParagraph"/>
+        <w:numPr>
+          <w:ilvl w:val="1"/>
+          <w:numId w:val="2"/>
+        </w:numPr>
+        <w:bidi w:val="false"/>
+        <w:spacing w:after="60"/>
+      </w:pPr>
+      <w:r>
+        <w:rPr>
+          <w:b/>
+          <w:bCs/>
+          <w:rtl/>
+        </w:rPr>
+        <w:t xml:space="preserve">מפת הדרכים</w:t>
+      </w:r>
+    </w:p>
+    <w:p>
+      <w:pPr>
+        <w:pStyle w:val="ListParagraph"/>
+        <w:numPr>
+          <w:ilvl w:val="1"/>
+          <w:numId w:val="2"/>
+        </w:numPr>
+        <w:bidi w:val="false"/>
+        <w:spacing w:after="60"/>
+      </w:pPr>
+      <w:r>
+        <w:rPr>
+          <w:b/>
+          <w:bCs/>
+          <w:rtl/>
+        </w:rPr>
+        <w:t xml:space="preserve">שיטת הרמזור</w:t>
+      </w:r>
+    </w:p>
+    <w:p>
+      <w:pPr>
+        <w:pStyle w:val="ListParagraph"/>
+        <w:numPr>
+          <w:ilvl w:val="1"/>
+          <w:numId w:val="2"/>
+        </w:numPr>
+        <w:bidi w:val="false"/>
+        <w:spacing w:after="60"/>
+      </w:pPr>
+      <w:r>
+        <w:rPr>
+          <w:b/>
+          <w:bCs/>
+        </w:rPr>
+        <w:t xml:space="preserve">P1 - </w:t>
+      </w:r>
+      <w:r>
+        <w:rPr>
+          <w:b/>
+          <w:bCs/>
+          <w:rtl/>
+        </w:rPr>
+        <w:t xml:space="preserve">ניווט בטקסט</w:t>
+      </w:r>
+    </w:p>
+    <w:p>
+      <w:pPr>
+        <w:pStyle w:val="ListParagraph"/>
+        <w:numPr>
+          <w:ilvl w:val="1"/>
+          <w:numId w:val="2"/>
+        </w:numPr>
+        <w:bidi w:val="false"/>
+        <w:spacing w:after="60"/>
+      </w:pPr>
+      <w:r>
+        <w:rPr>
+          <w:b/>
+          <w:bCs/>
+          <w:rtl/>
+        </w:rPr>
+        <w:t xml:space="preserve">שאלות אמריקאיות</w:t>
+      </w:r>
+    </w:p>
+    <w:p>
+      <w:pPr>
+        <w:pStyle w:val="ListParagraph"/>
+        <w:numPr>
+          <w:ilvl w:val="1"/>
+          <w:numId w:val="2"/>
+        </w:numPr>
+        <w:bidi w:val="false"/>
+        <w:spacing w:after="60"/>
+      </w:pPr>
+      <w:r>
+        <w:rPr>
+          <w:b/>
+          <w:bCs/>
+          <w:rtl/>
+        </w:rPr>
+        <w:t xml:space="preserve">תשובה קצרה</w:t>
+      </w:r>
+    </w:p>
+    <w:p>
+      <w:pPr>
+        <w:pStyle w:val="ListParagraph"/>
+        <w:numPr>
+          <w:ilvl w:val="1"/>
+          <w:numId w:val="2"/>
+        </w:numPr>
+        <w:bidi w:val="false"/>
+        <w:spacing w:after="60"/>
+      </w:pPr>
+      <w:r>
+        <w:rPr>
+          <w:b/>
+          <w:bCs/>
+          <w:rtl/>
+        </w:rPr>
+        <w:t xml:space="preserve">השלמת משפט</w:t>
+      </w:r>
+    </w:p>
+    <w:p>
+      <w:pPr>
+        <w:pStyle w:val="ListParagraph"/>
+        <w:numPr>
+          <w:ilvl w:val="1"/>
+          <w:numId w:val="2"/>
+        </w:numPr>
+        <w:bidi w:val="false"/>
+        <w:spacing w:after="60"/>
+      </w:pPr>
+      <w:r>
+        <w:rPr>
+          <w:b/>
+          <w:bCs/>
+          <w:rtl/>
+        </w:rPr>
+        <w:t xml:space="preserve">שתי תשובות</w:t>
       </w:r>
     </w:p>
     <w:p>
@@ -1938,23 +2988,10 @@
           <w:i/>
           <w:iCs/>
         </w:rPr>
-        <w:t xml:space="preserve">What to do:</w:t>
-      </w:r>
-      <w:r>
-        <w:t xml:space="preserve"> tidy them, the way it was done for Vocabulary and Reading.</w:t>
-      </w:r>
-    </w:p>
-    <w:p>
-      <w:pPr>
-        <w:bidi w:val="false"/>
-        <w:spacing w:after="100"/>
-      </w:pPr>
-      <w:r>
-        <w:rPr>
-          <w:b/>
-          <w:bCs/>
-        </w:rPr>
-        <w:t xml:space="preserve">7. Half of the reading lessons haven't been updated yet.</w:t>
+        <w:t xml:space="preserve">Example:</w:t>
+      </w:r>
+      <w:r>
+        <w:t xml:space="preserve"> the most/only lesson still has an easy true/false round ("true or false: MOST means one answer"), and students can move on without ever trying a new text.</w:t>
       </w:r>
     </w:p>
     <w:p>
@@ -1972,120 +3009,23 @@
           <w:i/>
           <w:iCs/>
         </w:rPr>
-        <w:t xml:space="preserve">Where:</w:t>
-      </w:r>
-      <w:r>
-        <w:t xml:space="preserve"> Reading → </w:t>
-      </w:r>
-      <w:r>
-        <w:rPr>
-          <w:b/>
-          <w:bCs/>
-        </w:rPr>
-        <w:t xml:space="preserve">Numbers and names (marking)</w:t>
-      </w:r>
-      <w:r>
-        <w:t xml:space="preserve"> + </w:t>
-      </w:r>
-      <w:r>
-        <w:rPr>
-          <w:b/>
-          <w:bCs/>
-        </w:rPr>
-        <w:t xml:space="preserve">Numbers and names (questions)</w:t>
-      </w:r>
-      <w:r>
-        <w:t xml:space="preserve">, </w:t>
-      </w:r>
-      <w:r>
-        <w:rPr>
-          <w:b/>
-          <w:bCs/>
-        </w:rPr>
-        <w:t xml:space="preserve">Most / only (marking)</w:t>
-      </w:r>
-      <w:r>
-        <w:t xml:space="preserve"> + </w:t>
-      </w:r>
-      <w:r>
-        <w:rPr>
-          <w:b/>
-          <w:bCs/>
-        </w:rPr>
-        <w:t xml:space="preserve">Most / only (questions)</w:t>
-      </w:r>
-      <w:r>
-        <w:t xml:space="preserve">, and the other single lessons (</w:t>
-      </w:r>
-      <w:r>
-        <w:rPr>
-          <w:b/>
-          <w:bCs/>
-        </w:rPr>
-        <w:t xml:space="preserve">The road map</w:t>
-      </w:r>
-      <w:r>
-        <w:t xml:space="preserve">, </w:t>
-      </w:r>
-      <w:r>
-        <w:rPr>
-          <w:b/>
-          <w:bCs/>
-        </w:rPr>
-        <w:t xml:space="preserve">The traffic light</w:t>
-      </w:r>
-      <w:r>
-        <w:t xml:space="preserve">, </w:t>
-      </w:r>
-      <w:r>
-        <w:rPr>
-          <w:b/>
-          <w:bCs/>
-        </w:rPr>
-        <w:t xml:space="preserve">P1: finding the answer</w:t>
-      </w:r>
-      <w:r>
-        <w:t xml:space="preserve">, </w:t>
-      </w:r>
-      <w:r>
-        <w:rPr>
-          <w:b/>
-          <w:bCs/>
-        </w:rPr>
-        <w:t xml:space="preserve">Multiple choice</w:t>
-      </w:r>
-      <w:r>
-        <w:t xml:space="preserve">, </w:t>
-      </w:r>
-      <w:r>
-        <w:rPr>
-          <w:b/>
-          <w:bCs/>
-        </w:rPr>
-        <w:t xml:space="preserve">Short answer</w:t>
-      </w:r>
-      <w:r>
-        <w:t xml:space="preserve">, </w:t>
-      </w:r>
-      <w:r>
-        <w:rPr>
-          <w:b/>
-          <w:bCs/>
-        </w:rPr>
-        <w:t xml:space="preserve">Complete the sentence</w:t>
-      </w:r>
-      <w:r>
-        <w:t xml:space="preserve">, </w:t>
-      </w:r>
-      <w:r>
-        <w:rPr>
-          <w:b/>
-          <w:bCs/>
-        </w:rPr>
-        <w:t xml:space="preserve">Two answers</w:t>
-      </w:r>
-      <w:r>
-        <w:t xml:space="preserve">).</w:t>
+        <w:t xml:space="preserve">What to do:</w:t>
+      </w:r>
+      <w:r>
+        <w:t xml:space="preserve"> the same pattern as the NOT and however lessons: rules, practice, then a required new text. Needs new texts.</w:t>
+      </w:r>
+    </w:p>
+    <w:p>
+      <w:pPr>
+        <w:bidi w:val="false"/>
+        <w:spacing w:after="100"/>
+      </w:pPr>
+      <w:r>
+        <w:rPr>
+          <w:b/>
+          <w:bCs/>
+        </w:rPr>
+        <w:t xml:space="preserve">8. The last reading lesson doesn't look like the exam.</w:t>
       </w:r>
     </w:p>
     <w:p>
@@ -2103,10 +3043,86 @@
           <w:i/>
           <w:iCs/>
         </w:rPr>
-        <w:t xml:space="preserve">Example:</w:t>
-      </w:r>
-      <w:r>
-        <w:t xml:space="preserve"> the most/only lesson still has an easy true/false round ("true or false: MOST means one answer"), and students can move on without ever trying a new text.</w:t>
+        <w:t xml:space="preserve">Where:</w:t>
+      </w:r>
+      <w:r>
+        <w:t xml:space="preserve"> Reading, the last lesson, and the three answer-type lessons:</w:t>
+      </w:r>
+    </w:p>
+    <w:p>
+      <w:pPr>
+        <w:pStyle w:val="ListParagraph"/>
+        <w:numPr>
+          <w:ilvl w:val="1"/>
+          <w:numId w:val="2"/>
+        </w:numPr>
+        <w:bidi w:val="false"/>
+        <w:spacing w:after="60"/>
+      </w:pPr>
+      <w:r>
+        <w:rPr>
+          <w:b/>
+          <w:bCs/>
+          <w:rtl/>
+        </w:rPr>
+        <w:t xml:space="preserve">חלק 1 - סיכום</w:t>
+      </w:r>
+    </w:p>
+    <w:p>
+      <w:pPr>
+        <w:pStyle w:val="ListParagraph"/>
+        <w:numPr>
+          <w:ilvl w:val="1"/>
+          <w:numId w:val="2"/>
+        </w:numPr>
+        <w:bidi w:val="false"/>
+        <w:spacing w:after="60"/>
+      </w:pPr>
+      <w:r>
+        <w:rPr>
+          <w:b/>
+          <w:bCs/>
+          <w:rtl/>
+        </w:rPr>
+        <w:t xml:space="preserve">תשובה קצרה</w:t>
+      </w:r>
+    </w:p>
+    <w:p>
+      <w:pPr>
+        <w:pStyle w:val="ListParagraph"/>
+        <w:numPr>
+          <w:ilvl w:val="1"/>
+          <w:numId w:val="2"/>
+        </w:numPr>
+        <w:bidi w:val="false"/>
+        <w:spacing w:after="60"/>
+      </w:pPr>
+      <w:r>
+        <w:rPr>
+          <w:b/>
+          <w:bCs/>
+          <w:rtl/>
+        </w:rPr>
+        <w:t xml:space="preserve">השלמת משפט</w:t>
+      </w:r>
+    </w:p>
+    <w:p>
+      <w:pPr>
+        <w:pStyle w:val="ListParagraph"/>
+        <w:numPr>
+          <w:ilvl w:val="1"/>
+          <w:numId w:val="2"/>
+        </w:numPr>
+        <w:bidi w:val="false"/>
+        <w:spacing w:after="60"/>
+      </w:pPr>
+      <w:r>
+        <w:rPr>
+          <w:b/>
+          <w:bCs/>
+          <w:rtl/>
+        </w:rPr>
+        <w:t xml:space="preserve">שתי תשובות</w:t>
       </w:r>
     </w:p>
     <w:p>
@@ -2124,23 +3140,10 @@
           <w:i/>
           <w:iCs/>
         </w:rPr>
-        <w:t xml:space="preserve">What to do:</w:t>
-      </w:r>
-      <w:r>
-        <w:t xml:space="preserve"> the same pattern as the NOT and however lessons: rules, practice, then a required new text. Needs new texts.</w:t>
-      </w:r>
-    </w:p>
-    <w:p>
-      <w:pPr>
-        <w:bidi w:val="false"/>
-        <w:spacing w:after="100"/>
-      </w:pPr>
-      <w:r>
-        <w:rPr>
-          <w:b/>
-          <w:bCs/>
-        </w:rPr>
-        <w:t xml:space="preserve">8. The last reading lesson doesn't look like the exam.</w:t>
+        <w:t xml:space="preserve">Example:</w:t>
+      </w:r>
+      <w:r>
+        <w:t xml:space="preserve"> the last lesson has a 113-word text and only multiple-choice questions; the real exam has about 340 words and 9 questions, 5 of them written. In the answer-type lessons, written answers are never checked.</w:t>
       </w:r>
     </w:p>
     <w:p>
@@ -2158,50 +3161,23 @@
           <w:i/>
           <w:iCs/>
         </w:rPr>
-        <w:t xml:space="preserve">Where:</w:t>
-      </w:r>
-      <w:r>
-        <w:t xml:space="preserve"> Reading → </w:t>
-      </w:r>
-      <w:r>
-        <w:rPr>
-          <w:b/>
-          <w:bCs/>
-        </w:rPr>
-        <w:t xml:space="preserve">Reading final lesson</w:t>
-      </w:r>
-      <w:r>
-        <w:t xml:space="preserve">, and the answer-type lessons </w:t>
-      </w:r>
-      <w:r>
-        <w:rPr>
-          <w:b/>
-          <w:bCs/>
-        </w:rPr>
-        <w:t xml:space="preserve">Short answer</w:t>
-      </w:r>
-      <w:r>
-        <w:t xml:space="preserve">, </w:t>
-      </w:r>
-      <w:r>
-        <w:rPr>
-          <w:b/>
-          <w:bCs/>
-        </w:rPr>
-        <w:t xml:space="preserve">Complete the sentence</w:t>
-      </w:r>
-      <w:r>
-        <w:t xml:space="preserve">, </w:t>
-      </w:r>
-      <w:r>
-        <w:rPr>
-          <w:b/>
-          <w:bCs/>
-        </w:rPr>
-        <w:t xml:space="preserve">Two answers</w:t>
-      </w:r>
-      <w:r>
-        <w:t xml:space="preserve">.</w:t>
+        <w:t xml:space="preserve">What to do:</w:t>
+      </w:r>
+      <w:r>
+        <w:t xml:space="preserve"> turn it into a small real exam, and check short written answers by key words.</w:t>
+      </w:r>
+    </w:p>
+    <w:p>
+      <w:pPr>
+        <w:bidi w:val="false"/>
+        <w:spacing w:after="100"/>
+      </w:pPr>
+      <w:r>
+        <w:rPr>
+          <w:b/>
+          <w:bCs/>
+        </w:rPr>
+        <w:t xml:space="preserve">9. Vocabulary is long for a strong student.</w:t>
       </w:r>
     </w:p>
     <w:p>
@@ -2219,27 +3195,17 @@
           <w:i/>
           <w:iCs/>
         </w:rPr>
-        <w:t xml:space="preserve">Example:</w:t>
-      </w:r>
-      <w:r>
-        <w:t xml:space="preserve"> </w:t>
-      </w:r>
-      <w:r>
-        <w:rPr>
-          <w:b/>
-          <w:bCs/>
-        </w:rPr>
-        <w:t xml:space="preserve">Reading final lesson</w:t>
-      </w:r>
-      <w:r>
-        <w:t xml:space="preserve"> has a 113-word text and only multiple-choice questions; the real exam has about 340 words and 9 questions, 5 of them written. In the answer-type lessons, written answers are never checked.</w:t>
+        <w:t xml:space="preserve">Where:</w:t>
+      </w:r>
+      <w:r>
+        <w:t xml:space="preserve"> Vocabulary, the six content-word lessons and the final test:</w:t>
       </w:r>
     </w:p>
     <w:p>
       <w:pPr>
         <w:pStyle w:val="ListParagraph"/>
         <w:numPr>
-          <w:ilvl w:val="0"/>
+          <w:ilvl w:val="1"/>
           <w:numId w:val="2"/>
         </w:numPr>
         <w:bidi w:val="false"/>
@@ -2247,57 +3213,11 @@
       </w:pPr>
       <w:r>
         <w:rPr>
-          <w:i/>
-          <w:iCs/>
-        </w:rPr>
-        <w:t xml:space="preserve">What to do:</w:t>
-      </w:r>
-      <w:r>
-        <w:t xml:space="preserve"> turn it into a small real exam, and check short written answers by key words.</w:t>
-      </w:r>
-    </w:p>
-    <w:p>
-      <w:pPr>
-        <w:bidi w:val="false"/>
-        <w:spacing w:after="100"/>
-      </w:pPr>
-      <w:r>
-        <w:rPr>
-          <w:b/>
-          <w:bCs/>
-        </w:rPr>
-        <w:t xml:space="preserve">9. Vocabulary is long for a strong student.</w:t>
-      </w:r>
-    </w:p>
-    <w:p>
-      <w:pPr>
-        <w:pStyle w:val="ListParagraph"/>
-        <w:numPr>
-          <w:ilvl w:val="0"/>
-          <w:numId w:val="2"/>
-        </w:numPr>
-        <w:bidi w:val="false"/>
-        <w:spacing w:after="60"/>
-      </w:pPr>
-      <w:r>
-        <w:rPr>
-          <w:i/>
-          <w:iCs/>
-        </w:rPr>
-        <w:t xml:space="preserve">Where:</w:t>
-      </w:r>
-      <w:r>
-        <w:t xml:space="preserve"> Vocabulary → the six content-word lessons and </w:t>
-      </w:r>
-      <w:r>
-        <w:rPr>
-          <w:b/>
-          <w:bCs/>
-        </w:rPr>
-        <w:t xml:space="preserve">Vocabulary final test</w:t>
-      </w:r>
-      <w:r>
-        <w:t xml:space="preserve">.</w:t>
+          <w:b/>
+          <w:bCs/>
+          <w:rtl/>
+        </w:rPr>
+        <w:t xml:space="preserve">מבחן סיכום - אוצר מילים</w:t>
       </w:r>
     </w:p>
     <w:p>
@@ -4563,3408 +5483,6 @@
       <w:r>
         <w:t xml:space="preserve"> plan step 5 (make a full paragraph required) and step 9 (arrange a try-out with students).</w:t>
       </w:r>
-    </w:p>
-    <w:p>
-      <w:pPr>
-        <w:pStyle w:val="Heading1"/>
-      </w:pPr>
-      <w:r>
-        <w:t xml:space="preserve">7. Where to find things</w:t>
-      </w:r>
-    </w:p>
-    <w:p>
-      <w:pPr>
-        <w:bidi w:val="false"/>
-        <w:spacing w:after="100"/>
-      </w:pPr>
-      <w:r>
-        <w:t xml:space="preserve">The report uses short English names. This is each one's name in the app.</w:t>
-      </w:r>
-    </w:p>
-    <w:tbl>
-      <w:tblPr>
-        <w:bidiVisual w:val="0"/>
-        <w:tblW w:type="dxa" w:w="9360"/>
-        <w:tblBorders>
-          <w:top w:val="single" w:color="auto" w:sz="4"/>
-          <w:left w:val="single" w:color="auto" w:sz="4"/>
-          <w:bottom w:val="single" w:color="auto" w:sz="4"/>
-          <w:right w:val="single" w:color="auto" w:sz="4"/>
-          <w:insideH w:val="single" w:color="auto" w:sz="4"/>
-          <w:insideV w:val="single" w:color="auto" w:sz="4"/>
-        </w:tblBorders>
-      </w:tblPr>
-      <w:tblGrid>
-        <w:gridCol w:w="1524"/>
-        <w:gridCol w:w="3918"/>
-        <w:gridCol w:w="3918"/>
-      </w:tblGrid>
-      <w:tr>
-        <w:trPr>
-          <w:tblHeader/>
-        </w:trPr>
-        <w:tc>
-          <w:tcPr>
-            <w:tcW w:type="dxa" w:w="1524"/>
-            <w:tcBorders>
-              <w:top w:val="single" w:color="BBBBBB" w:sz="4"/>
-              <w:left w:val="single" w:color="BBBBBB" w:sz="4"/>
-              <w:bottom w:val="single" w:color="BBBBBB" w:sz="4"/>
-              <w:right w:val="single" w:color="BBBBBB" w:sz="4"/>
-            </w:tcBorders>
-            <w:shd w:fill="E8EEF6" w:color="auto" w:val="clear"/>
-            <w:tcMar>
-              <w:top w:type="dxa" w:w="60"/>
-              <w:left w:type="dxa" w:w="90"/>
-              <w:bottom w:type="dxa" w:w="60"/>
-              <w:right w:type="dxa" w:w="90"/>
-            </w:tcMar>
-          </w:tcPr>
-          <w:p>
-            <w:pPr>
-              <w:bidi w:val="false"/>
-            </w:pPr>
-            <w:r>
-              <w:rPr>
-                <w:b/>
-                <w:bCs/>
-                <w:sz w:val="18"/>
-                <w:szCs w:val="18"/>
-              </w:rPr>
-              <w:t xml:space="preserve">Section</w:t>
-            </w:r>
-          </w:p>
-        </w:tc>
-        <w:tc>
-          <w:tcPr>
-            <w:tcW w:type="dxa" w:w="3918"/>
-            <w:tcBorders>
-              <w:top w:val="single" w:color="BBBBBB" w:sz="4"/>
-              <w:left w:val="single" w:color="BBBBBB" w:sz="4"/>
-              <w:bottom w:val="single" w:color="BBBBBB" w:sz="4"/>
-              <w:right w:val="single" w:color="BBBBBB" w:sz="4"/>
-            </w:tcBorders>
-            <w:shd w:fill="E8EEF6" w:color="auto" w:val="clear"/>
-            <w:tcMar>
-              <w:top w:type="dxa" w:w="60"/>
-              <w:left w:type="dxa" w:w="90"/>
-              <w:bottom w:type="dxa" w:w="60"/>
-              <w:right w:type="dxa" w:w="90"/>
-            </w:tcMar>
-          </w:tcPr>
-          <w:p>
-            <w:pPr>
-              <w:bidi w:val="false"/>
-            </w:pPr>
-            <w:r>
-              <w:rPr>
-                <w:b/>
-                <w:bCs/>
-                <w:sz w:val="18"/>
-                <w:szCs w:val="18"/>
-              </w:rPr>
-              <w:t xml:space="preserve">Name in this report</w:t>
-            </w:r>
-          </w:p>
-        </w:tc>
-        <w:tc>
-          <w:tcPr>
-            <w:tcW w:type="dxa" w:w="3918"/>
-            <w:tcBorders>
-              <w:top w:val="single" w:color="BBBBBB" w:sz="4"/>
-              <w:left w:val="single" w:color="BBBBBB" w:sz="4"/>
-              <w:bottom w:val="single" w:color="BBBBBB" w:sz="4"/>
-              <w:right w:val="single" w:color="BBBBBB" w:sz="4"/>
-            </w:tcBorders>
-            <w:shd w:fill="E8EEF6" w:color="auto" w:val="clear"/>
-            <w:tcMar>
-              <w:top w:type="dxa" w:w="60"/>
-              <w:left w:type="dxa" w:w="90"/>
-              <w:bottom w:type="dxa" w:w="60"/>
-              <w:right w:type="dxa" w:w="90"/>
-            </w:tcMar>
-          </w:tcPr>
-          <w:p>
-            <w:pPr>
-              <w:bidi w:val="false"/>
-            </w:pPr>
-            <w:r>
-              <w:rPr>
-                <w:b/>
-                <w:bCs/>
-                <w:sz w:val="18"/>
-                <w:szCs w:val="18"/>
-              </w:rPr>
-              <w:t xml:space="preserve">Name in the app</w:t>
-            </w:r>
-          </w:p>
-        </w:tc>
-      </w:tr>
-      <w:tr>
-        <w:trPr>
-          <w:tblHeader w:val="off"/>
-        </w:trPr>
-        <w:tc>
-          <w:tcPr>
-            <w:tcW w:type="dxa" w:w="1524"/>
-            <w:tcBorders>
-              <w:top w:val="single" w:color="BBBBBB" w:sz="4"/>
-              <w:left w:val="single" w:color="BBBBBB" w:sz="4"/>
-              <w:bottom w:val="single" w:color="BBBBBB" w:sz="4"/>
-              <w:right w:val="single" w:color="BBBBBB" w:sz="4"/>
-            </w:tcBorders>
-            <w:tcMar>
-              <w:top w:type="dxa" w:w="60"/>
-              <w:left w:type="dxa" w:w="90"/>
-              <w:bottom w:type="dxa" w:w="60"/>
-              <w:right w:type="dxa" w:w="90"/>
-            </w:tcMar>
-          </w:tcPr>
-          <w:p>
-            <w:pPr>
-              <w:bidi w:val="false"/>
-            </w:pPr>
-            <w:r>
-              <w:rPr>
-                <w:sz w:val="18"/>
-                <w:szCs w:val="18"/>
-              </w:rPr>
-              <w:t xml:space="preserve">Sections</w:t>
-            </w:r>
-          </w:p>
-        </w:tc>
-        <w:tc>
-          <w:tcPr>
-            <w:tcW w:type="dxa" w:w="3918"/>
-            <w:tcBorders>
-              <w:top w:val="single" w:color="BBBBBB" w:sz="4"/>
-              <w:left w:val="single" w:color="BBBBBB" w:sz="4"/>
-              <w:bottom w:val="single" w:color="BBBBBB" w:sz="4"/>
-              <w:right w:val="single" w:color="BBBBBB" w:sz="4"/>
-            </w:tcBorders>
-            <w:tcMar>
-              <w:top w:type="dxa" w:w="60"/>
-              <w:left w:type="dxa" w:w="90"/>
-              <w:bottom w:type="dxa" w:w="60"/>
-              <w:right w:type="dxa" w:w="90"/>
-            </w:tcMar>
-          </w:tcPr>
-          <w:p>
-            <w:pPr>
-              <w:bidi w:val="false"/>
-            </w:pPr>
-            <w:r>
-              <w:rPr>
-                <w:sz w:val="18"/>
-                <w:szCs w:val="18"/>
-              </w:rPr>
-              <w:t xml:space="preserve">Vocabulary</w:t>
-            </w:r>
-          </w:p>
-        </w:tc>
-        <w:tc>
-          <w:tcPr>
-            <w:tcW w:type="dxa" w:w="3918"/>
-            <w:tcBorders>
-              <w:top w:val="single" w:color="BBBBBB" w:sz="4"/>
-              <w:left w:val="single" w:color="BBBBBB" w:sz="4"/>
-              <w:bottom w:val="single" w:color="BBBBBB" w:sz="4"/>
-              <w:right w:val="single" w:color="BBBBBB" w:sz="4"/>
-            </w:tcBorders>
-            <w:tcMar>
-              <w:top w:type="dxa" w:w="60"/>
-              <w:left w:type="dxa" w:w="90"/>
-              <w:bottom w:type="dxa" w:w="60"/>
-              <w:right w:type="dxa" w:w="90"/>
-            </w:tcMar>
-          </w:tcPr>
-          <w:p>
-            <w:pPr>
-              <w:bidi/>
-            </w:pPr>
-            <w:r>
-              <w:rPr>
-                <w:sz w:val="18"/>
-                <w:szCs w:val="18"/>
-                <w:rtl/>
-              </w:rPr>
-              <w:t xml:space="preserve">חלק א׳ - אוצר מילים</w:t>
-            </w:r>
-          </w:p>
-        </w:tc>
-      </w:tr>
-      <w:tr>
-        <w:trPr>
-          <w:tblHeader w:val="off"/>
-        </w:trPr>
-        <w:tc>
-          <w:tcPr>
-            <w:tcW w:type="dxa" w:w="1524"/>
-            <w:tcBorders>
-              <w:top w:val="single" w:color="BBBBBB" w:sz="4"/>
-              <w:left w:val="single" w:color="BBBBBB" w:sz="4"/>
-              <w:bottom w:val="single" w:color="BBBBBB" w:sz="4"/>
-              <w:right w:val="single" w:color="BBBBBB" w:sz="4"/>
-            </w:tcBorders>
-            <w:tcMar>
-              <w:top w:type="dxa" w:w="60"/>
-              <w:left w:type="dxa" w:w="90"/>
-              <w:bottom w:type="dxa" w:w="60"/>
-              <w:right w:type="dxa" w:w="90"/>
-            </w:tcMar>
-          </w:tcPr>
-          <w:p>
-            <w:pPr>
-              <w:bidi w:val="false"/>
-            </w:pPr>
-            <w:r>
-              <w:rPr>
-                <w:sz w:val="18"/>
-                <w:szCs w:val="18"/>
-              </w:rPr>
-              <w:t xml:space="preserve">Sections</w:t>
-            </w:r>
-          </w:p>
-        </w:tc>
-        <w:tc>
-          <w:tcPr>
-            <w:tcW w:type="dxa" w:w="3918"/>
-            <w:tcBorders>
-              <w:top w:val="single" w:color="BBBBBB" w:sz="4"/>
-              <w:left w:val="single" w:color="BBBBBB" w:sz="4"/>
-              <w:bottom w:val="single" w:color="BBBBBB" w:sz="4"/>
-              <w:right w:val="single" w:color="BBBBBB" w:sz="4"/>
-            </w:tcBorders>
-            <w:tcMar>
-              <w:top w:type="dxa" w:w="60"/>
-              <w:left w:type="dxa" w:w="90"/>
-              <w:bottom w:type="dxa" w:w="60"/>
-              <w:right w:type="dxa" w:w="90"/>
-            </w:tcMar>
-          </w:tcPr>
-          <w:p>
-            <w:pPr>
-              <w:bidi w:val="false"/>
-            </w:pPr>
-            <w:r>
-              <w:rPr>
-                <w:sz w:val="18"/>
-                <w:szCs w:val="18"/>
-              </w:rPr>
-              <w:t xml:space="preserve">Reading</w:t>
-            </w:r>
-          </w:p>
-        </w:tc>
-        <w:tc>
-          <w:tcPr>
-            <w:tcW w:type="dxa" w:w="3918"/>
-            <w:tcBorders>
-              <w:top w:val="single" w:color="BBBBBB" w:sz="4"/>
-              <w:left w:val="single" w:color="BBBBBB" w:sz="4"/>
-              <w:bottom w:val="single" w:color="BBBBBB" w:sz="4"/>
-              <w:right w:val="single" w:color="BBBBBB" w:sz="4"/>
-            </w:tcBorders>
-            <w:tcMar>
-              <w:top w:type="dxa" w:w="60"/>
-              <w:left w:type="dxa" w:w="90"/>
-              <w:bottom w:type="dxa" w:w="60"/>
-              <w:right w:type="dxa" w:w="90"/>
-            </w:tcMar>
-          </w:tcPr>
-          <w:p>
-            <w:pPr>
-              <w:bidi/>
-            </w:pPr>
-            <w:r>
-              <w:rPr>
-                <w:sz w:val="18"/>
-                <w:szCs w:val="18"/>
-                <w:rtl/>
-              </w:rPr>
-              <w:t xml:space="preserve">חלק ב׳ - הבנת הנקרא</w:t>
-            </w:r>
-          </w:p>
-        </w:tc>
-      </w:tr>
-      <w:tr>
-        <w:trPr>
-          <w:tblHeader w:val="off"/>
-        </w:trPr>
-        <w:tc>
-          <w:tcPr>
-            <w:tcW w:type="dxa" w:w="1524"/>
-            <w:tcBorders>
-              <w:top w:val="single" w:color="BBBBBB" w:sz="4"/>
-              <w:left w:val="single" w:color="BBBBBB" w:sz="4"/>
-              <w:bottom w:val="single" w:color="BBBBBB" w:sz="4"/>
-              <w:right w:val="single" w:color="BBBBBB" w:sz="4"/>
-            </w:tcBorders>
-            <w:tcMar>
-              <w:top w:type="dxa" w:w="60"/>
-              <w:left w:type="dxa" w:w="90"/>
-              <w:bottom w:type="dxa" w:w="60"/>
-              <w:right w:type="dxa" w:w="90"/>
-            </w:tcMar>
-          </w:tcPr>
-          <w:p>
-            <w:pPr>
-              <w:bidi w:val="false"/>
-            </w:pPr>
-            <w:r>
-              <w:rPr>
-                <w:sz w:val="18"/>
-                <w:szCs w:val="18"/>
-              </w:rPr>
-              <w:t xml:space="preserve">Sections</w:t>
-            </w:r>
-          </w:p>
-        </w:tc>
-        <w:tc>
-          <w:tcPr>
-            <w:tcW w:type="dxa" w:w="3918"/>
-            <w:tcBorders>
-              <w:top w:val="single" w:color="BBBBBB" w:sz="4"/>
-              <w:left w:val="single" w:color="BBBBBB" w:sz="4"/>
-              <w:bottom w:val="single" w:color="BBBBBB" w:sz="4"/>
-              <w:right w:val="single" w:color="BBBBBB" w:sz="4"/>
-            </w:tcBorders>
-            <w:tcMar>
-              <w:top w:type="dxa" w:w="60"/>
-              <w:left w:type="dxa" w:w="90"/>
-              <w:bottom w:type="dxa" w:w="60"/>
-              <w:right w:type="dxa" w:w="90"/>
-            </w:tcMar>
-          </w:tcPr>
-          <w:p>
-            <w:pPr>
-              <w:bidi w:val="false"/>
-            </w:pPr>
-            <w:r>
-              <w:rPr>
-                <w:sz w:val="18"/>
-                <w:szCs w:val="18"/>
-              </w:rPr>
-              <w:t xml:space="preserve">Writing</w:t>
-            </w:r>
-          </w:p>
-        </w:tc>
-        <w:tc>
-          <w:tcPr>
-            <w:tcW w:type="dxa" w:w="3918"/>
-            <w:tcBorders>
-              <w:top w:val="single" w:color="BBBBBB" w:sz="4"/>
-              <w:left w:val="single" w:color="BBBBBB" w:sz="4"/>
-              <w:bottom w:val="single" w:color="BBBBBB" w:sz="4"/>
-              <w:right w:val="single" w:color="BBBBBB" w:sz="4"/>
-            </w:tcBorders>
-            <w:tcMar>
-              <w:top w:type="dxa" w:w="60"/>
-              <w:left w:type="dxa" w:w="90"/>
-              <w:bottom w:type="dxa" w:w="60"/>
-              <w:right w:type="dxa" w:w="90"/>
-            </w:tcMar>
-          </w:tcPr>
-          <w:p>
-            <w:pPr>
-              <w:bidi/>
-            </w:pPr>
-            <w:r>
-              <w:rPr>
-                <w:sz w:val="18"/>
-                <w:szCs w:val="18"/>
-                <w:rtl/>
-              </w:rPr>
-              <w:t xml:space="preserve">חלק ג׳ - כתיבה</w:t>
-            </w:r>
-          </w:p>
-        </w:tc>
-      </w:tr>
-      <w:tr>
-        <w:trPr>
-          <w:tblHeader w:val="off"/>
-        </w:trPr>
-        <w:tc>
-          <w:tcPr>
-            <w:tcW w:type="dxa" w:w="1524"/>
-            <w:tcBorders>
-              <w:top w:val="single" w:color="BBBBBB" w:sz="4"/>
-              <w:left w:val="single" w:color="BBBBBB" w:sz="4"/>
-              <w:bottom w:val="single" w:color="BBBBBB" w:sz="4"/>
-              <w:right w:val="single" w:color="BBBBBB" w:sz="4"/>
-            </w:tcBorders>
-            <w:tcMar>
-              <w:top w:type="dxa" w:w="60"/>
-              <w:left w:type="dxa" w:w="90"/>
-              <w:bottom w:type="dxa" w:w="60"/>
-              <w:right w:type="dxa" w:w="90"/>
-            </w:tcMar>
-          </w:tcPr>
-          <w:p>
-            <w:pPr>
-              <w:bidi w:val="false"/>
-            </w:pPr>
-            <w:r>
-              <w:rPr>
-                <w:sz w:val="18"/>
-                <w:szCs w:val="18"/>
-              </w:rPr>
-              <w:t xml:space="preserve">Reading</w:t>
-            </w:r>
-          </w:p>
-        </w:tc>
-        <w:tc>
-          <w:tcPr>
-            <w:tcW w:type="dxa" w:w="3918"/>
-            <w:tcBorders>
-              <w:top w:val="single" w:color="BBBBBB" w:sz="4"/>
-              <w:left w:val="single" w:color="BBBBBB" w:sz="4"/>
-              <w:bottom w:val="single" w:color="BBBBBB" w:sz="4"/>
-              <w:right w:val="single" w:color="BBBBBB" w:sz="4"/>
-            </w:tcBorders>
-            <w:tcMar>
-              <w:top w:type="dxa" w:w="60"/>
-              <w:left w:type="dxa" w:w="90"/>
-              <w:bottom w:type="dxa" w:w="60"/>
-              <w:right w:type="dxa" w:w="90"/>
-            </w:tcMar>
-          </w:tcPr>
-          <w:p>
-            <w:pPr>
-              <w:bidi w:val="false"/>
-            </w:pPr>
-            <w:r>
-              <w:rPr>
-                <w:sz w:val="18"/>
-                <w:szCs w:val="18"/>
-              </w:rPr>
-              <w:t xml:space="preserve">Search, don't read</w:t>
-            </w:r>
-          </w:p>
-        </w:tc>
-        <w:tc>
-          <w:tcPr>
-            <w:tcW w:type="dxa" w:w="3918"/>
-            <w:tcBorders>
-              <w:top w:val="single" w:color="BBBBBB" w:sz="4"/>
-              <w:left w:val="single" w:color="BBBBBB" w:sz="4"/>
-              <w:bottom w:val="single" w:color="BBBBBB" w:sz="4"/>
-              <w:right w:val="single" w:color="BBBBBB" w:sz="4"/>
-            </w:tcBorders>
-            <w:tcMar>
-              <w:top w:type="dxa" w:w="60"/>
-              <w:left w:type="dxa" w:w="90"/>
-              <w:bottom w:type="dxa" w:w="60"/>
-              <w:right w:type="dxa" w:w="90"/>
-            </w:tcMar>
-          </w:tcPr>
-          <w:p>
-            <w:pPr>
-              <w:bidi/>
-            </w:pPr>
-            <w:r>
-              <w:rPr>
-                <w:sz w:val="18"/>
-                <w:szCs w:val="18"/>
-                <w:rtl/>
-              </w:rPr>
-              <w:t xml:space="preserve">אני מחפש, לא קורא</w:t>
-            </w:r>
-          </w:p>
-        </w:tc>
-      </w:tr>
-      <w:tr>
-        <w:trPr>
-          <w:tblHeader w:val="off"/>
-        </w:trPr>
-        <w:tc>
-          <w:tcPr>
-            <w:tcW w:type="dxa" w:w="1524"/>
-            <w:tcBorders>
-              <w:top w:val="single" w:color="BBBBBB" w:sz="4"/>
-              <w:left w:val="single" w:color="BBBBBB" w:sz="4"/>
-              <w:bottom w:val="single" w:color="BBBBBB" w:sz="4"/>
-              <w:right w:val="single" w:color="BBBBBB" w:sz="4"/>
-            </w:tcBorders>
-            <w:tcMar>
-              <w:top w:type="dxa" w:w="60"/>
-              <w:left w:type="dxa" w:w="90"/>
-              <w:bottom w:type="dxa" w:w="60"/>
-              <w:right w:type="dxa" w:w="90"/>
-            </w:tcMar>
-          </w:tcPr>
-          <w:p>
-            <w:pPr>
-              <w:bidi w:val="false"/>
-            </w:pPr>
-            <w:r>
-              <w:rPr>
-                <w:sz w:val="18"/>
-                <w:szCs w:val="18"/>
-              </w:rPr>
-              <w:t xml:space="preserve">Reading</w:t>
-            </w:r>
-          </w:p>
-        </w:tc>
-        <w:tc>
-          <w:tcPr>
-            <w:tcW w:type="dxa" w:w="3918"/>
-            <w:tcBorders>
-              <w:top w:val="single" w:color="BBBBBB" w:sz="4"/>
-              <w:left w:val="single" w:color="BBBBBB" w:sz="4"/>
-              <w:bottom w:val="single" w:color="BBBBBB" w:sz="4"/>
-              <w:right w:val="single" w:color="BBBBBB" w:sz="4"/>
-            </w:tcBorders>
-            <w:tcMar>
-              <w:top w:type="dxa" w:w="60"/>
-              <w:left w:type="dxa" w:w="90"/>
-              <w:bottom w:type="dxa" w:w="60"/>
-              <w:right w:type="dxa" w:w="90"/>
-            </w:tcMar>
-          </w:tcPr>
-          <w:p>
-            <w:pPr>
-              <w:bidi w:val="false"/>
-            </w:pPr>
-            <w:r>
-              <w:rPr>
-                <w:sz w:val="18"/>
-                <w:szCs w:val="18"/>
-              </w:rPr>
-              <w:t xml:space="preserve">The road map</w:t>
-            </w:r>
-          </w:p>
-        </w:tc>
-        <w:tc>
-          <w:tcPr>
-            <w:tcW w:type="dxa" w:w="3918"/>
-            <w:tcBorders>
-              <w:top w:val="single" w:color="BBBBBB" w:sz="4"/>
-              <w:left w:val="single" w:color="BBBBBB" w:sz="4"/>
-              <w:bottom w:val="single" w:color="BBBBBB" w:sz="4"/>
-              <w:right w:val="single" w:color="BBBBBB" w:sz="4"/>
-            </w:tcBorders>
-            <w:tcMar>
-              <w:top w:type="dxa" w:w="60"/>
-              <w:left w:type="dxa" w:w="90"/>
-              <w:bottom w:type="dxa" w:w="60"/>
-              <w:right w:type="dxa" w:w="90"/>
-            </w:tcMar>
-          </w:tcPr>
-          <w:p>
-            <w:pPr>
-              <w:bidi/>
-            </w:pPr>
-            <w:r>
-              <w:rPr>
-                <w:sz w:val="18"/>
-                <w:szCs w:val="18"/>
-                <w:rtl/>
-              </w:rPr>
-              <w:t xml:space="preserve">מפת הדרכים</w:t>
-            </w:r>
-          </w:p>
-        </w:tc>
-      </w:tr>
-      <w:tr>
-        <w:trPr>
-          <w:tblHeader w:val="off"/>
-        </w:trPr>
-        <w:tc>
-          <w:tcPr>
-            <w:tcW w:type="dxa" w:w="1524"/>
-            <w:tcBorders>
-              <w:top w:val="single" w:color="BBBBBB" w:sz="4"/>
-              <w:left w:val="single" w:color="BBBBBB" w:sz="4"/>
-              <w:bottom w:val="single" w:color="BBBBBB" w:sz="4"/>
-              <w:right w:val="single" w:color="BBBBBB" w:sz="4"/>
-            </w:tcBorders>
-            <w:tcMar>
-              <w:top w:type="dxa" w:w="60"/>
-              <w:left w:type="dxa" w:w="90"/>
-              <w:bottom w:type="dxa" w:w="60"/>
-              <w:right w:type="dxa" w:w="90"/>
-            </w:tcMar>
-          </w:tcPr>
-          <w:p>
-            <w:pPr>
-              <w:bidi w:val="false"/>
-            </w:pPr>
-            <w:r>
-              <w:rPr>
-                <w:sz w:val="18"/>
-                <w:szCs w:val="18"/>
-              </w:rPr>
-              <w:t xml:space="preserve">Reading</w:t>
-            </w:r>
-          </w:p>
-        </w:tc>
-        <w:tc>
-          <w:tcPr>
-            <w:tcW w:type="dxa" w:w="3918"/>
-            <w:tcBorders>
-              <w:top w:val="single" w:color="BBBBBB" w:sz="4"/>
-              <w:left w:val="single" w:color="BBBBBB" w:sz="4"/>
-              <w:bottom w:val="single" w:color="BBBBBB" w:sz="4"/>
-              <w:right w:val="single" w:color="BBBBBB" w:sz="4"/>
-            </w:tcBorders>
-            <w:tcMar>
-              <w:top w:type="dxa" w:w="60"/>
-              <w:left w:type="dxa" w:w="90"/>
-              <w:bottom w:type="dxa" w:w="60"/>
-              <w:right w:type="dxa" w:w="90"/>
-            </w:tcMar>
-          </w:tcPr>
-          <w:p>
-            <w:pPr>
-              <w:bidi w:val="false"/>
-            </w:pPr>
-            <w:r>
-              <w:rPr>
-                <w:sz w:val="18"/>
-                <w:szCs w:val="18"/>
-              </w:rPr>
-              <w:t xml:space="preserve">The traffic light</w:t>
-            </w:r>
-          </w:p>
-        </w:tc>
-        <w:tc>
-          <w:tcPr>
-            <w:tcW w:type="dxa" w:w="3918"/>
-            <w:tcBorders>
-              <w:top w:val="single" w:color="BBBBBB" w:sz="4"/>
-              <w:left w:val="single" w:color="BBBBBB" w:sz="4"/>
-              <w:bottom w:val="single" w:color="BBBBBB" w:sz="4"/>
-              <w:right w:val="single" w:color="BBBBBB" w:sz="4"/>
-            </w:tcBorders>
-            <w:tcMar>
-              <w:top w:type="dxa" w:w="60"/>
-              <w:left w:type="dxa" w:w="90"/>
-              <w:bottom w:type="dxa" w:w="60"/>
-              <w:right w:type="dxa" w:w="90"/>
-            </w:tcMar>
-          </w:tcPr>
-          <w:p>
-            <w:pPr>
-              <w:bidi/>
-            </w:pPr>
-            <w:r>
-              <w:rPr>
-                <w:sz w:val="18"/>
-                <w:szCs w:val="18"/>
-                <w:rtl/>
-              </w:rPr>
-              <w:t xml:space="preserve">שיטת הרמזור</w:t>
-            </w:r>
-          </w:p>
-        </w:tc>
-      </w:tr>
-      <w:tr>
-        <w:trPr>
-          <w:tblHeader w:val="off"/>
-        </w:trPr>
-        <w:tc>
-          <w:tcPr>
-            <w:tcW w:type="dxa" w:w="1524"/>
-            <w:tcBorders>
-              <w:top w:val="single" w:color="BBBBBB" w:sz="4"/>
-              <w:left w:val="single" w:color="BBBBBB" w:sz="4"/>
-              <w:bottom w:val="single" w:color="BBBBBB" w:sz="4"/>
-              <w:right w:val="single" w:color="BBBBBB" w:sz="4"/>
-            </w:tcBorders>
-            <w:tcMar>
-              <w:top w:type="dxa" w:w="60"/>
-              <w:left w:type="dxa" w:w="90"/>
-              <w:bottom w:type="dxa" w:w="60"/>
-              <w:right w:type="dxa" w:w="90"/>
-            </w:tcMar>
-          </w:tcPr>
-          <w:p>
-            <w:pPr>
-              <w:bidi w:val="false"/>
-            </w:pPr>
-            <w:r>
-              <w:rPr>
-                <w:sz w:val="18"/>
-                <w:szCs w:val="18"/>
-              </w:rPr>
-              <w:t xml:space="preserve">Reading</w:t>
-            </w:r>
-          </w:p>
-        </w:tc>
-        <w:tc>
-          <w:tcPr>
-            <w:tcW w:type="dxa" w:w="3918"/>
-            <w:tcBorders>
-              <w:top w:val="single" w:color="BBBBBB" w:sz="4"/>
-              <w:left w:val="single" w:color="BBBBBB" w:sz="4"/>
-              <w:bottom w:val="single" w:color="BBBBBB" w:sz="4"/>
-              <w:right w:val="single" w:color="BBBBBB" w:sz="4"/>
-            </w:tcBorders>
-            <w:tcMar>
-              <w:top w:type="dxa" w:w="60"/>
-              <w:left w:type="dxa" w:w="90"/>
-              <w:bottom w:type="dxa" w:w="60"/>
-              <w:right w:type="dxa" w:w="90"/>
-            </w:tcMar>
-          </w:tcPr>
-          <w:p>
-            <w:pPr>
-              <w:bidi w:val="false"/>
-            </w:pPr>
-            <w:r>
-              <w:rPr>
-                <w:sz w:val="18"/>
-                <w:szCs w:val="18"/>
-              </w:rPr>
-              <w:t xml:space="preserve">P1: finding the answer</w:t>
-            </w:r>
-          </w:p>
-        </w:tc>
-        <w:tc>
-          <w:tcPr>
-            <w:tcW w:type="dxa" w:w="3918"/>
-            <w:tcBorders>
-              <w:top w:val="single" w:color="BBBBBB" w:sz="4"/>
-              <w:left w:val="single" w:color="BBBBBB" w:sz="4"/>
-              <w:bottom w:val="single" w:color="BBBBBB" w:sz="4"/>
-              <w:right w:val="single" w:color="BBBBBB" w:sz="4"/>
-            </w:tcBorders>
-            <w:tcMar>
-              <w:top w:type="dxa" w:w="60"/>
-              <w:left w:type="dxa" w:w="90"/>
-              <w:bottom w:type="dxa" w:w="60"/>
-              <w:right w:type="dxa" w:w="90"/>
-            </w:tcMar>
-          </w:tcPr>
-          <w:p>
-            <w:pPr>
-              <w:bidi w:val="false"/>
-            </w:pPr>
-            <w:r>
-              <w:rPr>
-                <w:sz w:val="18"/>
-                <w:szCs w:val="18"/>
-              </w:rPr>
-              <w:t xml:space="preserve">P1 - </w:t>
-            </w:r>
-            <w:r>
-              <w:rPr>
-                <w:sz w:val="18"/>
-                <w:szCs w:val="18"/>
-                <w:rtl/>
-              </w:rPr>
-              <w:t xml:space="preserve">ניווט בטקסט</w:t>
-            </w:r>
-          </w:p>
-        </w:tc>
-      </w:tr>
-      <w:tr>
-        <w:trPr>
-          <w:tblHeader w:val="off"/>
-        </w:trPr>
-        <w:tc>
-          <w:tcPr>
-            <w:tcW w:type="dxa" w:w="1524"/>
-            <w:tcBorders>
-              <w:top w:val="single" w:color="BBBBBB" w:sz="4"/>
-              <w:left w:val="single" w:color="BBBBBB" w:sz="4"/>
-              <w:bottom w:val="single" w:color="BBBBBB" w:sz="4"/>
-              <w:right w:val="single" w:color="BBBBBB" w:sz="4"/>
-            </w:tcBorders>
-            <w:tcMar>
-              <w:top w:type="dxa" w:w="60"/>
-              <w:left w:type="dxa" w:w="90"/>
-              <w:bottom w:type="dxa" w:w="60"/>
-              <w:right w:type="dxa" w:w="90"/>
-            </w:tcMar>
-          </w:tcPr>
-          <w:p>
-            <w:pPr>
-              <w:bidi w:val="false"/>
-            </w:pPr>
-            <w:r>
-              <w:rPr>
-                <w:sz w:val="18"/>
-                <w:szCs w:val="18"/>
-              </w:rPr>
-              <w:t xml:space="preserve">Reading</w:t>
-            </w:r>
-          </w:p>
-        </w:tc>
-        <w:tc>
-          <w:tcPr>
-            <w:tcW w:type="dxa" w:w="3918"/>
-            <w:tcBorders>
-              <w:top w:val="single" w:color="BBBBBB" w:sz="4"/>
-              <w:left w:val="single" w:color="BBBBBB" w:sz="4"/>
-              <w:bottom w:val="single" w:color="BBBBBB" w:sz="4"/>
-              <w:right w:val="single" w:color="BBBBBB" w:sz="4"/>
-            </w:tcBorders>
-            <w:tcMar>
-              <w:top w:type="dxa" w:w="60"/>
-              <w:left w:type="dxa" w:w="90"/>
-              <w:bottom w:type="dxa" w:w="60"/>
-              <w:right w:type="dxa" w:w="90"/>
-            </w:tcMar>
-          </w:tcPr>
-          <w:p>
-            <w:pPr>
-              <w:bidi w:val="false"/>
-            </w:pPr>
-            <w:r>
-              <w:rPr>
-                <w:sz w:val="18"/>
-                <w:szCs w:val="18"/>
-              </w:rPr>
-              <w:t xml:space="preserve">Numbers and names (marking)</w:t>
-            </w:r>
-          </w:p>
-        </w:tc>
-        <w:tc>
-          <w:tcPr>
-            <w:tcW w:type="dxa" w:w="3918"/>
-            <w:tcBorders>
-              <w:top w:val="single" w:color="BBBBBB" w:sz="4"/>
-              <w:left w:val="single" w:color="BBBBBB" w:sz="4"/>
-              <w:bottom w:val="single" w:color="BBBBBB" w:sz="4"/>
-              <w:right w:val="single" w:color="BBBBBB" w:sz="4"/>
-            </w:tcBorders>
-            <w:tcMar>
-              <w:top w:type="dxa" w:w="60"/>
-              <w:left w:type="dxa" w:w="90"/>
-              <w:bottom w:type="dxa" w:w="60"/>
-              <w:right w:type="dxa" w:w="90"/>
-            </w:tcMar>
-          </w:tcPr>
-          <w:p>
-            <w:pPr>
-              <w:bidi/>
-            </w:pPr>
-            <w:r>
-              <w:rPr>
-                <w:sz w:val="18"/>
-                <w:szCs w:val="18"/>
-                <w:rtl/>
-              </w:rPr>
-              <w:t xml:space="preserve">מגנט לעין - מספרים ושמות</w:t>
-            </w:r>
-          </w:p>
-        </w:tc>
-      </w:tr>
-      <w:tr>
-        <w:trPr>
-          <w:tblHeader w:val="off"/>
-        </w:trPr>
-        <w:tc>
-          <w:tcPr>
-            <w:tcW w:type="dxa" w:w="1524"/>
-            <w:tcBorders>
-              <w:top w:val="single" w:color="BBBBBB" w:sz="4"/>
-              <w:left w:val="single" w:color="BBBBBB" w:sz="4"/>
-              <w:bottom w:val="single" w:color="BBBBBB" w:sz="4"/>
-              <w:right w:val="single" w:color="BBBBBB" w:sz="4"/>
-            </w:tcBorders>
-            <w:tcMar>
-              <w:top w:type="dxa" w:w="60"/>
-              <w:left w:type="dxa" w:w="90"/>
-              <w:bottom w:type="dxa" w:w="60"/>
-              <w:right w:type="dxa" w:w="90"/>
-            </w:tcMar>
-          </w:tcPr>
-          <w:p>
-            <w:pPr>
-              <w:bidi w:val="false"/>
-            </w:pPr>
-            <w:r>
-              <w:rPr>
-                <w:sz w:val="18"/>
-                <w:szCs w:val="18"/>
-              </w:rPr>
-              <w:t xml:space="preserve">Reading</w:t>
-            </w:r>
-          </w:p>
-        </w:tc>
-        <w:tc>
-          <w:tcPr>
-            <w:tcW w:type="dxa" w:w="3918"/>
-            <w:tcBorders>
-              <w:top w:val="single" w:color="BBBBBB" w:sz="4"/>
-              <w:left w:val="single" w:color="BBBBBB" w:sz="4"/>
-              <w:bottom w:val="single" w:color="BBBBBB" w:sz="4"/>
-              <w:right w:val="single" w:color="BBBBBB" w:sz="4"/>
-            </w:tcBorders>
-            <w:tcMar>
-              <w:top w:type="dxa" w:w="60"/>
-              <w:left w:type="dxa" w:w="90"/>
-              <w:bottom w:type="dxa" w:w="60"/>
-              <w:right w:type="dxa" w:w="90"/>
-            </w:tcMar>
-          </w:tcPr>
-          <w:p>
-            <w:pPr>
-              <w:bidi w:val="false"/>
-            </w:pPr>
-            <w:r>
-              <w:rPr>
-                <w:sz w:val="18"/>
-                <w:szCs w:val="18"/>
-              </w:rPr>
-              <w:t xml:space="preserve">Numbers and names (questions)</w:t>
-            </w:r>
-          </w:p>
-        </w:tc>
-        <w:tc>
-          <w:tcPr>
-            <w:tcW w:type="dxa" w:w="3918"/>
-            <w:tcBorders>
-              <w:top w:val="single" w:color="BBBBBB" w:sz="4"/>
-              <w:left w:val="single" w:color="BBBBBB" w:sz="4"/>
-              <w:bottom w:val="single" w:color="BBBBBB" w:sz="4"/>
-              <w:right w:val="single" w:color="BBBBBB" w:sz="4"/>
-            </w:tcBorders>
-            <w:tcMar>
-              <w:top w:type="dxa" w:w="60"/>
-              <w:left w:type="dxa" w:w="90"/>
-              <w:bottom w:type="dxa" w:w="60"/>
-              <w:right w:type="dxa" w:w="90"/>
-            </w:tcMar>
-          </w:tcPr>
-          <w:p>
-            <w:pPr>
-              <w:bidi/>
-            </w:pPr>
-            <w:r>
-              <w:rPr>
-                <w:sz w:val="18"/>
-                <w:szCs w:val="18"/>
-                <w:rtl/>
-              </w:rPr>
-              <w:t xml:space="preserve">מספרים ושמות - תרגול שאלות</w:t>
-            </w:r>
-          </w:p>
-        </w:tc>
-      </w:tr>
-      <w:tr>
-        <w:trPr>
-          <w:tblHeader w:val="off"/>
-        </w:trPr>
-        <w:tc>
-          <w:tcPr>
-            <w:tcW w:type="dxa" w:w="1524"/>
-            <w:tcBorders>
-              <w:top w:val="single" w:color="BBBBBB" w:sz="4"/>
-              <w:left w:val="single" w:color="BBBBBB" w:sz="4"/>
-              <w:bottom w:val="single" w:color="BBBBBB" w:sz="4"/>
-              <w:right w:val="single" w:color="BBBBBB" w:sz="4"/>
-            </w:tcBorders>
-            <w:tcMar>
-              <w:top w:type="dxa" w:w="60"/>
-              <w:left w:type="dxa" w:w="90"/>
-              <w:bottom w:type="dxa" w:w="60"/>
-              <w:right w:type="dxa" w:w="90"/>
-            </w:tcMar>
-          </w:tcPr>
-          <w:p>
-            <w:pPr>
-              <w:bidi w:val="false"/>
-            </w:pPr>
-            <w:r>
-              <w:rPr>
-                <w:sz w:val="18"/>
-                <w:szCs w:val="18"/>
-              </w:rPr>
-              <w:t xml:space="preserve">Reading</w:t>
-            </w:r>
-          </w:p>
-        </w:tc>
-        <w:tc>
-          <w:tcPr>
-            <w:tcW w:type="dxa" w:w="3918"/>
-            <w:tcBorders>
-              <w:top w:val="single" w:color="BBBBBB" w:sz="4"/>
-              <w:left w:val="single" w:color="BBBBBB" w:sz="4"/>
-              <w:bottom w:val="single" w:color="BBBBBB" w:sz="4"/>
-              <w:right w:val="single" w:color="BBBBBB" w:sz="4"/>
-            </w:tcBorders>
-            <w:tcMar>
-              <w:top w:type="dxa" w:w="60"/>
-              <w:left w:type="dxa" w:w="90"/>
-              <w:bottom w:type="dxa" w:w="60"/>
-              <w:right w:type="dxa" w:w="90"/>
-            </w:tcMar>
-          </w:tcPr>
-          <w:p>
-            <w:pPr>
-              <w:bidi w:val="false"/>
-            </w:pPr>
-            <w:r>
-              <w:rPr>
-                <w:sz w:val="18"/>
-                <w:szCs w:val="18"/>
-              </w:rPr>
-              <w:t xml:space="preserve">NOT (marking)</w:t>
-            </w:r>
-          </w:p>
-        </w:tc>
-        <w:tc>
-          <w:tcPr>
-            <w:tcW w:type="dxa" w:w="3918"/>
-            <w:tcBorders>
-              <w:top w:val="single" w:color="BBBBBB" w:sz="4"/>
-              <w:left w:val="single" w:color="BBBBBB" w:sz="4"/>
-              <w:bottom w:val="single" w:color="BBBBBB" w:sz="4"/>
-              <w:right w:val="single" w:color="BBBBBB" w:sz="4"/>
-            </w:tcBorders>
-            <w:tcMar>
-              <w:top w:type="dxa" w:w="60"/>
-              <w:left w:type="dxa" w:w="90"/>
-              <w:bottom w:type="dxa" w:w="60"/>
-              <w:right w:type="dxa" w:w="90"/>
-            </w:tcMar>
-          </w:tcPr>
-          <w:p>
-            <w:pPr>
-              <w:bidi w:val="false"/>
-            </w:pPr>
-            <w:r>
-              <w:rPr>
-                <w:sz w:val="18"/>
-                <w:szCs w:val="18"/>
-              </w:rPr>
-              <w:t xml:space="preserve">NOT - </w:t>
-            </w:r>
-            <w:r>
-              <w:rPr>
-                <w:sz w:val="18"/>
-                <w:szCs w:val="18"/>
-                <w:rtl/>
-              </w:rPr>
-              <w:t xml:space="preserve">המילה הכי מסוכנת</w:t>
-            </w:r>
-          </w:p>
-        </w:tc>
-      </w:tr>
-      <w:tr>
-        <w:trPr>
-          <w:tblHeader w:val="off"/>
-        </w:trPr>
-        <w:tc>
-          <w:tcPr>
-            <w:tcW w:type="dxa" w:w="1524"/>
-            <w:tcBorders>
-              <w:top w:val="single" w:color="BBBBBB" w:sz="4"/>
-              <w:left w:val="single" w:color="BBBBBB" w:sz="4"/>
-              <w:bottom w:val="single" w:color="BBBBBB" w:sz="4"/>
-              <w:right w:val="single" w:color="BBBBBB" w:sz="4"/>
-            </w:tcBorders>
-            <w:tcMar>
-              <w:top w:type="dxa" w:w="60"/>
-              <w:left w:type="dxa" w:w="90"/>
-              <w:bottom w:type="dxa" w:w="60"/>
-              <w:right w:type="dxa" w:w="90"/>
-            </w:tcMar>
-          </w:tcPr>
-          <w:p>
-            <w:pPr>
-              <w:bidi w:val="false"/>
-            </w:pPr>
-            <w:r>
-              <w:rPr>
-                <w:sz w:val="18"/>
-                <w:szCs w:val="18"/>
-              </w:rPr>
-              <w:t xml:space="preserve">Reading</w:t>
-            </w:r>
-          </w:p>
-        </w:tc>
-        <w:tc>
-          <w:tcPr>
-            <w:tcW w:type="dxa" w:w="3918"/>
-            <w:tcBorders>
-              <w:top w:val="single" w:color="BBBBBB" w:sz="4"/>
-              <w:left w:val="single" w:color="BBBBBB" w:sz="4"/>
-              <w:bottom w:val="single" w:color="BBBBBB" w:sz="4"/>
-              <w:right w:val="single" w:color="BBBBBB" w:sz="4"/>
-            </w:tcBorders>
-            <w:tcMar>
-              <w:top w:type="dxa" w:w="60"/>
-              <w:left w:type="dxa" w:w="90"/>
-              <w:bottom w:type="dxa" w:w="60"/>
-              <w:right w:type="dxa" w:w="90"/>
-            </w:tcMar>
-          </w:tcPr>
-          <w:p>
-            <w:pPr>
-              <w:bidi w:val="false"/>
-            </w:pPr>
-            <w:r>
-              <w:rPr>
-                <w:sz w:val="18"/>
-                <w:szCs w:val="18"/>
-              </w:rPr>
-              <w:t xml:space="preserve">NOT (questions)</w:t>
-            </w:r>
-          </w:p>
-        </w:tc>
-        <w:tc>
-          <w:tcPr>
-            <w:tcW w:type="dxa" w:w="3918"/>
-            <w:tcBorders>
-              <w:top w:val="single" w:color="BBBBBB" w:sz="4"/>
-              <w:left w:val="single" w:color="BBBBBB" w:sz="4"/>
-              <w:bottom w:val="single" w:color="BBBBBB" w:sz="4"/>
-              <w:right w:val="single" w:color="BBBBBB" w:sz="4"/>
-            </w:tcBorders>
-            <w:tcMar>
-              <w:top w:type="dxa" w:w="60"/>
-              <w:left w:type="dxa" w:w="90"/>
-              <w:bottom w:type="dxa" w:w="60"/>
-              <w:right w:type="dxa" w:w="90"/>
-            </w:tcMar>
-          </w:tcPr>
-          <w:p>
-            <w:pPr>
-              <w:bidi w:val="false"/>
-            </w:pPr>
-            <w:r>
-              <w:rPr>
-                <w:sz w:val="18"/>
-                <w:szCs w:val="18"/>
-              </w:rPr>
-              <w:t xml:space="preserve">NOT - </w:t>
-            </w:r>
-            <w:r>
-              <w:rPr>
-                <w:sz w:val="18"/>
-                <w:szCs w:val="18"/>
-                <w:rtl/>
-              </w:rPr>
-              <w:t xml:space="preserve">תרגול שאלות</w:t>
-            </w:r>
-          </w:p>
-        </w:tc>
-      </w:tr>
-      <w:tr>
-        <w:trPr>
-          <w:tblHeader w:val="off"/>
-        </w:trPr>
-        <w:tc>
-          <w:tcPr>
-            <w:tcW w:type="dxa" w:w="1524"/>
-            <w:tcBorders>
-              <w:top w:val="single" w:color="BBBBBB" w:sz="4"/>
-              <w:left w:val="single" w:color="BBBBBB" w:sz="4"/>
-              <w:bottom w:val="single" w:color="BBBBBB" w:sz="4"/>
-              <w:right w:val="single" w:color="BBBBBB" w:sz="4"/>
-            </w:tcBorders>
-            <w:tcMar>
-              <w:top w:type="dxa" w:w="60"/>
-              <w:left w:type="dxa" w:w="90"/>
-              <w:bottom w:type="dxa" w:w="60"/>
-              <w:right w:type="dxa" w:w="90"/>
-            </w:tcMar>
-          </w:tcPr>
-          <w:p>
-            <w:pPr>
-              <w:bidi w:val="false"/>
-            </w:pPr>
-            <w:r>
-              <w:rPr>
-                <w:sz w:val="18"/>
-                <w:szCs w:val="18"/>
-              </w:rPr>
-              <w:t xml:space="preserve">Reading</w:t>
-            </w:r>
-          </w:p>
-        </w:tc>
-        <w:tc>
-          <w:tcPr>
-            <w:tcW w:type="dxa" w:w="3918"/>
-            <w:tcBorders>
-              <w:top w:val="single" w:color="BBBBBB" w:sz="4"/>
-              <w:left w:val="single" w:color="BBBBBB" w:sz="4"/>
-              <w:bottom w:val="single" w:color="BBBBBB" w:sz="4"/>
-              <w:right w:val="single" w:color="BBBBBB" w:sz="4"/>
-            </w:tcBorders>
-            <w:tcMar>
-              <w:top w:type="dxa" w:w="60"/>
-              <w:left w:type="dxa" w:w="90"/>
-              <w:bottom w:type="dxa" w:w="60"/>
-              <w:right w:type="dxa" w:w="90"/>
-            </w:tcMar>
-          </w:tcPr>
-          <w:p>
-            <w:pPr>
-              <w:bidi w:val="false"/>
-            </w:pPr>
-            <w:r>
-              <w:rPr>
-                <w:sz w:val="18"/>
-                <w:szCs w:val="18"/>
-              </w:rPr>
-              <w:t xml:space="preserve">Most / only (marking)</w:t>
-            </w:r>
-          </w:p>
-        </w:tc>
-        <w:tc>
-          <w:tcPr>
-            <w:tcW w:type="dxa" w:w="3918"/>
-            <w:tcBorders>
-              <w:top w:val="single" w:color="BBBBBB" w:sz="4"/>
-              <w:left w:val="single" w:color="BBBBBB" w:sz="4"/>
-              <w:bottom w:val="single" w:color="BBBBBB" w:sz="4"/>
-              <w:right w:val="single" w:color="BBBBBB" w:sz="4"/>
-            </w:tcBorders>
-            <w:tcMar>
-              <w:top w:type="dxa" w:w="60"/>
-              <w:left w:type="dxa" w:w="90"/>
-              <w:bottom w:type="dxa" w:w="60"/>
-              <w:right w:type="dxa" w:w="90"/>
-            </w:tcMar>
-          </w:tcPr>
-          <w:p>
-            <w:pPr>
-              <w:bidi w:val="false"/>
-            </w:pPr>
-            <w:r>
-              <w:rPr>
-                <w:sz w:val="18"/>
-                <w:szCs w:val="18"/>
-              </w:rPr>
-              <w:t xml:space="preserve">most / only - </w:t>
-            </w:r>
-            <w:r>
-              <w:rPr>
-                <w:sz w:val="18"/>
-                <w:szCs w:val="18"/>
-                <w:rtl/>
-              </w:rPr>
-              <w:t xml:space="preserve">תשובה אחת</w:t>
-            </w:r>
-          </w:p>
-        </w:tc>
-      </w:tr>
-      <w:tr>
-        <w:trPr>
-          <w:tblHeader w:val="off"/>
-        </w:trPr>
-        <w:tc>
-          <w:tcPr>
-            <w:tcW w:type="dxa" w:w="1524"/>
-            <w:tcBorders>
-              <w:top w:val="single" w:color="BBBBBB" w:sz="4"/>
-              <w:left w:val="single" w:color="BBBBBB" w:sz="4"/>
-              <w:bottom w:val="single" w:color="BBBBBB" w:sz="4"/>
-              <w:right w:val="single" w:color="BBBBBB" w:sz="4"/>
-            </w:tcBorders>
-            <w:tcMar>
-              <w:top w:type="dxa" w:w="60"/>
-              <w:left w:type="dxa" w:w="90"/>
-              <w:bottom w:type="dxa" w:w="60"/>
-              <w:right w:type="dxa" w:w="90"/>
-            </w:tcMar>
-          </w:tcPr>
-          <w:p>
-            <w:pPr>
-              <w:bidi w:val="false"/>
-            </w:pPr>
-            <w:r>
-              <w:rPr>
-                <w:sz w:val="18"/>
-                <w:szCs w:val="18"/>
-              </w:rPr>
-              <w:t xml:space="preserve">Reading</w:t>
-            </w:r>
-          </w:p>
-        </w:tc>
-        <w:tc>
-          <w:tcPr>
-            <w:tcW w:type="dxa" w:w="3918"/>
-            <w:tcBorders>
-              <w:top w:val="single" w:color="BBBBBB" w:sz="4"/>
-              <w:left w:val="single" w:color="BBBBBB" w:sz="4"/>
-              <w:bottom w:val="single" w:color="BBBBBB" w:sz="4"/>
-              <w:right w:val="single" w:color="BBBBBB" w:sz="4"/>
-            </w:tcBorders>
-            <w:tcMar>
-              <w:top w:type="dxa" w:w="60"/>
-              <w:left w:type="dxa" w:w="90"/>
-              <w:bottom w:type="dxa" w:w="60"/>
-              <w:right w:type="dxa" w:w="90"/>
-            </w:tcMar>
-          </w:tcPr>
-          <w:p>
-            <w:pPr>
-              <w:bidi w:val="false"/>
-            </w:pPr>
-            <w:r>
-              <w:rPr>
-                <w:sz w:val="18"/>
-                <w:szCs w:val="18"/>
-              </w:rPr>
-              <w:t xml:space="preserve">Most / only (questions)</w:t>
-            </w:r>
-          </w:p>
-        </w:tc>
-        <w:tc>
-          <w:tcPr>
-            <w:tcW w:type="dxa" w:w="3918"/>
-            <w:tcBorders>
-              <w:top w:val="single" w:color="BBBBBB" w:sz="4"/>
-              <w:left w:val="single" w:color="BBBBBB" w:sz="4"/>
-              <w:bottom w:val="single" w:color="BBBBBB" w:sz="4"/>
-              <w:right w:val="single" w:color="BBBBBB" w:sz="4"/>
-            </w:tcBorders>
-            <w:tcMar>
-              <w:top w:type="dxa" w:w="60"/>
-              <w:left w:type="dxa" w:w="90"/>
-              <w:bottom w:type="dxa" w:w="60"/>
-              <w:right w:type="dxa" w:w="90"/>
-            </w:tcMar>
-          </w:tcPr>
-          <w:p>
-            <w:pPr>
-              <w:bidi w:val="false"/>
-            </w:pPr>
-            <w:r>
-              <w:rPr>
-                <w:sz w:val="18"/>
-                <w:szCs w:val="18"/>
-              </w:rPr>
-              <w:t xml:space="preserve">most / only - </w:t>
-            </w:r>
-            <w:r>
-              <w:rPr>
-                <w:sz w:val="18"/>
-                <w:szCs w:val="18"/>
-                <w:rtl/>
-              </w:rPr>
-              <w:t xml:space="preserve">תרגול שאלות</w:t>
-            </w:r>
-          </w:p>
-        </w:tc>
-      </w:tr>
-      <w:tr>
-        <w:trPr>
-          <w:tblHeader w:val="off"/>
-        </w:trPr>
-        <w:tc>
-          <w:tcPr>
-            <w:tcW w:type="dxa" w:w="1524"/>
-            <w:tcBorders>
-              <w:top w:val="single" w:color="BBBBBB" w:sz="4"/>
-              <w:left w:val="single" w:color="BBBBBB" w:sz="4"/>
-              <w:bottom w:val="single" w:color="BBBBBB" w:sz="4"/>
-              <w:right w:val="single" w:color="BBBBBB" w:sz="4"/>
-            </w:tcBorders>
-            <w:tcMar>
-              <w:top w:type="dxa" w:w="60"/>
-              <w:left w:type="dxa" w:w="90"/>
-              <w:bottom w:type="dxa" w:w="60"/>
-              <w:right w:type="dxa" w:w="90"/>
-            </w:tcMar>
-          </w:tcPr>
-          <w:p>
-            <w:pPr>
-              <w:bidi w:val="false"/>
-            </w:pPr>
-            <w:r>
-              <w:rPr>
-                <w:sz w:val="18"/>
-                <w:szCs w:val="18"/>
-              </w:rPr>
-              <w:t xml:space="preserve">Reading</w:t>
-            </w:r>
-          </w:p>
-        </w:tc>
-        <w:tc>
-          <w:tcPr>
-            <w:tcW w:type="dxa" w:w="3918"/>
-            <w:tcBorders>
-              <w:top w:val="single" w:color="BBBBBB" w:sz="4"/>
-              <w:left w:val="single" w:color="BBBBBB" w:sz="4"/>
-              <w:bottom w:val="single" w:color="BBBBBB" w:sz="4"/>
-              <w:right w:val="single" w:color="BBBBBB" w:sz="4"/>
-            </w:tcBorders>
-            <w:tcMar>
-              <w:top w:type="dxa" w:w="60"/>
-              <w:left w:type="dxa" w:w="90"/>
-              <w:bottom w:type="dxa" w:w="60"/>
-              <w:right w:type="dxa" w:w="90"/>
-            </w:tcMar>
-          </w:tcPr>
-          <w:p>
-            <w:pPr>
-              <w:bidi w:val="false"/>
-            </w:pPr>
-            <w:r>
-              <w:rPr>
-                <w:sz w:val="18"/>
-                <w:szCs w:val="18"/>
-              </w:rPr>
-              <w:t xml:space="preserve">Questions review</w:t>
-            </w:r>
-          </w:p>
-        </w:tc>
-        <w:tc>
-          <w:tcPr>
-            <w:tcW w:type="dxa" w:w="3918"/>
-            <w:tcBorders>
-              <w:top w:val="single" w:color="BBBBBB" w:sz="4"/>
-              <w:left w:val="single" w:color="BBBBBB" w:sz="4"/>
-              <w:bottom w:val="single" w:color="BBBBBB" w:sz="4"/>
-              <w:right w:val="single" w:color="BBBBBB" w:sz="4"/>
-            </w:tcBorders>
-            <w:tcMar>
-              <w:top w:type="dxa" w:w="60"/>
-              <w:left w:type="dxa" w:w="90"/>
-              <w:bottom w:type="dxa" w:w="60"/>
-              <w:right w:type="dxa" w:w="90"/>
-            </w:tcMar>
-          </w:tcPr>
-          <w:p>
-            <w:pPr>
-              <w:bidi/>
-            </w:pPr>
-            <w:r>
-              <w:rPr>
-                <w:sz w:val="18"/>
-                <w:szCs w:val="18"/>
-                <w:rtl/>
-              </w:rPr>
-              <w:t xml:space="preserve">שאלות 1 - סיכום</w:t>
-            </w:r>
-          </w:p>
-        </w:tc>
-      </w:tr>
-      <w:tr>
-        <w:trPr>
-          <w:tblHeader w:val="off"/>
-        </w:trPr>
-        <w:tc>
-          <w:tcPr>
-            <w:tcW w:type="dxa" w:w="1524"/>
-            <w:tcBorders>
-              <w:top w:val="single" w:color="BBBBBB" w:sz="4"/>
-              <w:left w:val="single" w:color="BBBBBB" w:sz="4"/>
-              <w:bottom w:val="single" w:color="BBBBBB" w:sz="4"/>
-              <w:right w:val="single" w:color="BBBBBB" w:sz="4"/>
-            </w:tcBorders>
-            <w:tcMar>
-              <w:top w:type="dxa" w:w="60"/>
-              <w:left w:type="dxa" w:w="90"/>
-              <w:bottom w:type="dxa" w:w="60"/>
-              <w:right w:type="dxa" w:w="90"/>
-            </w:tcMar>
-          </w:tcPr>
-          <w:p>
-            <w:pPr>
-              <w:bidi w:val="false"/>
-            </w:pPr>
-            <w:r>
-              <w:rPr>
-                <w:sz w:val="18"/>
-                <w:szCs w:val="18"/>
-              </w:rPr>
-              <w:t xml:space="preserve">Reading</w:t>
-            </w:r>
-          </w:p>
-        </w:tc>
-        <w:tc>
-          <w:tcPr>
-            <w:tcW w:type="dxa" w:w="3918"/>
-            <w:tcBorders>
-              <w:top w:val="single" w:color="BBBBBB" w:sz="4"/>
-              <w:left w:val="single" w:color="BBBBBB" w:sz="4"/>
-              <w:bottom w:val="single" w:color="BBBBBB" w:sz="4"/>
-              <w:right w:val="single" w:color="BBBBBB" w:sz="4"/>
-            </w:tcBorders>
-            <w:tcMar>
-              <w:top w:type="dxa" w:w="60"/>
-              <w:left w:type="dxa" w:w="90"/>
-              <w:bottom w:type="dxa" w:w="60"/>
-              <w:right w:type="dxa" w:w="90"/>
-            </w:tcMar>
-          </w:tcPr>
-          <w:p>
-            <w:pPr>
-              <w:bidi w:val="false"/>
-            </w:pPr>
-            <w:r>
-              <w:rPr>
-                <w:sz w:val="18"/>
-                <w:szCs w:val="18"/>
-              </w:rPr>
-              <w:t xml:space="preserve">However / but (marking)</w:t>
-            </w:r>
-          </w:p>
-        </w:tc>
-        <w:tc>
-          <w:tcPr>
-            <w:tcW w:type="dxa" w:w="3918"/>
-            <w:tcBorders>
-              <w:top w:val="single" w:color="BBBBBB" w:sz="4"/>
-              <w:left w:val="single" w:color="BBBBBB" w:sz="4"/>
-              <w:bottom w:val="single" w:color="BBBBBB" w:sz="4"/>
-              <w:right w:val="single" w:color="BBBBBB" w:sz="4"/>
-            </w:tcBorders>
-            <w:tcMar>
-              <w:top w:type="dxa" w:w="60"/>
-              <w:left w:type="dxa" w:w="90"/>
-              <w:bottom w:type="dxa" w:w="60"/>
-              <w:right w:type="dxa" w:w="90"/>
-            </w:tcMar>
-          </w:tcPr>
-          <w:p>
-            <w:pPr>
-              <w:bidi w:val="false"/>
-            </w:pPr>
-            <w:r>
-              <w:rPr>
-                <w:sz w:val="18"/>
-                <w:szCs w:val="18"/>
-              </w:rPr>
-              <w:t xml:space="preserve">however / but - </w:t>
-            </w:r>
-            <w:r>
-              <w:rPr>
-                <w:sz w:val="18"/>
-                <w:szCs w:val="18"/>
-                <w:rtl/>
-              </w:rPr>
-              <w:t xml:space="preserve">סימון בטקסט</w:t>
-            </w:r>
-          </w:p>
-        </w:tc>
-      </w:tr>
-      <w:tr>
-        <w:trPr>
-          <w:tblHeader w:val="off"/>
-        </w:trPr>
-        <w:tc>
-          <w:tcPr>
-            <w:tcW w:type="dxa" w:w="1524"/>
-            <w:tcBorders>
-              <w:top w:val="single" w:color="BBBBBB" w:sz="4"/>
-              <w:left w:val="single" w:color="BBBBBB" w:sz="4"/>
-              <w:bottom w:val="single" w:color="BBBBBB" w:sz="4"/>
-              <w:right w:val="single" w:color="BBBBBB" w:sz="4"/>
-            </w:tcBorders>
-            <w:tcMar>
-              <w:top w:type="dxa" w:w="60"/>
-              <w:left w:type="dxa" w:w="90"/>
-              <w:bottom w:type="dxa" w:w="60"/>
-              <w:right w:type="dxa" w:w="90"/>
-            </w:tcMar>
-          </w:tcPr>
-          <w:p>
-            <w:pPr>
-              <w:bidi w:val="false"/>
-            </w:pPr>
-            <w:r>
-              <w:rPr>
-                <w:sz w:val="18"/>
-                <w:szCs w:val="18"/>
-              </w:rPr>
-              <w:t xml:space="preserve">Reading</w:t>
-            </w:r>
-          </w:p>
-        </w:tc>
-        <w:tc>
-          <w:tcPr>
-            <w:tcW w:type="dxa" w:w="3918"/>
-            <w:tcBorders>
-              <w:top w:val="single" w:color="BBBBBB" w:sz="4"/>
-              <w:left w:val="single" w:color="BBBBBB" w:sz="4"/>
-              <w:bottom w:val="single" w:color="BBBBBB" w:sz="4"/>
-              <w:right w:val="single" w:color="BBBBBB" w:sz="4"/>
-            </w:tcBorders>
-            <w:tcMar>
-              <w:top w:type="dxa" w:w="60"/>
-              <w:left w:type="dxa" w:w="90"/>
-              <w:bottom w:type="dxa" w:w="60"/>
-              <w:right w:type="dxa" w:w="90"/>
-            </w:tcMar>
-          </w:tcPr>
-          <w:p>
-            <w:pPr>
-              <w:bidi w:val="false"/>
-            </w:pPr>
-            <w:r>
-              <w:rPr>
-                <w:sz w:val="18"/>
-                <w:szCs w:val="18"/>
-              </w:rPr>
-              <w:t xml:space="preserve">However / but (questions)</w:t>
-            </w:r>
-          </w:p>
-        </w:tc>
-        <w:tc>
-          <w:tcPr>
-            <w:tcW w:type="dxa" w:w="3918"/>
-            <w:tcBorders>
-              <w:top w:val="single" w:color="BBBBBB" w:sz="4"/>
-              <w:left w:val="single" w:color="BBBBBB" w:sz="4"/>
-              <w:bottom w:val="single" w:color="BBBBBB" w:sz="4"/>
-              <w:right w:val="single" w:color="BBBBBB" w:sz="4"/>
-            </w:tcBorders>
-            <w:tcMar>
-              <w:top w:type="dxa" w:w="60"/>
-              <w:left w:type="dxa" w:w="90"/>
-              <w:bottom w:type="dxa" w:w="60"/>
-              <w:right w:type="dxa" w:w="90"/>
-            </w:tcMar>
-          </w:tcPr>
-          <w:p>
-            <w:pPr>
-              <w:bidi w:val="false"/>
-            </w:pPr>
-            <w:r>
-              <w:rPr>
-                <w:sz w:val="18"/>
-                <w:szCs w:val="18"/>
-              </w:rPr>
-              <w:t xml:space="preserve">however / but - </w:t>
-            </w:r>
-            <w:r>
-              <w:rPr>
-                <w:sz w:val="18"/>
-                <w:szCs w:val="18"/>
-                <w:rtl/>
-              </w:rPr>
-              <w:t xml:space="preserve">כמו במבחן</w:t>
-            </w:r>
-          </w:p>
-        </w:tc>
-      </w:tr>
-      <w:tr>
-        <w:trPr>
-          <w:tblHeader w:val="off"/>
-        </w:trPr>
-        <w:tc>
-          <w:tcPr>
-            <w:tcW w:type="dxa" w:w="1524"/>
-            <w:tcBorders>
-              <w:top w:val="single" w:color="BBBBBB" w:sz="4"/>
-              <w:left w:val="single" w:color="BBBBBB" w:sz="4"/>
-              <w:bottom w:val="single" w:color="BBBBBB" w:sz="4"/>
-              <w:right w:val="single" w:color="BBBBBB" w:sz="4"/>
-            </w:tcBorders>
-            <w:tcMar>
-              <w:top w:type="dxa" w:w="60"/>
-              <w:left w:type="dxa" w:w="90"/>
-              <w:bottom w:type="dxa" w:w="60"/>
-              <w:right w:type="dxa" w:w="90"/>
-            </w:tcMar>
-          </w:tcPr>
-          <w:p>
-            <w:pPr>
-              <w:bidi w:val="false"/>
-            </w:pPr>
-            <w:r>
-              <w:rPr>
-                <w:sz w:val="18"/>
-                <w:szCs w:val="18"/>
-              </w:rPr>
-              <w:t xml:space="preserve">Reading</w:t>
-            </w:r>
-          </w:p>
-        </w:tc>
-        <w:tc>
-          <w:tcPr>
-            <w:tcW w:type="dxa" w:w="3918"/>
-            <w:tcBorders>
-              <w:top w:val="single" w:color="BBBBBB" w:sz="4"/>
-              <w:left w:val="single" w:color="BBBBBB" w:sz="4"/>
-              <w:bottom w:val="single" w:color="BBBBBB" w:sz="4"/>
-              <w:right w:val="single" w:color="BBBBBB" w:sz="4"/>
-            </w:tcBorders>
-            <w:tcMar>
-              <w:top w:type="dxa" w:w="60"/>
-              <w:left w:type="dxa" w:w="90"/>
-              <w:bottom w:type="dxa" w:w="60"/>
-              <w:right w:type="dxa" w:w="90"/>
-            </w:tcMar>
-          </w:tcPr>
-          <w:p>
-            <w:pPr>
-              <w:bidi w:val="false"/>
-            </w:pPr>
-            <w:r>
-              <w:rPr>
-                <w:sz w:val="18"/>
-                <w:szCs w:val="18"/>
-              </w:rPr>
-              <w:t xml:space="preserve">Multiple choice</w:t>
-            </w:r>
-          </w:p>
-        </w:tc>
-        <w:tc>
-          <w:tcPr>
-            <w:tcW w:type="dxa" w:w="3918"/>
-            <w:tcBorders>
-              <w:top w:val="single" w:color="BBBBBB" w:sz="4"/>
-              <w:left w:val="single" w:color="BBBBBB" w:sz="4"/>
-              <w:bottom w:val="single" w:color="BBBBBB" w:sz="4"/>
-              <w:right w:val="single" w:color="BBBBBB" w:sz="4"/>
-            </w:tcBorders>
-            <w:tcMar>
-              <w:top w:type="dxa" w:w="60"/>
-              <w:left w:type="dxa" w:w="90"/>
-              <w:bottom w:type="dxa" w:w="60"/>
-              <w:right w:type="dxa" w:w="90"/>
-            </w:tcMar>
-          </w:tcPr>
-          <w:p>
-            <w:pPr>
-              <w:bidi/>
-            </w:pPr>
-            <w:r>
-              <w:rPr>
-                <w:sz w:val="18"/>
-                <w:szCs w:val="18"/>
-                <w:rtl/>
-              </w:rPr>
-              <w:t xml:space="preserve">שאלות אמריקאיות</w:t>
-            </w:r>
-          </w:p>
-        </w:tc>
-      </w:tr>
-      <w:tr>
-        <w:trPr>
-          <w:tblHeader w:val="off"/>
-        </w:trPr>
-        <w:tc>
-          <w:tcPr>
-            <w:tcW w:type="dxa" w:w="1524"/>
-            <w:tcBorders>
-              <w:top w:val="single" w:color="BBBBBB" w:sz="4"/>
-              <w:left w:val="single" w:color="BBBBBB" w:sz="4"/>
-              <w:bottom w:val="single" w:color="BBBBBB" w:sz="4"/>
-              <w:right w:val="single" w:color="BBBBBB" w:sz="4"/>
-            </w:tcBorders>
-            <w:tcMar>
-              <w:top w:type="dxa" w:w="60"/>
-              <w:left w:type="dxa" w:w="90"/>
-              <w:bottom w:type="dxa" w:w="60"/>
-              <w:right w:type="dxa" w:w="90"/>
-            </w:tcMar>
-          </w:tcPr>
-          <w:p>
-            <w:pPr>
-              <w:bidi w:val="false"/>
-            </w:pPr>
-            <w:r>
-              <w:rPr>
-                <w:sz w:val="18"/>
-                <w:szCs w:val="18"/>
-              </w:rPr>
-              <w:t xml:space="preserve">Reading</w:t>
-            </w:r>
-          </w:p>
-        </w:tc>
-        <w:tc>
-          <w:tcPr>
-            <w:tcW w:type="dxa" w:w="3918"/>
-            <w:tcBorders>
-              <w:top w:val="single" w:color="BBBBBB" w:sz="4"/>
-              <w:left w:val="single" w:color="BBBBBB" w:sz="4"/>
-              <w:bottom w:val="single" w:color="BBBBBB" w:sz="4"/>
-              <w:right w:val="single" w:color="BBBBBB" w:sz="4"/>
-            </w:tcBorders>
-            <w:tcMar>
-              <w:top w:type="dxa" w:w="60"/>
-              <w:left w:type="dxa" w:w="90"/>
-              <w:bottom w:type="dxa" w:w="60"/>
-              <w:right w:type="dxa" w:w="90"/>
-            </w:tcMar>
-          </w:tcPr>
-          <w:p>
-            <w:pPr>
-              <w:bidi w:val="false"/>
-            </w:pPr>
-            <w:r>
-              <w:rPr>
-                <w:sz w:val="18"/>
-                <w:szCs w:val="18"/>
-              </w:rPr>
-              <w:t xml:space="preserve">Short answer</w:t>
-            </w:r>
-          </w:p>
-        </w:tc>
-        <w:tc>
-          <w:tcPr>
-            <w:tcW w:type="dxa" w:w="3918"/>
-            <w:tcBorders>
-              <w:top w:val="single" w:color="BBBBBB" w:sz="4"/>
-              <w:left w:val="single" w:color="BBBBBB" w:sz="4"/>
-              <w:bottom w:val="single" w:color="BBBBBB" w:sz="4"/>
-              <w:right w:val="single" w:color="BBBBBB" w:sz="4"/>
-            </w:tcBorders>
-            <w:tcMar>
-              <w:top w:type="dxa" w:w="60"/>
-              <w:left w:type="dxa" w:w="90"/>
-              <w:bottom w:type="dxa" w:w="60"/>
-              <w:right w:type="dxa" w:w="90"/>
-            </w:tcMar>
-          </w:tcPr>
-          <w:p>
-            <w:pPr>
-              <w:bidi/>
-            </w:pPr>
-            <w:r>
-              <w:rPr>
-                <w:sz w:val="18"/>
-                <w:szCs w:val="18"/>
-                <w:rtl/>
-              </w:rPr>
-              <w:t xml:space="preserve">תשובה קצרה</w:t>
-            </w:r>
-          </w:p>
-        </w:tc>
-      </w:tr>
-      <w:tr>
-        <w:trPr>
-          <w:tblHeader w:val="off"/>
-        </w:trPr>
-        <w:tc>
-          <w:tcPr>
-            <w:tcW w:type="dxa" w:w="1524"/>
-            <w:tcBorders>
-              <w:top w:val="single" w:color="BBBBBB" w:sz="4"/>
-              <w:left w:val="single" w:color="BBBBBB" w:sz="4"/>
-              <w:bottom w:val="single" w:color="BBBBBB" w:sz="4"/>
-              <w:right w:val="single" w:color="BBBBBB" w:sz="4"/>
-            </w:tcBorders>
-            <w:tcMar>
-              <w:top w:type="dxa" w:w="60"/>
-              <w:left w:type="dxa" w:w="90"/>
-              <w:bottom w:type="dxa" w:w="60"/>
-              <w:right w:type="dxa" w:w="90"/>
-            </w:tcMar>
-          </w:tcPr>
-          <w:p>
-            <w:pPr>
-              <w:bidi w:val="false"/>
-            </w:pPr>
-            <w:r>
-              <w:rPr>
-                <w:sz w:val="18"/>
-                <w:szCs w:val="18"/>
-              </w:rPr>
-              <w:t xml:space="preserve">Reading</w:t>
-            </w:r>
-          </w:p>
-        </w:tc>
-        <w:tc>
-          <w:tcPr>
-            <w:tcW w:type="dxa" w:w="3918"/>
-            <w:tcBorders>
-              <w:top w:val="single" w:color="BBBBBB" w:sz="4"/>
-              <w:left w:val="single" w:color="BBBBBB" w:sz="4"/>
-              <w:bottom w:val="single" w:color="BBBBBB" w:sz="4"/>
-              <w:right w:val="single" w:color="BBBBBB" w:sz="4"/>
-            </w:tcBorders>
-            <w:tcMar>
-              <w:top w:type="dxa" w:w="60"/>
-              <w:left w:type="dxa" w:w="90"/>
-              <w:bottom w:type="dxa" w:w="60"/>
-              <w:right w:type="dxa" w:w="90"/>
-            </w:tcMar>
-          </w:tcPr>
-          <w:p>
-            <w:pPr>
-              <w:bidi w:val="false"/>
-            </w:pPr>
-            <w:r>
-              <w:rPr>
-                <w:sz w:val="18"/>
-                <w:szCs w:val="18"/>
-              </w:rPr>
-              <w:t xml:space="preserve">Complete the sentence</w:t>
-            </w:r>
-          </w:p>
-        </w:tc>
-        <w:tc>
-          <w:tcPr>
-            <w:tcW w:type="dxa" w:w="3918"/>
-            <w:tcBorders>
-              <w:top w:val="single" w:color="BBBBBB" w:sz="4"/>
-              <w:left w:val="single" w:color="BBBBBB" w:sz="4"/>
-              <w:bottom w:val="single" w:color="BBBBBB" w:sz="4"/>
-              <w:right w:val="single" w:color="BBBBBB" w:sz="4"/>
-            </w:tcBorders>
-            <w:tcMar>
-              <w:top w:type="dxa" w:w="60"/>
-              <w:left w:type="dxa" w:w="90"/>
-              <w:bottom w:type="dxa" w:w="60"/>
-              <w:right w:type="dxa" w:w="90"/>
-            </w:tcMar>
-          </w:tcPr>
-          <w:p>
-            <w:pPr>
-              <w:bidi/>
-            </w:pPr>
-            <w:r>
-              <w:rPr>
-                <w:sz w:val="18"/>
-                <w:szCs w:val="18"/>
-                <w:rtl/>
-              </w:rPr>
-              <w:t xml:space="preserve">השלמת משפט</w:t>
-            </w:r>
-          </w:p>
-        </w:tc>
-      </w:tr>
-      <w:tr>
-        <w:trPr>
-          <w:tblHeader w:val="off"/>
-        </w:trPr>
-        <w:tc>
-          <w:tcPr>
-            <w:tcW w:type="dxa" w:w="1524"/>
-            <w:tcBorders>
-              <w:top w:val="single" w:color="BBBBBB" w:sz="4"/>
-              <w:left w:val="single" w:color="BBBBBB" w:sz="4"/>
-              <w:bottom w:val="single" w:color="BBBBBB" w:sz="4"/>
-              <w:right w:val="single" w:color="BBBBBB" w:sz="4"/>
-            </w:tcBorders>
-            <w:tcMar>
-              <w:top w:type="dxa" w:w="60"/>
-              <w:left w:type="dxa" w:w="90"/>
-              <w:bottom w:type="dxa" w:w="60"/>
-              <w:right w:type="dxa" w:w="90"/>
-            </w:tcMar>
-          </w:tcPr>
-          <w:p>
-            <w:pPr>
-              <w:bidi w:val="false"/>
-            </w:pPr>
-            <w:r>
-              <w:rPr>
-                <w:sz w:val="18"/>
-                <w:szCs w:val="18"/>
-              </w:rPr>
-              <w:t xml:space="preserve">Reading</w:t>
-            </w:r>
-          </w:p>
-        </w:tc>
-        <w:tc>
-          <w:tcPr>
-            <w:tcW w:type="dxa" w:w="3918"/>
-            <w:tcBorders>
-              <w:top w:val="single" w:color="BBBBBB" w:sz="4"/>
-              <w:left w:val="single" w:color="BBBBBB" w:sz="4"/>
-              <w:bottom w:val="single" w:color="BBBBBB" w:sz="4"/>
-              <w:right w:val="single" w:color="BBBBBB" w:sz="4"/>
-            </w:tcBorders>
-            <w:tcMar>
-              <w:top w:type="dxa" w:w="60"/>
-              <w:left w:type="dxa" w:w="90"/>
-              <w:bottom w:type="dxa" w:w="60"/>
-              <w:right w:type="dxa" w:w="90"/>
-            </w:tcMar>
-          </w:tcPr>
-          <w:p>
-            <w:pPr>
-              <w:bidi w:val="false"/>
-            </w:pPr>
-            <w:r>
-              <w:rPr>
-                <w:sz w:val="18"/>
-                <w:szCs w:val="18"/>
-              </w:rPr>
-              <w:t xml:space="preserve">Two answers</w:t>
-            </w:r>
-          </w:p>
-        </w:tc>
-        <w:tc>
-          <w:tcPr>
-            <w:tcW w:type="dxa" w:w="3918"/>
-            <w:tcBorders>
-              <w:top w:val="single" w:color="BBBBBB" w:sz="4"/>
-              <w:left w:val="single" w:color="BBBBBB" w:sz="4"/>
-              <w:bottom w:val="single" w:color="BBBBBB" w:sz="4"/>
-              <w:right w:val="single" w:color="BBBBBB" w:sz="4"/>
-            </w:tcBorders>
-            <w:tcMar>
-              <w:top w:type="dxa" w:w="60"/>
-              <w:left w:type="dxa" w:w="90"/>
-              <w:bottom w:type="dxa" w:w="60"/>
-              <w:right w:type="dxa" w:w="90"/>
-            </w:tcMar>
-          </w:tcPr>
-          <w:p>
-            <w:pPr>
-              <w:bidi/>
-            </w:pPr>
-            <w:r>
-              <w:rPr>
-                <w:sz w:val="18"/>
-                <w:szCs w:val="18"/>
-                <w:rtl/>
-              </w:rPr>
-              <w:t xml:space="preserve">שתי תשובות</w:t>
-            </w:r>
-          </w:p>
-        </w:tc>
-      </w:tr>
-      <w:tr>
-        <w:trPr>
-          <w:tblHeader w:val="off"/>
-        </w:trPr>
-        <w:tc>
-          <w:tcPr>
-            <w:tcW w:type="dxa" w:w="1524"/>
-            <w:tcBorders>
-              <w:top w:val="single" w:color="BBBBBB" w:sz="4"/>
-              <w:left w:val="single" w:color="BBBBBB" w:sz="4"/>
-              <w:bottom w:val="single" w:color="BBBBBB" w:sz="4"/>
-              <w:right w:val="single" w:color="BBBBBB" w:sz="4"/>
-            </w:tcBorders>
-            <w:tcMar>
-              <w:top w:type="dxa" w:w="60"/>
-              <w:left w:type="dxa" w:w="90"/>
-              <w:bottom w:type="dxa" w:w="60"/>
-              <w:right w:type="dxa" w:w="90"/>
-            </w:tcMar>
-          </w:tcPr>
-          <w:p>
-            <w:pPr>
-              <w:bidi w:val="false"/>
-            </w:pPr>
-            <w:r>
-              <w:rPr>
-                <w:sz w:val="18"/>
-                <w:szCs w:val="18"/>
-              </w:rPr>
-              <w:t xml:space="preserve">Reading</w:t>
-            </w:r>
-          </w:p>
-        </w:tc>
-        <w:tc>
-          <w:tcPr>
-            <w:tcW w:type="dxa" w:w="3918"/>
-            <w:tcBorders>
-              <w:top w:val="single" w:color="BBBBBB" w:sz="4"/>
-              <w:left w:val="single" w:color="BBBBBB" w:sz="4"/>
-              <w:bottom w:val="single" w:color="BBBBBB" w:sz="4"/>
-              <w:right w:val="single" w:color="BBBBBB" w:sz="4"/>
-            </w:tcBorders>
-            <w:tcMar>
-              <w:top w:type="dxa" w:w="60"/>
-              <w:left w:type="dxa" w:w="90"/>
-              <w:bottom w:type="dxa" w:w="60"/>
-              <w:right w:type="dxa" w:w="90"/>
-            </w:tcMar>
-          </w:tcPr>
-          <w:p>
-            <w:pPr>
-              <w:bidi w:val="false"/>
-            </w:pPr>
-            <w:r>
-              <w:rPr>
-                <w:sz w:val="18"/>
-                <w:szCs w:val="18"/>
-              </w:rPr>
-              <w:t xml:space="preserve">Reading final lesson</w:t>
-            </w:r>
-          </w:p>
-        </w:tc>
-        <w:tc>
-          <w:tcPr>
-            <w:tcW w:type="dxa" w:w="3918"/>
-            <w:tcBorders>
-              <w:top w:val="single" w:color="BBBBBB" w:sz="4"/>
-              <w:left w:val="single" w:color="BBBBBB" w:sz="4"/>
-              <w:bottom w:val="single" w:color="BBBBBB" w:sz="4"/>
-              <w:right w:val="single" w:color="BBBBBB" w:sz="4"/>
-            </w:tcBorders>
-            <w:tcMar>
-              <w:top w:type="dxa" w:w="60"/>
-              <w:left w:type="dxa" w:w="90"/>
-              <w:bottom w:type="dxa" w:w="60"/>
-              <w:right w:type="dxa" w:w="90"/>
-            </w:tcMar>
-          </w:tcPr>
-          <w:p>
-            <w:pPr>
-              <w:bidi/>
-            </w:pPr>
-            <w:r>
-              <w:rPr>
-                <w:sz w:val="18"/>
-                <w:szCs w:val="18"/>
-                <w:rtl/>
-              </w:rPr>
-              <w:t xml:space="preserve">חלק 1 - סיכום</w:t>
-            </w:r>
-          </w:p>
-        </w:tc>
-      </w:tr>
-      <w:tr>
-        <w:trPr>
-          <w:tblHeader w:val="off"/>
-        </w:trPr>
-        <w:tc>
-          <w:tcPr>
-            <w:tcW w:type="dxa" w:w="1524"/>
-            <w:tcBorders>
-              <w:top w:val="single" w:color="BBBBBB" w:sz="4"/>
-              <w:left w:val="single" w:color="BBBBBB" w:sz="4"/>
-              <w:bottom w:val="single" w:color="BBBBBB" w:sz="4"/>
-              <w:right w:val="single" w:color="BBBBBB" w:sz="4"/>
-            </w:tcBorders>
-            <w:tcMar>
-              <w:top w:type="dxa" w:w="60"/>
-              <w:left w:type="dxa" w:w="90"/>
-              <w:bottom w:type="dxa" w:w="60"/>
-              <w:right w:type="dxa" w:w="90"/>
-            </w:tcMar>
-          </w:tcPr>
-          <w:p>
-            <w:pPr>
-              <w:bidi w:val="false"/>
-            </w:pPr>
-            <w:r>
-              <w:rPr>
-                <w:sz w:val="18"/>
-                <w:szCs w:val="18"/>
-              </w:rPr>
-              <w:t xml:space="preserve">Vocabulary</w:t>
-            </w:r>
-          </w:p>
-        </w:tc>
-        <w:tc>
-          <w:tcPr>
-            <w:tcW w:type="dxa" w:w="3918"/>
-            <w:tcBorders>
-              <w:top w:val="single" w:color="BBBBBB" w:sz="4"/>
-              <w:left w:val="single" w:color="BBBBBB" w:sz="4"/>
-              <w:bottom w:val="single" w:color="BBBBBB" w:sz="4"/>
-              <w:right w:val="single" w:color="BBBBBB" w:sz="4"/>
-            </w:tcBorders>
-            <w:tcMar>
-              <w:top w:type="dxa" w:w="60"/>
-              <w:left w:type="dxa" w:w="90"/>
-              <w:bottom w:type="dxa" w:w="60"/>
-              <w:right w:type="dxa" w:w="90"/>
-            </w:tcMar>
-          </w:tcPr>
-          <w:p>
-            <w:pPr>
-              <w:bidi w:val="false"/>
-            </w:pPr>
-            <w:r>
-              <w:rPr>
-                <w:sz w:val="18"/>
-                <w:szCs w:val="18"/>
-              </w:rPr>
-              <w:t xml:space="preserve">Question words 1</w:t>
-            </w:r>
-          </w:p>
-        </w:tc>
-        <w:tc>
-          <w:tcPr>
-            <w:tcW w:type="dxa" w:w="3918"/>
-            <w:tcBorders>
-              <w:top w:val="single" w:color="BBBBBB" w:sz="4"/>
-              <w:left w:val="single" w:color="BBBBBB" w:sz="4"/>
-              <w:bottom w:val="single" w:color="BBBBBB" w:sz="4"/>
-              <w:right w:val="single" w:color="BBBBBB" w:sz="4"/>
-            </w:tcBorders>
-            <w:tcMar>
-              <w:top w:type="dxa" w:w="60"/>
-              <w:left w:type="dxa" w:w="90"/>
-              <w:bottom w:type="dxa" w:w="60"/>
-              <w:right w:type="dxa" w:w="90"/>
-            </w:tcMar>
-          </w:tcPr>
-          <w:p>
-            <w:pPr>
-              <w:bidi/>
-            </w:pPr>
-            <w:r>
-              <w:rPr>
-                <w:sz w:val="18"/>
-                <w:szCs w:val="18"/>
-                <w:rtl/>
-              </w:rPr>
-              <w:t xml:space="preserve">מילות שאלה: איפה ומה</w:t>
-            </w:r>
-          </w:p>
-        </w:tc>
-      </w:tr>
-      <w:tr>
-        <w:trPr>
-          <w:tblHeader w:val="off"/>
-        </w:trPr>
-        <w:tc>
-          <w:tcPr>
-            <w:tcW w:type="dxa" w:w="1524"/>
-            <w:tcBorders>
-              <w:top w:val="single" w:color="BBBBBB" w:sz="4"/>
-              <w:left w:val="single" w:color="BBBBBB" w:sz="4"/>
-              <w:bottom w:val="single" w:color="BBBBBB" w:sz="4"/>
-              <w:right w:val="single" w:color="BBBBBB" w:sz="4"/>
-            </w:tcBorders>
-            <w:tcMar>
-              <w:top w:type="dxa" w:w="60"/>
-              <w:left w:type="dxa" w:w="90"/>
-              <w:bottom w:type="dxa" w:w="60"/>
-              <w:right w:type="dxa" w:w="90"/>
-            </w:tcMar>
-          </w:tcPr>
-          <w:p>
-            <w:pPr>
-              <w:bidi w:val="false"/>
-            </w:pPr>
-            <w:r>
-              <w:rPr>
-                <w:sz w:val="18"/>
-                <w:szCs w:val="18"/>
-              </w:rPr>
-              <w:t xml:space="preserve">Vocabulary</w:t>
-            </w:r>
-          </w:p>
-        </w:tc>
-        <w:tc>
-          <w:tcPr>
-            <w:tcW w:type="dxa" w:w="3918"/>
-            <w:tcBorders>
-              <w:top w:val="single" w:color="BBBBBB" w:sz="4"/>
-              <w:left w:val="single" w:color="BBBBBB" w:sz="4"/>
-              <w:bottom w:val="single" w:color="BBBBBB" w:sz="4"/>
-              <w:right w:val="single" w:color="BBBBBB" w:sz="4"/>
-            </w:tcBorders>
-            <w:tcMar>
-              <w:top w:type="dxa" w:w="60"/>
-              <w:left w:type="dxa" w:w="90"/>
-              <w:bottom w:type="dxa" w:w="60"/>
-              <w:right w:type="dxa" w:w="90"/>
-            </w:tcMar>
-          </w:tcPr>
-          <w:p>
-            <w:pPr>
-              <w:bidi w:val="false"/>
-            </w:pPr>
-            <w:r>
-              <w:rPr>
-                <w:sz w:val="18"/>
-                <w:szCs w:val="18"/>
-              </w:rPr>
-              <w:t xml:space="preserve">Question words 2</w:t>
-            </w:r>
-          </w:p>
-        </w:tc>
-        <w:tc>
-          <w:tcPr>
-            <w:tcW w:type="dxa" w:w="3918"/>
-            <w:tcBorders>
-              <w:top w:val="single" w:color="BBBBBB" w:sz="4"/>
-              <w:left w:val="single" w:color="BBBBBB" w:sz="4"/>
-              <w:bottom w:val="single" w:color="BBBBBB" w:sz="4"/>
-              <w:right w:val="single" w:color="BBBBBB" w:sz="4"/>
-            </w:tcBorders>
-            <w:tcMar>
-              <w:top w:type="dxa" w:w="60"/>
-              <w:left w:type="dxa" w:w="90"/>
-              <w:bottom w:type="dxa" w:w="60"/>
-              <w:right w:type="dxa" w:w="90"/>
-            </w:tcMar>
-          </w:tcPr>
-          <w:p>
-            <w:pPr>
-              <w:bidi/>
-            </w:pPr>
-            <w:r>
-              <w:rPr>
-                <w:sz w:val="18"/>
-                <w:szCs w:val="18"/>
-                <w:rtl/>
-              </w:rPr>
-              <w:t xml:space="preserve">מילות שאלה: איך עונים</w:t>
-            </w:r>
-          </w:p>
-        </w:tc>
-      </w:tr>
-      <w:tr>
-        <w:trPr>
-          <w:tblHeader w:val="off"/>
-        </w:trPr>
-        <w:tc>
-          <w:tcPr>
-            <w:tcW w:type="dxa" w:w="1524"/>
-            <w:tcBorders>
-              <w:top w:val="single" w:color="BBBBBB" w:sz="4"/>
-              <w:left w:val="single" w:color="BBBBBB" w:sz="4"/>
-              <w:bottom w:val="single" w:color="BBBBBB" w:sz="4"/>
-              <w:right w:val="single" w:color="BBBBBB" w:sz="4"/>
-            </w:tcBorders>
-            <w:tcMar>
-              <w:top w:type="dxa" w:w="60"/>
-              <w:left w:type="dxa" w:w="90"/>
-              <w:bottom w:type="dxa" w:w="60"/>
-              <w:right w:type="dxa" w:w="90"/>
-            </w:tcMar>
-          </w:tcPr>
-          <w:p>
-            <w:pPr>
-              <w:bidi w:val="false"/>
-            </w:pPr>
-            <w:r>
-              <w:rPr>
-                <w:sz w:val="18"/>
-                <w:szCs w:val="18"/>
-              </w:rPr>
-              <w:t xml:space="preserve">Vocabulary</w:t>
-            </w:r>
-          </w:p>
-        </w:tc>
-        <w:tc>
-          <w:tcPr>
-            <w:tcW w:type="dxa" w:w="3918"/>
-            <w:tcBorders>
-              <w:top w:val="single" w:color="BBBBBB" w:sz="4"/>
-              <w:left w:val="single" w:color="BBBBBB" w:sz="4"/>
-              <w:bottom w:val="single" w:color="BBBBBB" w:sz="4"/>
-              <w:right w:val="single" w:color="BBBBBB" w:sz="4"/>
-            </w:tcBorders>
-            <w:tcMar>
-              <w:top w:type="dxa" w:w="60"/>
-              <w:left w:type="dxa" w:w="90"/>
-              <w:bottom w:type="dxa" w:w="60"/>
-              <w:right w:type="dxa" w:w="90"/>
-            </w:tcMar>
-          </w:tcPr>
-          <w:p>
-            <w:pPr>
-              <w:bidi w:val="false"/>
-            </w:pPr>
-            <w:r>
-              <w:rPr>
-                <w:sz w:val="18"/>
-                <w:szCs w:val="18"/>
-              </w:rPr>
-              <w:t xml:space="preserve">Content words: social responsibility</w:t>
-            </w:r>
-          </w:p>
-        </w:tc>
-        <w:tc>
-          <w:tcPr>
-            <w:tcW w:type="dxa" w:w="3918"/>
-            <w:tcBorders>
-              <w:top w:val="single" w:color="BBBBBB" w:sz="4"/>
-              <w:left w:val="single" w:color="BBBBBB" w:sz="4"/>
-              <w:bottom w:val="single" w:color="BBBBBB" w:sz="4"/>
-              <w:right w:val="single" w:color="BBBBBB" w:sz="4"/>
-            </w:tcBorders>
-            <w:tcMar>
-              <w:top w:type="dxa" w:w="60"/>
-              <w:left w:type="dxa" w:w="90"/>
-              <w:bottom w:type="dxa" w:w="60"/>
-              <w:right w:type="dxa" w:w="90"/>
-            </w:tcMar>
-          </w:tcPr>
-          <w:p>
-            <w:pPr>
-              <w:bidi/>
-            </w:pPr>
-            <w:r>
-              <w:rPr>
-                <w:sz w:val="18"/>
-                <w:szCs w:val="18"/>
-                <w:rtl/>
-              </w:rPr>
-              <w:t xml:space="preserve">מילות תוכן: אחריות חברתית</w:t>
-            </w:r>
-          </w:p>
-        </w:tc>
-      </w:tr>
-      <w:tr>
-        <w:trPr>
-          <w:tblHeader w:val="off"/>
-        </w:trPr>
-        <w:tc>
-          <w:tcPr>
-            <w:tcW w:type="dxa" w:w="1524"/>
-            <w:tcBorders>
-              <w:top w:val="single" w:color="BBBBBB" w:sz="4"/>
-              <w:left w:val="single" w:color="BBBBBB" w:sz="4"/>
-              <w:bottom w:val="single" w:color="BBBBBB" w:sz="4"/>
-              <w:right w:val="single" w:color="BBBBBB" w:sz="4"/>
-            </w:tcBorders>
-            <w:tcMar>
-              <w:top w:type="dxa" w:w="60"/>
-              <w:left w:type="dxa" w:w="90"/>
-              <w:bottom w:type="dxa" w:w="60"/>
-              <w:right w:type="dxa" w:w="90"/>
-            </w:tcMar>
-          </w:tcPr>
-          <w:p>
-            <w:pPr>
-              <w:bidi w:val="false"/>
-            </w:pPr>
-            <w:r>
-              <w:rPr>
-                <w:sz w:val="18"/>
-                <w:szCs w:val="18"/>
-              </w:rPr>
-              <w:t xml:space="preserve">Vocabulary</w:t>
-            </w:r>
-          </w:p>
-        </w:tc>
-        <w:tc>
-          <w:tcPr>
-            <w:tcW w:type="dxa" w:w="3918"/>
-            <w:tcBorders>
-              <w:top w:val="single" w:color="BBBBBB" w:sz="4"/>
-              <w:left w:val="single" w:color="BBBBBB" w:sz="4"/>
-              <w:bottom w:val="single" w:color="BBBBBB" w:sz="4"/>
-              <w:right w:val="single" w:color="BBBBBB" w:sz="4"/>
-            </w:tcBorders>
-            <w:tcMar>
-              <w:top w:type="dxa" w:w="60"/>
-              <w:left w:type="dxa" w:w="90"/>
-              <w:bottom w:type="dxa" w:w="60"/>
-              <w:right w:type="dxa" w:w="90"/>
-            </w:tcMar>
-          </w:tcPr>
-          <w:p>
-            <w:pPr>
-              <w:bidi w:val="false"/>
-            </w:pPr>
-            <w:r>
-              <w:rPr>
-                <w:sz w:val="18"/>
-                <w:szCs w:val="18"/>
-              </w:rPr>
-              <w:t xml:space="preserve">Vocabulary final test</w:t>
-            </w:r>
-          </w:p>
-        </w:tc>
-        <w:tc>
-          <w:tcPr>
-            <w:tcW w:type="dxa" w:w="3918"/>
-            <w:tcBorders>
-              <w:top w:val="single" w:color="BBBBBB" w:sz="4"/>
-              <w:left w:val="single" w:color="BBBBBB" w:sz="4"/>
-              <w:bottom w:val="single" w:color="BBBBBB" w:sz="4"/>
-              <w:right w:val="single" w:color="BBBBBB" w:sz="4"/>
-            </w:tcBorders>
-            <w:tcMar>
-              <w:top w:type="dxa" w:w="60"/>
-              <w:left w:type="dxa" w:w="90"/>
-              <w:bottom w:type="dxa" w:w="60"/>
-              <w:right w:type="dxa" w:w="90"/>
-            </w:tcMar>
-          </w:tcPr>
-          <w:p>
-            <w:pPr>
-              <w:bidi/>
-            </w:pPr>
-            <w:r>
-              <w:rPr>
-                <w:sz w:val="18"/>
-                <w:szCs w:val="18"/>
-                <w:rtl/>
-              </w:rPr>
-              <w:t xml:space="preserve">מבחן סיכום - אוצר מילים</w:t>
-            </w:r>
-          </w:p>
-        </w:tc>
-      </w:tr>
-      <w:tr>
-        <w:trPr>
-          <w:tblHeader w:val="off"/>
-        </w:trPr>
-        <w:tc>
-          <w:tcPr>
-            <w:tcW w:type="dxa" w:w="1524"/>
-            <w:tcBorders>
-              <w:top w:val="single" w:color="BBBBBB" w:sz="4"/>
-              <w:left w:val="single" w:color="BBBBBB" w:sz="4"/>
-              <w:bottom w:val="single" w:color="BBBBBB" w:sz="4"/>
-              <w:right w:val="single" w:color="BBBBBB" w:sz="4"/>
-            </w:tcBorders>
-            <w:tcMar>
-              <w:top w:type="dxa" w:w="60"/>
-              <w:left w:type="dxa" w:w="90"/>
-              <w:bottom w:type="dxa" w:w="60"/>
-              <w:right w:type="dxa" w:w="90"/>
-            </w:tcMar>
-          </w:tcPr>
-          <w:p>
-            <w:pPr>
-              <w:bidi w:val="false"/>
-            </w:pPr>
-            <w:r>
-              <w:rPr>
-                <w:sz w:val="18"/>
-                <w:szCs w:val="18"/>
-              </w:rPr>
-              <w:t xml:space="preserve">Writing</w:t>
-            </w:r>
-          </w:p>
-        </w:tc>
-        <w:tc>
-          <w:tcPr>
-            <w:tcW w:type="dxa" w:w="3918"/>
-            <w:tcBorders>
-              <w:top w:val="single" w:color="BBBBBB" w:sz="4"/>
-              <w:left w:val="single" w:color="BBBBBB" w:sz="4"/>
-              <w:bottom w:val="single" w:color="BBBBBB" w:sz="4"/>
-              <w:right w:val="single" w:color="BBBBBB" w:sz="4"/>
-            </w:tcBorders>
-            <w:tcMar>
-              <w:top w:type="dxa" w:w="60"/>
-              <w:left w:type="dxa" w:w="90"/>
-              <w:bottom w:type="dxa" w:w="60"/>
-              <w:right w:type="dxa" w:w="90"/>
-            </w:tcMar>
-          </w:tcPr>
-          <w:p>
-            <w:pPr>
-              <w:bidi w:val="false"/>
-            </w:pPr>
-            <w:r>
-              <w:rPr>
-                <w:sz w:val="18"/>
-                <w:szCs w:val="18"/>
-              </w:rPr>
-              <w:t xml:space="preserve">Yes or no</w:t>
-            </w:r>
-          </w:p>
-        </w:tc>
-        <w:tc>
-          <w:tcPr>
-            <w:tcW w:type="dxa" w:w="3918"/>
-            <w:tcBorders>
-              <w:top w:val="single" w:color="BBBBBB" w:sz="4"/>
-              <w:left w:val="single" w:color="BBBBBB" w:sz="4"/>
-              <w:bottom w:val="single" w:color="BBBBBB" w:sz="4"/>
-              <w:right w:val="single" w:color="BBBBBB" w:sz="4"/>
-            </w:tcBorders>
-            <w:tcMar>
-              <w:top w:type="dxa" w:w="60"/>
-              <w:left w:type="dxa" w:w="90"/>
-              <w:bottom w:type="dxa" w:w="60"/>
-              <w:right w:type="dxa" w:w="90"/>
-            </w:tcMar>
-          </w:tcPr>
-          <w:p>
-            <w:pPr>
-              <w:bidi w:val="false"/>
-            </w:pPr>
-            <w:r>
-              <w:rPr>
-                <w:sz w:val="18"/>
-                <w:szCs w:val="18"/>
-              </w:rPr>
-              <w:t xml:space="preserve">YES or NO - </w:t>
-            </w:r>
-            <w:r>
-              <w:rPr>
-                <w:sz w:val="18"/>
-                <w:szCs w:val="18"/>
-                <w:rtl/>
-              </w:rPr>
-              <w:t xml:space="preserve">לומר עמדה</w:t>
-            </w:r>
-          </w:p>
-        </w:tc>
-      </w:tr>
-      <w:tr>
-        <w:trPr>
-          <w:tblHeader w:val="off"/>
-        </w:trPr>
-        <w:tc>
-          <w:tcPr>
-            <w:tcW w:type="dxa" w:w="1524"/>
-            <w:tcBorders>
-              <w:top w:val="single" w:color="BBBBBB" w:sz="4"/>
-              <w:left w:val="single" w:color="BBBBBB" w:sz="4"/>
-              <w:bottom w:val="single" w:color="BBBBBB" w:sz="4"/>
-              <w:right w:val="single" w:color="BBBBBB" w:sz="4"/>
-            </w:tcBorders>
-            <w:tcMar>
-              <w:top w:type="dxa" w:w="60"/>
-              <w:left w:type="dxa" w:w="90"/>
-              <w:bottom w:type="dxa" w:w="60"/>
-              <w:right w:type="dxa" w:w="90"/>
-            </w:tcMar>
-          </w:tcPr>
-          <w:p>
-            <w:pPr>
-              <w:bidi w:val="false"/>
-            </w:pPr>
-            <w:r>
-              <w:rPr>
-                <w:sz w:val="18"/>
-                <w:szCs w:val="18"/>
-              </w:rPr>
-              <w:t xml:space="preserve">Writing</w:t>
-            </w:r>
-          </w:p>
-        </w:tc>
-        <w:tc>
-          <w:tcPr>
-            <w:tcW w:type="dxa" w:w="3918"/>
-            <w:tcBorders>
-              <w:top w:val="single" w:color="BBBBBB" w:sz="4"/>
-              <w:left w:val="single" w:color="BBBBBB" w:sz="4"/>
-              <w:bottom w:val="single" w:color="BBBBBB" w:sz="4"/>
-              <w:right w:val="single" w:color="BBBBBB" w:sz="4"/>
-            </w:tcBorders>
-            <w:tcMar>
-              <w:top w:type="dxa" w:w="60"/>
-              <w:left w:type="dxa" w:w="90"/>
-              <w:bottom w:type="dxa" w:w="60"/>
-              <w:right w:type="dxa" w:w="90"/>
-            </w:tcMar>
-          </w:tcPr>
-          <w:p>
-            <w:pPr>
-              <w:bidi w:val="false"/>
-            </w:pPr>
-            <w:r>
-              <w:rPr>
-                <w:sz w:val="18"/>
-                <w:szCs w:val="18"/>
-              </w:rPr>
-              <w:t xml:space="preserve">In addition</w:t>
-            </w:r>
-          </w:p>
-        </w:tc>
-        <w:tc>
-          <w:tcPr>
-            <w:tcW w:type="dxa" w:w="3918"/>
-            <w:tcBorders>
-              <w:top w:val="single" w:color="BBBBBB" w:sz="4"/>
-              <w:left w:val="single" w:color="BBBBBB" w:sz="4"/>
-              <w:bottom w:val="single" w:color="BBBBBB" w:sz="4"/>
-              <w:right w:val="single" w:color="BBBBBB" w:sz="4"/>
-            </w:tcBorders>
-            <w:tcMar>
-              <w:top w:type="dxa" w:w="60"/>
-              <w:left w:type="dxa" w:w="90"/>
-              <w:bottom w:type="dxa" w:w="60"/>
-              <w:right w:type="dxa" w:w="90"/>
-            </w:tcMar>
-          </w:tcPr>
-          <w:p>
-            <w:pPr>
-              <w:bidi w:val="false"/>
-            </w:pPr>
-            <w:r>
-              <w:rPr>
-                <w:sz w:val="18"/>
-                <w:szCs w:val="18"/>
-              </w:rPr>
-              <w:t xml:space="preserve">In addition - </w:t>
-            </w:r>
-            <w:r>
-              <w:rPr>
-                <w:sz w:val="18"/>
-                <w:szCs w:val="18"/>
-                <w:rtl/>
-              </w:rPr>
-              <w:t xml:space="preserve">סיבה שנייה</w:t>
-            </w:r>
-          </w:p>
-        </w:tc>
-      </w:tr>
-      <w:tr>
-        <w:trPr>
-          <w:tblHeader w:val="off"/>
-        </w:trPr>
-        <w:tc>
-          <w:tcPr>
-            <w:tcW w:type="dxa" w:w="1524"/>
-            <w:tcBorders>
-              <w:top w:val="single" w:color="BBBBBB" w:sz="4"/>
-              <w:left w:val="single" w:color="BBBBBB" w:sz="4"/>
-              <w:bottom w:val="single" w:color="BBBBBB" w:sz="4"/>
-              <w:right w:val="single" w:color="BBBBBB" w:sz="4"/>
-            </w:tcBorders>
-            <w:tcMar>
-              <w:top w:type="dxa" w:w="60"/>
-              <w:left w:type="dxa" w:w="90"/>
-              <w:bottom w:type="dxa" w:w="60"/>
-              <w:right w:type="dxa" w:w="90"/>
-            </w:tcMar>
-          </w:tcPr>
-          <w:p>
-            <w:pPr>
-              <w:bidi w:val="false"/>
-            </w:pPr>
-            <w:r>
-              <w:rPr>
-                <w:sz w:val="18"/>
-                <w:szCs w:val="18"/>
-              </w:rPr>
-              <w:t xml:space="preserve">Writing</w:t>
-            </w:r>
-          </w:p>
-        </w:tc>
-        <w:tc>
-          <w:tcPr>
-            <w:tcW w:type="dxa" w:w="3918"/>
-            <w:tcBorders>
-              <w:top w:val="single" w:color="BBBBBB" w:sz="4"/>
-              <w:left w:val="single" w:color="BBBBBB" w:sz="4"/>
-              <w:bottom w:val="single" w:color="BBBBBB" w:sz="4"/>
-              <w:right w:val="single" w:color="BBBBBB" w:sz="4"/>
-            </w:tcBorders>
-            <w:tcMar>
-              <w:top w:type="dxa" w:w="60"/>
-              <w:left w:type="dxa" w:w="90"/>
-              <w:bottom w:type="dxa" w:w="60"/>
-              <w:right w:type="dxa" w:w="90"/>
-            </w:tcMar>
-          </w:tcPr>
-          <w:p>
-            <w:pPr>
-              <w:bidi w:val="false"/>
-            </w:pPr>
-            <w:r>
-              <w:rPr>
-                <w:sz w:val="18"/>
-                <w:szCs w:val="18"/>
-              </w:rPr>
-              <w:t xml:space="preserve">70-90 words</w:t>
-            </w:r>
-          </w:p>
-        </w:tc>
-        <w:tc>
-          <w:tcPr>
-            <w:tcW w:type="dxa" w:w="3918"/>
-            <w:tcBorders>
-              <w:top w:val="single" w:color="BBBBBB" w:sz="4"/>
-              <w:left w:val="single" w:color="BBBBBB" w:sz="4"/>
-              <w:bottom w:val="single" w:color="BBBBBB" w:sz="4"/>
-              <w:right w:val="single" w:color="BBBBBB" w:sz="4"/>
-            </w:tcBorders>
-            <w:tcMar>
-              <w:top w:type="dxa" w:w="60"/>
-              <w:left w:type="dxa" w:w="90"/>
-              <w:bottom w:type="dxa" w:w="60"/>
-              <w:right w:type="dxa" w:w="90"/>
-            </w:tcMar>
-          </w:tcPr>
-          <w:p>
-            <w:pPr>
-              <w:bidi/>
-            </w:pPr>
-            <w:r>
-              <w:rPr>
-                <w:sz w:val="18"/>
-                <w:szCs w:val="18"/>
-              </w:rPr>
-              <w:t xml:space="preserve">70-90 </w:t>
-            </w:r>
-            <w:r>
-              <w:rPr>
-                <w:sz w:val="18"/>
-                <w:szCs w:val="18"/>
-                <w:rtl/>
-              </w:rPr>
-              <w:t xml:space="preserve">מילים - לספור</w:t>
-            </w:r>
-          </w:p>
-        </w:tc>
-      </w:tr>
-      <w:tr>
-        <w:trPr>
-          <w:tblHeader w:val="off"/>
-        </w:trPr>
-        <w:tc>
-          <w:tcPr>
-            <w:tcW w:type="dxa" w:w="1524"/>
-            <w:tcBorders>
-              <w:top w:val="single" w:color="BBBBBB" w:sz="4"/>
-              <w:left w:val="single" w:color="BBBBBB" w:sz="4"/>
-              <w:bottom w:val="single" w:color="BBBBBB" w:sz="4"/>
-              <w:right w:val="single" w:color="BBBBBB" w:sz="4"/>
-            </w:tcBorders>
-            <w:tcMar>
-              <w:top w:type="dxa" w:w="60"/>
-              <w:left w:type="dxa" w:w="90"/>
-              <w:bottom w:type="dxa" w:w="60"/>
-              <w:right w:type="dxa" w:w="90"/>
-            </w:tcMar>
-          </w:tcPr>
-          <w:p>
-            <w:pPr>
-              <w:bidi w:val="false"/>
-            </w:pPr>
-            <w:r>
-              <w:rPr>
-                <w:sz w:val="18"/>
-                <w:szCs w:val="18"/>
-              </w:rPr>
-              <w:t xml:space="preserve">Writing</w:t>
-            </w:r>
-          </w:p>
-        </w:tc>
-        <w:tc>
-          <w:tcPr>
-            <w:tcW w:type="dxa" w:w="3918"/>
-            <w:tcBorders>
-              <w:top w:val="single" w:color="BBBBBB" w:sz="4"/>
-              <w:left w:val="single" w:color="BBBBBB" w:sz="4"/>
-              <w:bottom w:val="single" w:color="BBBBBB" w:sz="4"/>
-              <w:right w:val="single" w:color="BBBBBB" w:sz="4"/>
-            </w:tcBorders>
-            <w:tcMar>
-              <w:top w:type="dxa" w:w="60"/>
-              <w:left w:type="dxa" w:w="90"/>
-              <w:bottom w:type="dxa" w:w="60"/>
-              <w:right w:type="dxa" w:w="90"/>
-            </w:tcMar>
-          </w:tcPr>
-          <w:p>
-            <w:pPr>
-              <w:bidi w:val="false"/>
-            </w:pPr>
-            <w:r>
-              <w:rPr>
-                <w:sz w:val="18"/>
-                <w:szCs w:val="18"/>
-              </w:rPr>
-              <w:t xml:space="preserve">Volunteering</w:t>
-            </w:r>
-          </w:p>
-        </w:tc>
-        <w:tc>
-          <w:tcPr>
-            <w:tcW w:type="dxa" w:w="3918"/>
-            <w:tcBorders>
-              <w:top w:val="single" w:color="BBBBBB" w:sz="4"/>
-              <w:left w:val="single" w:color="BBBBBB" w:sz="4"/>
-              <w:bottom w:val="single" w:color="BBBBBB" w:sz="4"/>
-              <w:right w:val="single" w:color="BBBBBB" w:sz="4"/>
-            </w:tcBorders>
-            <w:tcMar>
-              <w:top w:type="dxa" w:w="60"/>
-              <w:left w:type="dxa" w:w="90"/>
-              <w:bottom w:type="dxa" w:w="60"/>
-              <w:right w:type="dxa" w:w="90"/>
-            </w:tcMar>
-          </w:tcPr>
-          <w:p>
-            <w:pPr>
-              <w:bidi w:val="false"/>
-            </w:pPr>
-            <w:r>
-              <w:rPr>
-                <w:sz w:val="18"/>
-                <w:szCs w:val="18"/>
-              </w:rPr>
-              <w:t xml:space="preserve">Do you think? - </w:t>
-            </w:r>
-            <w:r>
-              <w:rPr>
-                <w:sz w:val="18"/>
-                <w:szCs w:val="18"/>
-                <w:rtl/>
-              </w:rPr>
-              <w:t xml:space="preserve">התנדבות</w:t>
-            </w:r>
-          </w:p>
-        </w:tc>
-      </w:tr>
-      <w:tr>
-        <w:trPr>
-          <w:tblHeader w:val="off"/>
-        </w:trPr>
-        <w:tc>
-          <w:tcPr>
-            <w:tcW w:type="dxa" w:w="1524"/>
-            <w:tcBorders>
-              <w:top w:val="single" w:color="BBBBBB" w:sz="4"/>
-              <w:left w:val="single" w:color="BBBBBB" w:sz="4"/>
-              <w:bottom w:val="single" w:color="BBBBBB" w:sz="4"/>
-              <w:right w:val="single" w:color="BBBBBB" w:sz="4"/>
-            </w:tcBorders>
-            <w:tcMar>
-              <w:top w:type="dxa" w:w="60"/>
-              <w:left w:type="dxa" w:w="90"/>
-              <w:bottom w:type="dxa" w:w="60"/>
-              <w:right w:type="dxa" w:w="90"/>
-            </w:tcMar>
-          </w:tcPr>
-          <w:p>
-            <w:pPr>
-              <w:bidi w:val="false"/>
-            </w:pPr>
-            <w:r>
-              <w:rPr>
-                <w:sz w:val="18"/>
-                <w:szCs w:val="18"/>
-              </w:rPr>
-              <w:t xml:space="preserve">Writing</w:t>
-            </w:r>
-          </w:p>
-        </w:tc>
-        <w:tc>
-          <w:tcPr>
-            <w:tcW w:type="dxa" w:w="3918"/>
-            <w:tcBorders>
-              <w:top w:val="single" w:color="BBBBBB" w:sz="4"/>
-              <w:left w:val="single" w:color="BBBBBB" w:sz="4"/>
-              <w:bottom w:val="single" w:color="BBBBBB" w:sz="4"/>
-              <w:right w:val="single" w:color="BBBBBB" w:sz="4"/>
-            </w:tcBorders>
-            <w:tcMar>
-              <w:top w:type="dxa" w:w="60"/>
-              <w:left w:type="dxa" w:w="90"/>
-              <w:bottom w:type="dxa" w:w="60"/>
-              <w:right w:type="dxa" w:w="90"/>
-            </w:tcMar>
-          </w:tcPr>
-          <w:p>
-            <w:pPr>
-              <w:bidi w:val="false"/>
-            </w:pPr>
-            <w:r>
-              <w:rPr>
-                <w:sz w:val="18"/>
-                <w:szCs w:val="18"/>
-              </w:rPr>
-              <w:t xml:space="preserve">Vacation</w:t>
-            </w:r>
-          </w:p>
-        </w:tc>
-        <w:tc>
-          <w:tcPr>
-            <w:tcW w:type="dxa" w:w="3918"/>
-            <w:tcBorders>
-              <w:top w:val="single" w:color="BBBBBB" w:sz="4"/>
-              <w:left w:val="single" w:color="BBBBBB" w:sz="4"/>
-              <w:bottom w:val="single" w:color="BBBBBB" w:sz="4"/>
-              <w:right w:val="single" w:color="BBBBBB" w:sz="4"/>
-            </w:tcBorders>
-            <w:tcMar>
-              <w:top w:type="dxa" w:w="60"/>
-              <w:left w:type="dxa" w:w="90"/>
-              <w:bottom w:type="dxa" w:w="60"/>
-              <w:right w:type="dxa" w:w="90"/>
-            </w:tcMar>
-          </w:tcPr>
-          <w:p>
-            <w:pPr>
-              <w:bidi w:val="false"/>
-            </w:pPr>
-            <w:r>
-              <w:rPr>
-                <w:sz w:val="18"/>
-                <w:szCs w:val="18"/>
-              </w:rPr>
-              <w:t xml:space="preserve">What do you think? - </w:t>
-            </w:r>
-            <w:r>
-              <w:rPr>
-                <w:sz w:val="18"/>
-                <w:szCs w:val="18"/>
-                <w:rtl/>
-              </w:rPr>
-              <w:t xml:space="preserve">חופשה</w:t>
-            </w:r>
-          </w:p>
-        </w:tc>
-      </w:tr>
-      <w:tr>
-        <w:trPr>
-          <w:tblHeader w:val="off"/>
-        </w:trPr>
-        <w:tc>
-          <w:tcPr>
-            <w:tcW w:type="dxa" w:w="1524"/>
-            <w:tcBorders>
-              <w:top w:val="single" w:color="BBBBBB" w:sz="4"/>
-              <w:left w:val="single" w:color="BBBBBB" w:sz="4"/>
-              <w:bottom w:val="single" w:color="BBBBBB" w:sz="4"/>
-              <w:right w:val="single" w:color="BBBBBB" w:sz="4"/>
-            </w:tcBorders>
-            <w:tcMar>
-              <w:top w:type="dxa" w:w="60"/>
-              <w:left w:type="dxa" w:w="90"/>
-              <w:bottom w:type="dxa" w:w="60"/>
-              <w:right w:type="dxa" w:w="90"/>
-            </w:tcMar>
-          </w:tcPr>
-          <w:p>
-            <w:pPr>
-              <w:bidi w:val="false"/>
-            </w:pPr>
-            <w:r>
-              <w:rPr>
-                <w:sz w:val="18"/>
-                <w:szCs w:val="18"/>
-              </w:rPr>
-              <w:t xml:space="preserve">Writing</w:t>
-            </w:r>
-          </w:p>
-        </w:tc>
-        <w:tc>
-          <w:tcPr>
-            <w:tcW w:type="dxa" w:w="3918"/>
-            <w:tcBorders>
-              <w:top w:val="single" w:color="BBBBBB" w:sz="4"/>
-              <w:left w:val="single" w:color="BBBBBB" w:sz="4"/>
-              <w:bottom w:val="single" w:color="BBBBBB" w:sz="4"/>
-              <w:right w:val="single" w:color="BBBBBB" w:sz="4"/>
-            </w:tcBorders>
-            <w:tcMar>
-              <w:top w:type="dxa" w:w="60"/>
-              <w:left w:type="dxa" w:w="90"/>
-              <w:bottom w:type="dxa" w:w="60"/>
-              <w:right w:type="dxa" w:w="90"/>
-            </w:tcMar>
-          </w:tcPr>
-          <w:p>
-            <w:pPr>
-              <w:bidi w:val="false"/>
-            </w:pPr>
-            <w:r>
-              <w:rPr>
-                <w:sz w:val="18"/>
-                <w:szCs w:val="18"/>
-              </w:rPr>
-              <w:t xml:space="preserve">School</w:t>
-            </w:r>
-          </w:p>
-        </w:tc>
-        <w:tc>
-          <w:tcPr>
-            <w:tcW w:type="dxa" w:w="3918"/>
-            <w:tcBorders>
-              <w:top w:val="single" w:color="BBBBBB" w:sz="4"/>
-              <w:left w:val="single" w:color="BBBBBB" w:sz="4"/>
-              <w:bottom w:val="single" w:color="BBBBBB" w:sz="4"/>
-              <w:right w:val="single" w:color="BBBBBB" w:sz="4"/>
-            </w:tcBorders>
-            <w:tcMar>
-              <w:top w:type="dxa" w:w="60"/>
-              <w:left w:type="dxa" w:w="90"/>
-              <w:bottom w:type="dxa" w:w="60"/>
-              <w:right w:type="dxa" w:w="90"/>
-            </w:tcMar>
-          </w:tcPr>
-          <w:p>
-            <w:pPr>
-              <w:bidi w:val="false"/>
-            </w:pPr>
-            <w:r>
-              <w:rPr>
-                <w:sz w:val="18"/>
-                <w:szCs w:val="18"/>
-              </w:rPr>
-              <w:t xml:space="preserve">What changes? - </w:t>
-            </w:r>
-            <w:r>
-              <w:rPr>
-                <w:sz w:val="18"/>
-                <w:szCs w:val="18"/>
-                <w:rtl/>
-              </w:rPr>
-              <w:t xml:space="preserve">בית ספר</w:t>
-            </w:r>
-          </w:p>
-        </w:tc>
-      </w:tr>
-      <w:tr>
-        <w:trPr>
-          <w:tblHeader w:val="off"/>
-        </w:trPr>
-        <w:tc>
-          <w:tcPr>
-            <w:tcW w:type="dxa" w:w="1524"/>
-            <w:tcBorders>
-              <w:top w:val="single" w:color="BBBBBB" w:sz="4"/>
-              <w:left w:val="single" w:color="BBBBBB" w:sz="4"/>
-              <w:bottom w:val="single" w:color="BBBBBB" w:sz="4"/>
-              <w:right w:val="single" w:color="BBBBBB" w:sz="4"/>
-            </w:tcBorders>
-            <w:tcMar>
-              <w:top w:type="dxa" w:w="60"/>
-              <w:left w:type="dxa" w:w="90"/>
-              <w:bottom w:type="dxa" w:w="60"/>
-              <w:right w:type="dxa" w:w="90"/>
-            </w:tcMar>
-          </w:tcPr>
-          <w:p>
-            <w:pPr>
-              <w:bidi w:val="false"/>
-            </w:pPr>
-            <w:r>
-              <w:rPr>
-                <w:sz w:val="18"/>
-                <w:szCs w:val="18"/>
-              </w:rPr>
-              <w:t xml:space="preserve">Writing</w:t>
-            </w:r>
-          </w:p>
-        </w:tc>
-        <w:tc>
-          <w:tcPr>
-            <w:tcW w:type="dxa" w:w="3918"/>
-            <w:tcBorders>
-              <w:top w:val="single" w:color="BBBBBB" w:sz="4"/>
-              <w:left w:val="single" w:color="BBBBBB" w:sz="4"/>
-              <w:bottom w:val="single" w:color="BBBBBB" w:sz="4"/>
-              <w:right w:val="single" w:color="BBBBBB" w:sz="4"/>
-            </w:tcBorders>
-            <w:tcMar>
-              <w:top w:type="dxa" w:w="60"/>
-              <w:left w:type="dxa" w:w="90"/>
-              <w:bottom w:type="dxa" w:w="60"/>
-              <w:right w:type="dxa" w:w="90"/>
-            </w:tcMar>
-          </w:tcPr>
-          <w:p>
-            <w:pPr>
-              <w:bidi w:val="false"/>
-            </w:pPr>
-            <w:r>
-              <w:rPr>
-                <w:sz w:val="18"/>
-                <w:szCs w:val="18"/>
-              </w:rPr>
-              <w:t xml:space="preserve">Cellphones</w:t>
-            </w:r>
-          </w:p>
-        </w:tc>
-        <w:tc>
-          <w:tcPr>
-            <w:tcW w:type="dxa" w:w="3918"/>
-            <w:tcBorders>
-              <w:top w:val="single" w:color="BBBBBB" w:sz="4"/>
-              <w:left w:val="single" w:color="BBBBBB" w:sz="4"/>
-              <w:bottom w:val="single" w:color="BBBBBB" w:sz="4"/>
-              <w:right w:val="single" w:color="BBBBBB" w:sz="4"/>
-            </w:tcBorders>
-            <w:tcMar>
-              <w:top w:type="dxa" w:w="60"/>
-              <w:left w:type="dxa" w:w="90"/>
-              <w:bottom w:type="dxa" w:w="60"/>
-              <w:right w:type="dxa" w:w="90"/>
-            </w:tcMar>
-          </w:tcPr>
-          <w:p>
-            <w:pPr>
-              <w:bidi w:val="false"/>
-            </w:pPr>
-            <w:r>
-              <w:rPr>
-                <w:sz w:val="18"/>
-                <w:szCs w:val="18"/>
-              </w:rPr>
-              <w:t xml:space="preserve">At what age? - </w:t>
-            </w:r>
-            <w:r>
-              <w:rPr>
-                <w:sz w:val="18"/>
-                <w:szCs w:val="18"/>
-                <w:rtl/>
-              </w:rPr>
-              <w:t xml:space="preserve">פלאפונים</w:t>
-            </w:r>
-          </w:p>
-        </w:tc>
-      </w:tr>
-      <w:tr>
-        <w:trPr>
-          <w:tblHeader w:val="off"/>
-        </w:trPr>
-        <w:tc>
-          <w:tcPr>
-            <w:tcW w:type="dxa" w:w="1524"/>
-            <w:tcBorders>
-              <w:top w:val="single" w:color="BBBBBB" w:sz="4"/>
-              <w:left w:val="single" w:color="BBBBBB" w:sz="4"/>
-              <w:bottom w:val="single" w:color="BBBBBB" w:sz="4"/>
-              <w:right w:val="single" w:color="BBBBBB" w:sz="4"/>
-            </w:tcBorders>
-            <w:tcMar>
-              <w:top w:type="dxa" w:w="60"/>
-              <w:left w:type="dxa" w:w="90"/>
-              <w:bottom w:type="dxa" w:w="60"/>
-              <w:right w:type="dxa" w:w="90"/>
-            </w:tcMar>
-          </w:tcPr>
-          <w:p>
-            <w:pPr>
-              <w:bidi w:val="false"/>
-            </w:pPr>
-            <w:r>
-              <w:rPr>
-                <w:sz w:val="18"/>
-                <w:szCs w:val="18"/>
-              </w:rPr>
-              <w:t xml:space="preserve">Practice exams</w:t>
-            </w:r>
-          </w:p>
-        </w:tc>
-        <w:tc>
-          <w:tcPr>
-            <w:tcW w:type="dxa" w:w="3918"/>
-            <w:tcBorders>
-              <w:top w:val="single" w:color="BBBBBB" w:sz="4"/>
-              <w:left w:val="single" w:color="BBBBBB" w:sz="4"/>
-              <w:bottom w:val="single" w:color="BBBBBB" w:sz="4"/>
-              <w:right w:val="single" w:color="BBBBBB" w:sz="4"/>
-            </w:tcBorders>
-            <w:tcMar>
-              <w:top w:type="dxa" w:w="60"/>
-              <w:left w:type="dxa" w:w="90"/>
-              <w:bottom w:type="dxa" w:w="60"/>
-              <w:right w:type="dxa" w:w="90"/>
-            </w:tcMar>
-          </w:tcPr>
-          <w:p>
-            <w:pPr>
-              <w:bidi w:val="false"/>
-            </w:pPr>
-            <w:r>
-              <w:rPr>
-                <w:sz w:val="18"/>
-                <w:szCs w:val="18"/>
-              </w:rPr>
-              <w:t xml:space="preserve">Smart Glasses exam</w:t>
-            </w:r>
-          </w:p>
-        </w:tc>
-        <w:tc>
-          <w:tcPr>
-            <w:tcW w:type="dxa" w:w="3918"/>
-            <w:tcBorders>
-              <w:top w:val="single" w:color="BBBBBB" w:sz="4"/>
-              <w:left w:val="single" w:color="BBBBBB" w:sz="4"/>
-              <w:bottom w:val="single" w:color="BBBBBB" w:sz="4"/>
-              <w:right w:val="single" w:color="BBBBBB" w:sz="4"/>
-            </w:tcBorders>
-            <w:tcMar>
-              <w:top w:type="dxa" w:w="60"/>
-              <w:left w:type="dxa" w:w="90"/>
-              <w:bottom w:type="dxa" w:w="60"/>
-              <w:right w:type="dxa" w:w="90"/>
-            </w:tcMar>
-          </w:tcPr>
-          <w:p>
-            <w:pPr>
-              <w:bidi/>
-            </w:pPr>
-            <w:r>
-              <w:rPr>
-                <w:sz w:val="18"/>
-                <w:szCs w:val="18"/>
-                <w:rtl/>
-              </w:rPr>
-              <w:t xml:space="preserve">משקפיים חכמות שעוזרות לעיוורים לראות</w:t>
-            </w:r>
-          </w:p>
-        </w:tc>
-      </w:tr>
-      <w:tr>
-        <w:trPr>
-          <w:tblHeader w:val="off"/>
-        </w:trPr>
-        <w:tc>
-          <w:tcPr>
-            <w:tcW w:type="dxa" w:w="1524"/>
-            <w:tcBorders>
-              <w:top w:val="single" w:color="BBBBBB" w:sz="4"/>
-              <w:left w:val="single" w:color="BBBBBB" w:sz="4"/>
-              <w:bottom w:val="single" w:color="BBBBBB" w:sz="4"/>
-              <w:right w:val="single" w:color="BBBBBB" w:sz="4"/>
-            </w:tcBorders>
-            <w:tcMar>
-              <w:top w:type="dxa" w:w="60"/>
-              <w:left w:type="dxa" w:w="90"/>
-              <w:bottom w:type="dxa" w:w="60"/>
-              <w:right w:type="dxa" w:w="90"/>
-            </w:tcMar>
-          </w:tcPr>
-          <w:p>
-            <w:pPr>
-              <w:bidi w:val="false"/>
-            </w:pPr>
-            <w:r>
-              <w:rPr>
-                <w:sz w:val="18"/>
-                <w:szCs w:val="18"/>
-              </w:rPr>
-              <w:t xml:space="preserve">Practice exams</w:t>
-            </w:r>
-          </w:p>
-        </w:tc>
-        <w:tc>
-          <w:tcPr>
-            <w:tcW w:type="dxa" w:w="3918"/>
-            <w:tcBorders>
-              <w:top w:val="single" w:color="BBBBBB" w:sz="4"/>
-              <w:left w:val="single" w:color="BBBBBB" w:sz="4"/>
-              <w:bottom w:val="single" w:color="BBBBBB" w:sz="4"/>
-              <w:right w:val="single" w:color="BBBBBB" w:sz="4"/>
-            </w:tcBorders>
-            <w:tcMar>
-              <w:top w:type="dxa" w:w="60"/>
-              <w:left w:type="dxa" w:w="90"/>
-              <w:bottom w:type="dxa" w:w="60"/>
-              <w:right w:type="dxa" w:w="90"/>
-            </w:tcMar>
-          </w:tcPr>
-          <w:p>
-            <w:pPr>
-              <w:bidi w:val="false"/>
-            </w:pPr>
-            <w:r>
-              <w:rPr>
-                <w:sz w:val="18"/>
-                <w:szCs w:val="18"/>
-              </w:rPr>
-              <w:t xml:space="preserve">Animal Friendships exam</w:t>
-            </w:r>
-          </w:p>
-        </w:tc>
-        <w:tc>
-          <w:tcPr>
-            <w:tcW w:type="dxa" w:w="3918"/>
-            <w:tcBorders>
-              <w:top w:val="single" w:color="BBBBBB" w:sz="4"/>
-              <w:left w:val="single" w:color="BBBBBB" w:sz="4"/>
-              <w:bottom w:val="single" w:color="BBBBBB" w:sz="4"/>
-              <w:right w:val="single" w:color="BBBBBB" w:sz="4"/>
-            </w:tcBorders>
-            <w:tcMar>
-              <w:top w:type="dxa" w:w="60"/>
-              <w:left w:type="dxa" w:w="90"/>
-              <w:bottom w:type="dxa" w:w="60"/>
-              <w:right w:type="dxa" w:w="90"/>
-            </w:tcMar>
-          </w:tcPr>
-          <w:p>
-            <w:pPr>
-              <w:bidi/>
-            </w:pPr>
-            <w:r>
-              <w:rPr>
-                <w:sz w:val="18"/>
-                <w:szCs w:val="18"/>
-                <w:rtl/>
-              </w:rPr>
-              <w:t xml:space="preserve">ידידות יוצאות דופן בין בעלי חיים</w:t>
-            </w:r>
-          </w:p>
-        </w:tc>
-      </w:tr>
-    </w:tbl>
-    <w:p>
-      <w:pPr>
-        <w:spacing w:after="80"/>
-      </w:pPr>
     </w:p>
     <w:p>
       <w:pPr>
@@ -45709,6 +43227,23 @@
       </w:r>
       <w:r>
         <w:t xml:space="preserve"> plan step 5 (make a full paragraph required) and step 9 (arrange a try-out with students).</w:t>
+      </w:r>
+    </w:p>
+    <w:p>
+      <w:pPr>
+        <w:pStyle w:val="Heading2"/>
+      </w:pPr>
+      <w:r>
+        <w:t xml:space="preserve">Version 2.3, revised the same day (2026-09-30)</w:t>
+      </w:r>
+    </w:p>
+    <w:p>
+      <w:pPr>
+        <w:bidi w:val="false"/>
+        <w:spacing w:after="100"/>
+      </w:pPr>
+      <w:r>
+        <w:t xml:space="preserve">Owner request: "if the content text is in Hebrew, just separate it cleanly or put it on a new line; don't just translate to English". The short English lesson names and the name table from the first 2.3 were removed. Lesson and exam names are back exactly as they appear in the app, each on its own line under the English sentence that introduces it; Hebrew examples are on their own lines too; the section names are in a small two-column table. No findings, scores or decisions changed. The first 2.3 wording is in git (commit 904eef5).</w:t>
       </w:r>
     </w:p>
     <w:sectPr>
